--- a/datalabtasks_deliverables/Task 7 Application Design Document/design_report.docx
+++ b/datalabtasks_deliverables/Task 7 Application Design Document/design_report.docx
@@ -1,6 +1,6 @@
 
 <file path=word/document.xml><?xml version="1.0" encoding="utf-8"?>
-<w:document xmlns:wpc="http://schemas.microsoft.com/office/word/2010/wordprocessingCanvas" xmlns:cx="http://schemas.microsoft.com/office/drawing/2014/chartex" xmlns:cx1="http://schemas.microsoft.com/office/drawing/2015/9/8/chartex" xmlns:cx2="http://schemas.microsoft.com/office/drawing/2015/10/21/chartex" xmlns:cx3="http://schemas.microsoft.com/office/drawing/2016/5/9/chartex" xmlns:cx4="http://schemas.microsoft.com/office/drawing/2016/5/10/chartex" xmlns:cx5="http://schemas.microsoft.com/office/drawing/2016/5/11/chartex" xmlns:cx6="http://schemas.microsoft.com/office/drawing/2016/5/12/chartex" xmlns:cx7="http://schemas.microsoft.com/office/drawing/2016/5/13/chartex" xmlns:cx8="http://schemas.microsoft.com/office/drawing/2016/5/14/chartex" xmlns:mc="http://schemas.openxmlformats.org/markup-compatibility/2006" xmlns:aink="http://schemas.microsoft.com/office/drawing/2016/ink" xmlns:am3d="http://schemas.microsoft.com/office/drawing/2017/model3d" xmlns:o="urn:schemas-microsoft-com:office:office" xmlns:r="http://schemas.openxmlformats.org/officeDocument/2006/relationships" xmlns:m="http://schemas.openxmlformats.org/officeDocument/2006/math" xmlns:v="urn:schemas-microsoft-com:vml" xmlns:wp14="http://schemas.microsoft.com/office/word/2010/wordprocessingDrawing" xmlns:wp="http://schemas.openxmlformats.org/drawingml/2006/wordprocessingDrawing" xmlns:w10="urn:schemas-microsoft-com:office:word" xmlns:w="http://schemas.openxmlformats.org/wordprocessingml/2006/main" xmlns:w14="http://schemas.microsoft.com/office/word/2010/wordml" xmlns:w15="http://schemas.microsoft.com/office/word/2012/wordml" xmlns:w16cex="http://schemas.microsoft.com/office/word/2018/wordml/cex" xmlns:w16cid="http://schemas.microsoft.com/office/word/2016/wordml/cid" xmlns:w16="http://schemas.microsoft.com/office/word/2018/wordml" xmlns:w16sdtdh="http://schemas.microsoft.com/office/word/2020/wordml/sdtdatahash" xmlns:w16se="http://schemas.microsoft.com/office/word/2015/wordml/symex" xmlns:wpg="http://schemas.microsoft.com/office/word/2010/wordprocessingGroup" xmlns:wpi="http://schemas.microsoft.com/office/word/2010/wordprocessingInk" xmlns:wne="http://schemas.microsoft.com/office/word/2006/wordml" xmlns:wps="http://schemas.microsoft.com/office/word/2010/wordprocessingShape" mc:Ignorable="w14 w15 w16se w16cid w16 w16cex w16sdtdh wp14">
+<w:document xmlns:wpc="http://schemas.microsoft.com/office/word/2010/wordprocessingCanvas" xmlns:cx="http://schemas.microsoft.com/office/drawing/2014/chartex" xmlns:cx1="http://schemas.microsoft.com/office/drawing/2015/9/8/chartex" xmlns:cx2="http://schemas.microsoft.com/office/drawing/2015/10/21/chartex" xmlns:cx3="http://schemas.microsoft.com/office/drawing/2016/5/9/chartex" xmlns:cx4="http://schemas.microsoft.com/office/drawing/2016/5/10/chartex" xmlns:cx5="http://schemas.microsoft.com/office/drawing/2016/5/11/chartex" xmlns:cx6="http://schemas.microsoft.com/office/drawing/2016/5/12/chartex" xmlns:cx7="http://schemas.microsoft.com/office/drawing/2016/5/13/chartex" xmlns:cx8="http://schemas.microsoft.com/office/drawing/2016/5/14/chartex" xmlns:mc="http://schemas.openxmlformats.org/markup-compatibility/2006" xmlns:aink="http://schemas.microsoft.com/office/drawing/2016/ink" xmlns:am3d="http://schemas.microsoft.com/office/drawing/2017/model3d" xmlns:o="urn:schemas-microsoft-com:office:office" xmlns:oel="http://schemas.microsoft.com/office/2019/extlst" xmlns:r="http://schemas.openxmlformats.org/officeDocument/2006/relationships" xmlns:m="http://schemas.openxmlformats.org/officeDocument/2006/math" xmlns:v="urn:schemas-microsoft-com:vml" xmlns:wp14="http://schemas.microsoft.com/office/word/2010/wordprocessingDrawing" xmlns:wp="http://schemas.openxmlformats.org/drawingml/2006/wordprocessingDrawing" xmlns:w10="urn:schemas-microsoft-com:office:word" xmlns:w="http://schemas.openxmlformats.org/wordprocessingml/2006/main" xmlns:w14="http://schemas.microsoft.com/office/word/2010/wordml" xmlns:w15="http://schemas.microsoft.com/office/word/2012/wordml" xmlns:w16cex="http://schemas.microsoft.com/office/word/2018/wordml/cex" xmlns:w16cid="http://schemas.microsoft.com/office/word/2016/wordml/cid" xmlns:w16="http://schemas.microsoft.com/office/word/2018/wordml" xmlns:w16du="http://schemas.microsoft.com/office/word/2023/wordml/word16du" xmlns:w16sdtdh="http://schemas.microsoft.com/office/word/2020/wordml/sdtdatahash" xmlns:w16sdtfl="http://schemas.microsoft.com/office/word/2024/wordml/sdtformatlock" xmlns:w16se="http://schemas.microsoft.com/office/word/2015/wordml/symex" xmlns:wpg="http://schemas.microsoft.com/office/word/2010/wordprocessingGroup" xmlns:wpi="http://schemas.microsoft.com/office/word/2010/wordprocessingInk" xmlns:wne="http://schemas.microsoft.com/office/word/2006/wordml" xmlns:wps="http://schemas.microsoft.com/office/word/2010/wordprocessingShape" mc:Ignorable="w14 w15 w16se w16cid w16 w16cex w16sdtdh w16sdtfl w16du wp14">
   <w:body>
     <w:p>
       <w:pPr>
@@ -37,7 +37,7 @@
     </w:p>
     <w:tbl>
       <w:tblPr>
-        <w:tblStyle w:val="a5"/>
+        <w:tblStyle w:val="a"/>
         <w:tblW w:w="9360" w:type="dxa"/>
         <w:tblInd w:w="0" w:type="dxa"/>
         <w:tblBorders>
@@ -151,31 +151,99 @@
             </w:tcMar>
           </w:tcPr>
           <w:p>
-            <w:r>
+            <w:pPr>
+              <w:rPr>
+                <w:lang w:val="nl-NL"/>
+              </w:rPr>
+            </w:pPr>
+            <w:r>
+              <w:rPr>
+                <w:lang w:val="nl-NL"/>
+              </w:rPr>
               <w:t xml:space="preserve">Dekker, Lucan den (251285), </w:t>
             </w:r>
             <w:proofErr w:type="spellStart"/>
             <w:r>
+              <w:rPr>
+                <w:lang w:val="nl-NL"/>
+              </w:rPr>
               <w:t>Gádor</w:t>
             </w:r>
             <w:proofErr w:type="spellEnd"/>
             <w:r>
-              <w:t xml:space="preserve">, Gergely (250713), Kambarov, Timur (250596), </w:t>
+              <w:rPr>
+                <w:lang w:val="nl-NL"/>
+              </w:rPr>
+              <w:t xml:space="preserve">, </w:t>
             </w:r>
             <w:proofErr w:type="spellStart"/>
             <w:r>
+              <w:rPr>
+                <w:lang w:val="nl-NL"/>
+              </w:rPr>
+              <w:t>Gergely</w:t>
+            </w:r>
+            <w:proofErr w:type="spellEnd"/>
+            <w:r>
+              <w:rPr>
+                <w:lang w:val="nl-NL"/>
+              </w:rPr>
+              <w:t xml:space="preserve"> (250713), </w:t>
+            </w:r>
+            <w:proofErr w:type="spellStart"/>
+            <w:r>
+              <w:rPr>
+                <w:lang w:val="nl-NL"/>
+              </w:rPr>
+              <w:t>Kambarov</w:t>
+            </w:r>
+            <w:proofErr w:type="spellEnd"/>
+            <w:r>
+              <w:rPr>
+                <w:lang w:val="nl-NL"/>
+              </w:rPr>
+              <w:t xml:space="preserve">, </w:t>
+            </w:r>
+            <w:proofErr w:type="spellStart"/>
+            <w:r>
+              <w:rPr>
+                <w:lang w:val="nl-NL"/>
+              </w:rPr>
+              <w:t>Timur</w:t>
+            </w:r>
+            <w:proofErr w:type="spellEnd"/>
+            <w:r>
+              <w:rPr>
+                <w:lang w:val="nl-NL"/>
+              </w:rPr>
+              <w:t xml:space="preserve"> (250596), </w:t>
+            </w:r>
+            <w:proofErr w:type="spellStart"/>
+            <w:r>
+              <w:rPr>
+                <w:lang w:val="nl-NL"/>
+              </w:rPr>
               <w:t>Qusaily</w:t>
             </w:r>
             <w:proofErr w:type="spellEnd"/>
             <w:r>
+              <w:rPr>
+                <w:lang w:val="nl-NL"/>
+              </w:rPr>
               <w:t xml:space="preserve">, </w:t>
             </w:r>
             <w:proofErr w:type="spellStart"/>
             <w:r>
+              <w:rPr>
+                <w:lang w:val="nl-NL"/>
+              </w:rPr>
               <w:t>Qusai</w:t>
             </w:r>
             <w:proofErr w:type="spellEnd"/>
             <w:r>
+              <w:rPr>
+                <w:lang w:val="nl-NL"/>
+              </w:rPr>
               <w:t xml:space="preserve"> Al (236866)</w:t>
             </w:r>
           </w:p>
@@ -300,7 +368,10 @@
           </w:tcPr>
           <w:p>
             <w:r>
-              <w:t>1.0</w:t>
+              <w:t>3</w:t>
+            </w:r>
+            <w:r>
+              <w:t>.0</w:t>
             </w:r>
           </w:p>
         </w:tc>
@@ -364,7 +435,7 @@
     </w:p>
     <w:p>
       <w:pPr>
-        <w:pStyle w:val="1"/>
+        <w:pStyle w:val="Heading1"/>
       </w:pPr>
       <w:bookmarkStart w:id="0" w:name="_avzvmvpq4gj5" w:colFirst="0" w:colLast="0"/>
       <w:bookmarkEnd w:id="0"/>
@@ -384,32 +455,12 @@
           <w:iCs/>
           <w:color w:val="595959"/>
         </w:rPr>
-        <w:t>Record each meaningful change to this document. Update the version number (</w:t>
-      </w:r>
-      <w:proofErr w:type="gramStart"/>
-      <w:r>
-        <w:rPr>
-          <w:rFonts w:ascii="Arial Unicode MS" w:eastAsia="Arial Unicode MS" w:hAnsi="Arial Unicode MS" w:cs="Arial Unicode MS"/>
-          <w:i/>
-          <w:iCs/>
-          <w:color w:val="595959"/>
-        </w:rPr>
-        <w:t>e.g.</w:t>
-      </w:r>
-      <w:proofErr w:type="gramEnd"/>
-      <w:r>
-        <w:rPr>
-          <w:rFonts w:ascii="Arial Unicode MS" w:eastAsia="Arial Unicode MS" w:hAnsi="Arial Unicode MS" w:cs="Arial Unicode MS"/>
-          <w:i/>
-          <w:iCs/>
-          <w:color w:val="595959"/>
-        </w:rPr>
-        <w:t xml:space="preserve"> 0.1 → 0.2 → 1.0) whenever you share a new copy with your team or coach.</w:t>
+        <w:t>Record each meaningful change to this document. Update the version number (e.g. 0.1 → 0.2 → 1.0) whenever you share a new copy with your team or coach.</w:t>
       </w:r>
     </w:p>
     <w:tbl>
       <w:tblPr>
-        <w:tblStyle w:val="a6"/>
+        <w:tblStyle w:val="a0"/>
         <w:tblW w:w="9360" w:type="dxa"/>
         <w:tblInd w:w="0" w:type="dxa"/>
         <w:tblBorders>
@@ -604,31 +655,99 @@
             </w:tcMar>
           </w:tcPr>
           <w:p>
-            <w:r>
+            <w:pPr>
+              <w:rPr>
+                <w:lang w:val="nl-NL"/>
+              </w:rPr>
+            </w:pPr>
+            <w:r>
+              <w:rPr>
+                <w:lang w:val="nl-NL"/>
+              </w:rPr>
               <w:t xml:space="preserve">Dekker, Lucan den (251285), </w:t>
             </w:r>
             <w:proofErr w:type="spellStart"/>
             <w:r>
+              <w:rPr>
+                <w:lang w:val="nl-NL"/>
+              </w:rPr>
               <w:t>Gádor</w:t>
             </w:r>
             <w:proofErr w:type="spellEnd"/>
             <w:r>
-              <w:t xml:space="preserve">, Gergely (250713), Kambarov, Timur (250596), </w:t>
+              <w:rPr>
+                <w:lang w:val="nl-NL"/>
+              </w:rPr>
+              <w:t xml:space="preserve">, </w:t>
             </w:r>
             <w:proofErr w:type="spellStart"/>
             <w:r>
+              <w:rPr>
+                <w:lang w:val="nl-NL"/>
+              </w:rPr>
+              <w:t>Gergely</w:t>
+            </w:r>
+            <w:proofErr w:type="spellEnd"/>
+            <w:r>
+              <w:rPr>
+                <w:lang w:val="nl-NL"/>
+              </w:rPr>
+              <w:t xml:space="preserve"> (250713), </w:t>
+            </w:r>
+            <w:proofErr w:type="spellStart"/>
+            <w:r>
+              <w:rPr>
+                <w:lang w:val="nl-NL"/>
+              </w:rPr>
+              <w:t>Kambarov</w:t>
+            </w:r>
+            <w:proofErr w:type="spellEnd"/>
+            <w:r>
+              <w:rPr>
+                <w:lang w:val="nl-NL"/>
+              </w:rPr>
+              <w:t xml:space="preserve">, </w:t>
+            </w:r>
+            <w:proofErr w:type="spellStart"/>
+            <w:r>
+              <w:rPr>
+                <w:lang w:val="nl-NL"/>
+              </w:rPr>
+              <w:t>Timur</w:t>
+            </w:r>
+            <w:proofErr w:type="spellEnd"/>
+            <w:r>
+              <w:rPr>
+                <w:lang w:val="nl-NL"/>
+              </w:rPr>
+              <w:t xml:space="preserve"> (250596), </w:t>
+            </w:r>
+            <w:proofErr w:type="spellStart"/>
+            <w:r>
+              <w:rPr>
+                <w:lang w:val="nl-NL"/>
+              </w:rPr>
               <w:t>Qusaily</w:t>
             </w:r>
             <w:proofErr w:type="spellEnd"/>
             <w:r>
+              <w:rPr>
+                <w:lang w:val="nl-NL"/>
+              </w:rPr>
               <w:t xml:space="preserve">, </w:t>
             </w:r>
             <w:proofErr w:type="spellStart"/>
             <w:r>
+              <w:rPr>
+                <w:lang w:val="nl-NL"/>
+              </w:rPr>
               <w:t>Qusai</w:t>
             </w:r>
             <w:proofErr w:type="spellEnd"/>
             <w:r>
+              <w:rPr>
+                <w:lang w:val="nl-NL"/>
+              </w:rPr>
               <w:t xml:space="preserve"> Al (236866)</w:t>
             </w:r>
           </w:p>
@@ -649,7 +768,19 @@
               <w:right w:w="120" w:type="dxa"/>
             </w:tcMar>
           </w:tcPr>
-          <w:p/>
+          <w:p>
+            <w:pPr>
+              <w:rPr>
+                <w:lang w:val="en-GB"/>
+              </w:rPr>
+            </w:pPr>
+            <w:r>
+              <w:rPr>
+                <w:lang w:val="en-GB"/>
+              </w:rPr>
+              <w:t>Initial version of the application design document. Sections 1 (Introduction), 2 (System Architecture), 3 (Application Components), and 4 (Data Flow) completed in full. Section 5 (Data Storage and Database Design) left pending, awaiting completion by the responsible team member. Section 6 (Design Decisions and Trade-offs) left pending, as the dashboard wireframes had not yet been finalised.</w:t>
+            </w:r>
+          </w:p>
         </w:tc>
       </w:tr>
       <w:tr>
@@ -669,7 +800,19 @@
               <w:right w:w="120" w:type="dxa"/>
             </w:tcMar>
           </w:tcPr>
-          <w:p/>
+          <w:p>
+            <w:pPr>
+              <w:rPr>
+                <w:lang w:val="nl-NL"/>
+              </w:rPr>
+            </w:pPr>
+            <w:r>
+              <w:rPr>
+                <w:lang w:val="nl-NL"/>
+              </w:rPr>
+              <w:t>2.0</w:t>
+            </w:r>
+          </w:p>
         </w:tc>
         <w:tc>
           <w:tcPr>
@@ -687,7 +830,19 @@
               <w:right w:w="120" w:type="dxa"/>
             </w:tcMar>
           </w:tcPr>
-          <w:p/>
+          <w:p>
+            <w:pPr>
+              <w:rPr>
+                <w:lang w:val="nl-NL"/>
+              </w:rPr>
+            </w:pPr>
+            <w:r>
+              <w:rPr>
+                <w:lang w:val="nl-NL"/>
+              </w:rPr>
+              <w:t>19/05/2026</w:t>
+            </w:r>
+          </w:p>
         </w:tc>
         <w:tc>
           <w:tcPr>
@@ -705,7 +860,103 @@
               <w:right w:w="120" w:type="dxa"/>
             </w:tcMar>
           </w:tcPr>
-          <w:p/>
+          <w:p>
+            <w:pPr>
+              <w:rPr>
+                <w:lang w:val="nl-NL"/>
+              </w:rPr>
+            </w:pPr>
+            <w:r>
+              <w:rPr>
+                <w:lang w:val="nl-NL"/>
+              </w:rPr>
+              <w:t xml:space="preserve">Dekker, Lucan den (251285), </w:t>
+            </w:r>
+            <w:proofErr w:type="spellStart"/>
+            <w:r>
+              <w:rPr>
+                <w:lang w:val="nl-NL"/>
+              </w:rPr>
+              <w:t>Gádor</w:t>
+            </w:r>
+            <w:proofErr w:type="spellEnd"/>
+            <w:r>
+              <w:rPr>
+                <w:lang w:val="nl-NL"/>
+              </w:rPr>
+              <w:t xml:space="preserve">, </w:t>
+            </w:r>
+            <w:proofErr w:type="spellStart"/>
+            <w:r>
+              <w:rPr>
+                <w:lang w:val="nl-NL"/>
+              </w:rPr>
+              <w:t>Gergely</w:t>
+            </w:r>
+            <w:proofErr w:type="spellEnd"/>
+            <w:r>
+              <w:rPr>
+                <w:lang w:val="nl-NL"/>
+              </w:rPr>
+              <w:t xml:space="preserve"> (250713), </w:t>
+            </w:r>
+            <w:proofErr w:type="spellStart"/>
+            <w:r>
+              <w:rPr>
+                <w:lang w:val="nl-NL"/>
+              </w:rPr>
+              <w:t>Kambarov</w:t>
+            </w:r>
+            <w:proofErr w:type="spellEnd"/>
+            <w:r>
+              <w:rPr>
+                <w:lang w:val="nl-NL"/>
+              </w:rPr>
+              <w:t xml:space="preserve">, </w:t>
+            </w:r>
+            <w:proofErr w:type="spellStart"/>
+            <w:r>
+              <w:rPr>
+                <w:lang w:val="nl-NL"/>
+              </w:rPr>
+              <w:t>Timur</w:t>
+            </w:r>
+            <w:proofErr w:type="spellEnd"/>
+            <w:r>
+              <w:rPr>
+                <w:lang w:val="nl-NL"/>
+              </w:rPr>
+              <w:t xml:space="preserve"> (250596), </w:t>
+            </w:r>
+            <w:proofErr w:type="spellStart"/>
+            <w:r>
+              <w:rPr>
+                <w:lang w:val="nl-NL"/>
+              </w:rPr>
+              <w:t>Qusaily</w:t>
+            </w:r>
+            <w:proofErr w:type="spellEnd"/>
+            <w:r>
+              <w:rPr>
+                <w:lang w:val="nl-NL"/>
+              </w:rPr>
+              <w:t xml:space="preserve">, </w:t>
+            </w:r>
+            <w:proofErr w:type="spellStart"/>
+            <w:r>
+              <w:rPr>
+                <w:lang w:val="nl-NL"/>
+              </w:rPr>
+              <w:t>Qusai</w:t>
+            </w:r>
+            <w:proofErr w:type="spellEnd"/>
+            <w:r>
+              <w:rPr>
+                <w:lang w:val="nl-NL"/>
+              </w:rPr>
+              <w:t xml:space="preserve"> Al (236866)</w:t>
+            </w:r>
+          </w:p>
         </w:tc>
         <w:tc>
           <w:tcPr>
@@ -723,7 +974,33 @@
               <w:right w:w="120" w:type="dxa"/>
             </w:tcMar>
           </w:tcPr>
-          <w:p/>
+          <w:p>
+            <w:pPr>
+              <w:rPr>
+                <w:lang w:val="en-GB"/>
+              </w:rPr>
+            </w:pPr>
+            <w:r>
+              <w:rPr>
+                <w:lang w:val="en-GB"/>
+              </w:rPr>
+              <w:t xml:space="preserve">Completed Section 5 (storage approach, ERD diagram, entity tables, relationships, data lifecycle) and Section 6 (key design decisions table, all quality attribute paragraphs). Corrected several inaccuracies throughout the document: task framing updated from regression to classification, evaluation metrics corrected from RMSE/MAPE to Accuracy/F1, model references updated, and train/test split corrected from 70/15/15 to 80/20. Updated preprocess.py with schema validation and </w:t>
+            </w:r>
+            <w:proofErr w:type="spellStart"/>
+            <w:r>
+              <w:rPr>
+                <w:lang w:val="en-GB"/>
+              </w:rPr>
+              <w:t>Pydantic</w:t>
+            </w:r>
+            <w:proofErr w:type="spellEnd"/>
+            <w:r>
+              <w:rPr>
+                <w:lang w:val="en-GB"/>
+              </w:rPr>
+              <w:t xml:space="preserve"> checks.</w:t>
+            </w:r>
+          </w:p>
         </w:tc>
       </w:tr>
       <w:tr>
@@ -743,7 +1020,19 @@
               <w:right w:w="120" w:type="dxa"/>
             </w:tcMar>
           </w:tcPr>
-          <w:p/>
+          <w:p>
+            <w:pPr>
+              <w:rPr>
+                <w:lang w:val="en-GB"/>
+              </w:rPr>
+            </w:pPr>
+            <w:r>
+              <w:rPr>
+                <w:lang w:val="en-GB"/>
+              </w:rPr>
+              <w:t>3.0</w:t>
+            </w:r>
+          </w:p>
         </w:tc>
         <w:tc>
           <w:tcPr>
@@ -761,7 +1050,19 @@
               <w:right w:w="120" w:type="dxa"/>
             </w:tcMar>
           </w:tcPr>
-          <w:p/>
+          <w:p>
+            <w:pPr>
+              <w:rPr>
+                <w:lang w:val="en-GB"/>
+              </w:rPr>
+            </w:pPr>
+            <w:r>
+              <w:rPr>
+                <w:lang w:val="en-GB"/>
+              </w:rPr>
+              <w:t>22/05/2026</w:t>
+            </w:r>
+          </w:p>
         </w:tc>
         <w:tc>
           <w:tcPr>
@@ -779,7 +1080,103 @@
               <w:right w:w="120" w:type="dxa"/>
             </w:tcMar>
           </w:tcPr>
-          <w:p/>
+          <w:p>
+            <w:pPr>
+              <w:rPr>
+                <w:lang w:val="nl-NL"/>
+              </w:rPr>
+            </w:pPr>
+            <w:r>
+              <w:rPr>
+                <w:lang w:val="nl-NL"/>
+              </w:rPr>
+              <w:t xml:space="preserve">Dekker, Lucan den (251285), </w:t>
+            </w:r>
+            <w:proofErr w:type="spellStart"/>
+            <w:r>
+              <w:rPr>
+                <w:lang w:val="nl-NL"/>
+              </w:rPr>
+              <w:t>Gádor</w:t>
+            </w:r>
+            <w:proofErr w:type="spellEnd"/>
+            <w:r>
+              <w:rPr>
+                <w:lang w:val="nl-NL"/>
+              </w:rPr>
+              <w:t xml:space="preserve">, </w:t>
+            </w:r>
+            <w:proofErr w:type="spellStart"/>
+            <w:r>
+              <w:rPr>
+                <w:lang w:val="nl-NL"/>
+              </w:rPr>
+              <w:t>Gergely</w:t>
+            </w:r>
+            <w:proofErr w:type="spellEnd"/>
+            <w:r>
+              <w:rPr>
+                <w:lang w:val="nl-NL"/>
+              </w:rPr>
+              <w:t xml:space="preserve"> (250713), </w:t>
+            </w:r>
+            <w:proofErr w:type="spellStart"/>
+            <w:r>
+              <w:rPr>
+                <w:lang w:val="nl-NL"/>
+              </w:rPr>
+              <w:t>Kambarov</w:t>
+            </w:r>
+            <w:proofErr w:type="spellEnd"/>
+            <w:r>
+              <w:rPr>
+                <w:lang w:val="nl-NL"/>
+              </w:rPr>
+              <w:t xml:space="preserve">, </w:t>
+            </w:r>
+            <w:proofErr w:type="spellStart"/>
+            <w:r>
+              <w:rPr>
+                <w:lang w:val="nl-NL"/>
+              </w:rPr>
+              <w:t>Timur</w:t>
+            </w:r>
+            <w:proofErr w:type="spellEnd"/>
+            <w:r>
+              <w:rPr>
+                <w:lang w:val="nl-NL"/>
+              </w:rPr>
+              <w:t xml:space="preserve"> (250596), </w:t>
+            </w:r>
+            <w:proofErr w:type="spellStart"/>
+            <w:r>
+              <w:rPr>
+                <w:lang w:val="nl-NL"/>
+              </w:rPr>
+              <w:t>Qusaily</w:t>
+            </w:r>
+            <w:proofErr w:type="spellEnd"/>
+            <w:r>
+              <w:rPr>
+                <w:lang w:val="nl-NL"/>
+              </w:rPr>
+              <w:t xml:space="preserve">, </w:t>
+            </w:r>
+            <w:proofErr w:type="spellStart"/>
+            <w:r>
+              <w:rPr>
+                <w:lang w:val="nl-NL"/>
+              </w:rPr>
+              <w:t>Qusai</w:t>
+            </w:r>
+            <w:proofErr w:type="spellEnd"/>
+            <w:r>
+              <w:rPr>
+                <w:lang w:val="nl-NL"/>
+              </w:rPr>
+              <w:t xml:space="preserve"> Al (236866)</w:t>
+            </w:r>
+          </w:p>
         </w:tc>
         <w:tc>
           <w:tcPr>
@@ -797,18 +1194,150 @@
               <w:right w:w="120" w:type="dxa"/>
             </w:tcMar>
           </w:tcPr>
-          <w:p/>
+          <w:p>
+            <w:pPr>
+              <w:rPr>
+                <w:lang w:val="nl-NL"/>
+              </w:rPr>
+            </w:pPr>
+            <w:r>
+              <w:rPr>
+                <w:lang w:val="en-GB"/>
+              </w:rPr>
+              <w:t xml:space="preserve">Completed Section 6 (Design Decisions and Trade-offs). Added key design decisions table covering model architecture, dashboard framework, database technology, and prediction target. Completed all quality attribute paragraphs (usability, reliability, maintainability, scalability, privacy and security). </w:t>
+            </w:r>
+            <w:proofErr w:type="spellStart"/>
+            <w:r>
+              <w:rPr>
+                <w:lang w:val="nl-NL"/>
+              </w:rPr>
+              <w:t>Updated</w:t>
+            </w:r>
+            <w:proofErr w:type="spellEnd"/>
+            <w:r>
+              <w:rPr>
+                <w:lang w:val="nl-NL"/>
+              </w:rPr>
+              <w:t xml:space="preserve"> </w:t>
+            </w:r>
+            <w:proofErr w:type="spellStart"/>
+            <w:r>
+              <w:rPr>
+                <w:lang w:val="nl-NL"/>
+              </w:rPr>
+              <w:t>Section</w:t>
+            </w:r>
+            <w:proofErr w:type="spellEnd"/>
+            <w:r>
+              <w:rPr>
+                <w:lang w:val="nl-NL"/>
+              </w:rPr>
+              <w:t xml:space="preserve"> 7 </w:t>
+            </w:r>
+            <w:proofErr w:type="spellStart"/>
+            <w:r>
+              <w:rPr>
+                <w:lang w:val="nl-NL"/>
+              </w:rPr>
+              <w:t>to</w:t>
+            </w:r>
+            <w:proofErr w:type="spellEnd"/>
+            <w:r>
+              <w:rPr>
+                <w:lang w:val="nl-NL"/>
+              </w:rPr>
+              <w:t xml:space="preserve"> </w:t>
+            </w:r>
+            <w:proofErr w:type="spellStart"/>
+            <w:r>
+              <w:rPr>
+                <w:lang w:val="nl-NL"/>
+              </w:rPr>
+              <w:t>reflect</w:t>
+            </w:r>
+            <w:proofErr w:type="spellEnd"/>
+            <w:r>
+              <w:rPr>
+                <w:lang w:val="nl-NL"/>
+              </w:rPr>
+              <w:t xml:space="preserve"> </w:t>
+            </w:r>
+            <w:proofErr w:type="spellStart"/>
+            <w:r>
+              <w:rPr>
+                <w:lang w:val="nl-NL"/>
+              </w:rPr>
+              <w:t>that</w:t>
+            </w:r>
+            <w:proofErr w:type="spellEnd"/>
+            <w:r>
+              <w:rPr>
+                <w:lang w:val="nl-NL"/>
+              </w:rPr>
+              <w:t xml:space="preserve"> </w:t>
+            </w:r>
+            <w:proofErr w:type="spellStart"/>
+            <w:r>
+              <w:rPr>
+                <w:lang w:val="nl-NL"/>
+              </w:rPr>
+              <w:t>Section</w:t>
+            </w:r>
+            <w:proofErr w:type="spellEnd"/>
+            <w:r>
+              <w:rPr>
+                <w:lang w:val="nl-NL"/>
+              </w:rPr>
+              <w:t xml:space="preserve"> 6 is </w:t>
+            </w:r>
+            <w:proofErr w:type="spellStart"/>
+            <w:r>
+              <w:rPr>
+                <w:lang w:val="nl-NL"/>
+              </w:rPr>
+              <w:t>now</w:t>
+            </w:r>
+            <w:proofErr w:type="spellEnd"/>
+            <w:r>
+              <w:rPr>
+                <w:lang w:val="nl-NL"/>
+              </w:rPr>
+              <w:t xml:space="preserve"> </w:t>
+            </w:r>
+            <w:proofErr w:type="spellStart"/>
+            <w:r>
+              <w:rPr>
+                <w:lang w:val="nl-NL"/>
+              </w:rPr>
+              <w:t>resolved</w:t>
+            </w:r>
+            <w:proofErr w:type="spellEnd"/>
+            <w:r>
+              <w:rPr>
+                <w:lang w:val="nl-NL"/>
+              </w:rPr>
+              <w:t>.</w:t>
+            </w:r>
+          </w:p>
         </w:tc>
       </w:tr>
     </w:tbl>
     <w:p>
-      <w:r>
+      <w:pPr>
+        <w:rPr>
+          <w:lang w:val="nl-NL"/>
+        </w:rPr>
+      </w:pPr>
+      <w:r>
+        <w:rPr>
+          <w:lang w:val="nl-NL"/>
+        </w:rPr>
         <w:br w:type="page"/>
       </w:r>
     </w:p>
     <w:p>
       <w:pPr>
-        <w:pStyle w:val="1"/>
+        <w:pStyle w:val="Heading1"/>
       </w:pPr>
       <w:bookmarkStart w:id="1" w:name="_89oifyjp0ws9" w:colFirst="0" w:colLast="0"/>
       <w:bookmarkEnd w:id="1"/>
@@ -825,7 +1354,6 @@
           <w:docPartUnique/>
         </w:docPartObj>
       </w:sdtPr>
-      <w:sdtEndPr/>
       <w:sdtContent>
         <w:p>
           <w:pPr>
@@ -2354,89 +2882,89 @@
     <w:p/>
     <w:p>
       <w:pPr>
-        <w:pStyle w:val="1"/>
+        <w:pStyle w:val="Heading1"/>
       </w:pPr>
       <w:bookmarkStart w:id="2" w:name="_e7fxj6984js2" w:colFirst="0" w:colLast="0"/>
       <w:bookmarkEnd w:id="2"/>
     </w:p>
     <w:p>
       <w:pPr>
-        <w:pStyle w:val="1"/>
-      </w:pPr>
-    </w:p>
-    <w:p>
-      <w:pPr>
-        <w:pStyle w:val="1"/>
-      </w:pPr>
-    </w:p>
-    <w:p>
-      <w:pPr>
-        <w:pStyle w:val="1"/>
-      </w:pPr>
-    </w:p>
-    <w:p>
-      <w:pPr>
-        <w:pStyle w:val="1"/>
-      </w:pPr>
-    </w:p>
-    <w:p>
-      <w:pPr>
-        <w:pStyle w:val="1"/>
-      </w:pPr>
-    </w:p>
-    <w:p>
-      <w:pPr>
-        <w:pStyle w:val="1"/>
-      </w:pPr>
-    </w:p>
-    <w:p>
-      <w:pPr>
-        <w:pStyle w:val="1"/>
-      </w:pPr>
-    </w:p>
-    <w:p>
-      <w:pPr>
-        <w:pStyle w:val="1"/>
-      </w:pPr>
-    </w:p>
-    <w:p>
-      <w:pPr>
-        <w:pStyle w:val="1"/>
-      </w:pPr>
-    </w:p>
-    <w:p>
-      <w:pPr>
-        <w:pStyle w:val="1"/>
-      </w:pPr>
-    </w:p>
-    <w:p>
-      <w:pPr>
-        <w:pStyle w:val="1"/>
-      </w:pPr>
-    </w:p>
-    <w:p>
-      <w:pPr>
-        <w:pStyle w:val="1"/>
-      </w:pPr>
-    </w:p>
-    <w:p>
-      <w:pPr>
-        <w:pStyle w:val="1"/>
-      </w:pPr>
-    </w:p>
-    <w:p>
-      <w:pPr>
-        <w:pStyle w:val="1"/>
-      </w:pPr>
-    </w:p>
-    <w:p>
-      <w:pPr>
-        <w:pStyle w:val="1"/>
-      </w:pPr>
-    </w:p>
-    <w:p>
-      <w:pPr>
-        <w:pStyle w:val="1"/>
+        <w:pStyle w:val="Heading1"/>
+      </w:pPr>
+    </w:p>
+    <w:p>
+      <w:pPr>
+        <w:pStyle w:val="Heading1"/>
+      </w:pPr>
+    </w:p>
+    <w:p>
+      <w:pPr>
+        <w:pStyle w:val="Heading1"/>
+      </w:pPr>
+    </w:p>
+    <w:p>
+      <w:pPr>
+        <w:pStyle w:val="Heading1"/>
+      </w:pPr>
+    </w:p>
+    <w:p>
+      <w:pPr>
+        <w:pStyle w:val="Heading1"/>
+      </w:pPr>
+    </w:p>
+    <w:p>
+      <w:pPr>
+        <w:pStyle w:val="Heading1"/>
+      </w:pPr>
+    </w:p>
+    <w:p>
+      <w:pPr>
+        <w:pStyle w:val="Heading1"/>
+      </w:pPr>
+    </w:p>
+    <w:p>
+      <w:pPr>
+        <w:pStyle w:val="Heading1"/>
+      </w:pPr>
+    </w:p>
+    <w:p>
+      <w:pPr>
+        <w:pStyle w:val="Heading1"/>
+      </w:pPr>
+    </w:p>
+    <w:p>
+      <w:pPr>
+        <w:pStyle w:val="Heading1"/>
+      </w:pPr>
+    </w:p>
+    <w:p>
+      <w:pPr>
+        <w:pStyle w:val="Heading1"/>
+      </w:pPr>
+    </w:p>
+    <w:p>
+      <w:pPr>
+        <w:pStyle w:val="Heading1"/>
+      </w:pPr>
+    </w:p>
+    <w:p>
+      <w:pPr>
+        <w:pStyle w:val="Heading1"/>
+      </w:pPr>
+    </w:p>
+    <w:p>
+      <w:pPr>
+        <w:pStyle w:val="Heading1"/>
+      </w:pPr>
+    </w:p>
+    <w:p>
+      <w:pPr>
+        <w:pStyle w:val="Heading1"/>
+      </w:pPr>
+    </w:p>
+    <w:p>
+      <w:pPr>
+        <w:pStyle w:val="Heading1"/>
       </w:pPr>
       <w:r>
         <w:lastRenderedPageBreak/>
@@ -2445,7 +2973,7 @@
     </w:p>
     <w:p>
       <w:pPr>
-        <w:pStyle w:val="2"/>
+        <w:pStyle w:val="Heading2"/>
       </w:pPr>
       <w:bookmarkStart w:id="3" w:name="_flezihoahde4" w:colFirst="0" w:colLast="0"/>
       <w:bookmarkEnd w:id="3"/>
@@ -2458,23 +2986,12 @@
         <w:spacing w:after="160"/>
       </w:pPr>
       <w:r>
-        <w:t xml:space="preserve">This document describes the design of the </w:t>
-      </w:r>
-      <w:proofErr w:type="gramStart"/>
-      <w:r>
-        <w:t>Day to Day</w:t>
-      </w:r>
-      <w:proofErr w:type="gramEnd"/>
-      <w:r>
-        <w:t xml:space="preserve"> Stock Price Predictor application, including its system architecture, application components, data flow, and data storage solution. It is intended for the </w:t>
-      </w:r>
-      <w:r>
-        <w:t>development team, the project mentor, and the assessor to provide insight into the technical decisions made during the design and implementation of the application.</w:t>
-      </w:r>
-    </w:p>
-    <w:p>
-      <w:pPr>
-        <w:pStyle w:val="2"/>
+        <w:t>This document describes the design of the Day to Day Stock Price Predictor application, including its system architecture, application components, data flow, and data storage solution. It is intended for the development team, the project mentor, and the assessor to provide insight into the technical decisions made during the design and implementation of the application.</w:t>
+      </w:r>
+    </w:p>
+    <w:p>
+      <w:pPr>
+        <w:pStyle w:val="Heading2"/>
       </w:pPr>
       <w:bookmarkStart w:id="4" w:name="_2drzl3ap47ye" w:colFirst="0" w:colLast="0"/>
       <w:bookmarkEnd w:id="4"/>
@@ -2487,40 +3004,11 @@
         <w:spacing w:after="160"/>
       </w:pPr>
       <w:r>
-        <w:t xml:space="preserve">The </w:t>
-      </w:r>
-      <w:proofErr w:type="gramStart"/>
-      <w:r>
-        <w:t>Day to Day</w:t>
-      </w:r>
-      <w:proofErr w:type="gramEnd"/>
-      <w:r>
-        <w:t xml:space="preserve"> Stock Price Predictor addresses the challenge of short-t</w:t>
-      </w:r>
-      <w:r>
-        <w:t>erm stock price movement forecasting for Microsoft Corporation (MSFT). Non-professional retail investors often lack access to data-driven tools that can support their trading decisions</w:t>
-      </w:r>
-      <w:r>
-        <w:t>. Additionally, the tool can be used for stock market analysis by stock market researchers</w:t>
-      </w:r>
-      <w:r>
-        <w:t xml:space="preserve">. </w:t>
-      </w:r>
-      <w:r>
-        <w:t>Hence, t</w:t>
-      </w:r>
-      <w:r>
-        <w:t>his application aims to fill that gap by combining historical MSFT pr</w:t>
-      </w:r>
-      <w:r>
-        <w:t xml:space="preserve">ice data with exogenous market signals, including gold prices, crude oil prices, and the VIX volatility index, to predict whether the next-day closing price will move up or down. The project was commissioned as part of the Block D capstone of the ADS&amp;AI </w:t>
+        <w:t xml:space="preserve">The Day to Day Stock Price Predictor addresses the challenge of short-term stock price movement forecasting for Microsoft Corporation (MSFT). Non-professional retail investors often lack access to data-driven tools that can support their trading decisions. This application aims to fill that gap by combining historical MSFT price data with exogenous market signals, including gold prices, crude oil prices, and the VIX volatility index, to predict whether the next-day closing price will move up or down. The project was commissioned as part of the Block D capstone of the ADS&amp;AI </w:t>
       </w:r>
       <w:proofErr w:type="spellStart"/>
       <w:r>
-        <w:t>pr</w:t>
-      </w:r>
-      <w:r>
-        <w:t>ogramme</w:t>
+        <w:t>programme</w:t>
       </w:r>
       <w:proofErr w:type="spellEnd"/>
       <w:r>
@@ -2529,7 +3017,7 @@
     </w:p>
     <w:p>
       <w:pPr>
-        <w:pStyle w:val="2"/>
+        <w:pStyle w:val="Heading2"/>
       </w:pPr>
       <w:bookmarkStart w:id="5" w:name="_r647iw9ui26g" w:colFirst="0" w:colLast="0"/>
       <w:bookmarkEnd w:id="5"/>
@@ -2650,14 +3138,7 @@
           <w:i/>
           <w:iCs/>
         </w:rPr>
-        <w:t>Out o</w:t>
-      </w:r>
-      <w:r>
-        <w:rPr>
-          <w:i/>
-          <w:iCs/>
-        </w:rPr>
-        <w:t>f scope:</w:t>
+        <w:t>Out of scope:</w:t>
       </w:r>
     </w:p>
     <w:p/>
@@ -2746,42 +3227,43 @@
     <w:p/>
     <w:p>
       <w:pPr>
-        <w:pStyle w:val="1"/>
+        <w:pStyle w:val="Heading1"/>
       </w:pPr>
       <w:bookmarkStart w:id="6" w:name="_yk3j62m9z4ms" w:colFirst="0" w:colLast="0"/>
       <w:bookmarkEnd w:id="6"/>
     </w:p>
     <w:p>
       <w:pPr>
-        <w:pStyle w:val="1"/>
-      </w:pPr>
-    </w:p>
-    <w:p>
-      <w:pPr>
-        <w:pStyle w:val="1"/>
-      </w:pPr>
-    </w:p>
-    <w:p>
-      <w:pPr>
-        <w:pStyle w:val="1"/>
-      </w:pPr>
-    </w:p>
-    <w:p>
-      <w:pPr>
-        <w:pStyle w:val="1"/>
-      </w:pPr>
-    </w:p>
-    <w:p>
-      <w:pPr>
-        <w:pStyle w:val="1"/>
-      </w:pPr>
-      <w:r>
+        <w:pStyle w:val="Heading1"/>
+      </w:pPr>
+    </w:p>
+    <w:p>
+      <w:pPr>
+        <w:pStyle w:val="Heading1"/>
+      </w:pPr>
+    </w:p>
+    <w:p>
+      <w:pPr>
+        <w:pStyle w:val="Heading1"/>
+      </w:pPr>
+    </w:p>
+    <w:p>
+      <w:pPr>
+        <w:pStyle w:val="Heading1"/>
+      </w:pPr>
+    </w:p>
+    <w:p>
+      <w:pPr>
+        <w:pStyle w:val="Heading1"/>
+      </w:pPr>
+      <w:r>
+        <w:lastRenderedPageBreak/>
         <w:t>2. System Architecture</w:t>
       </w:r>
     </w:p>
     <w:p>
       <w:pPr>
-        <w:pStyle w:val="2"/>
+        <w:pStyle w:val="Heading2"/>
       </w:pPr>
       <w:bookmarkStart w:id="7" w:name="_ic16kdllrzkj" w:colFirst="0" w:colLast="0"/>
       <w:bookmarkEnd w:id="7"/>
@@ -2794,37 +3276,7 @@
         <w:spacing w:after="160"/>
       </w:pPr>
       <w:r>
-        <w:t xml:space="preserve">The </w:t>
-      </w:r>
-      <w:proofErr w:type="gramStart"/>
-      <w:r>
-        <w:t>Day to Day</w:t>
-      </w:r>
-      <w:proofErr w:type="gramEnd"/>
-      <w:r>
-        <w:t xml:space="preserve"> Stock Price Predictor follows a layered pipeline architecture consisting of four main layers: data ingestion, data processing and storage, mach</w:t>
-      </w:r>
-      <w:r>
-        <w:t xml:space="preserve">ine learning, and presentation. Raw financial data is loaded from CSV files into </w:t>
-      </w:r>
-      <w:proofErr w:type="gramStart"/>
-      <w:r>
-        <w:t>a</w:t>
-      </w:r>
-      <w:proofErr w:type="gramEnd"/>
-      <w:r>
-        <w:t xml:space="preserve"> SQLite database, which serves as the central data store for the entire project. A preprocessing pipeline reads from this database, engineers </w:t>
-      </w:r>
-      <w:proofErr w:type="gramStart"/>
-      <w:r>
-        <w:t>features</w:t>
-      </w:r>
-      <w:proofErr w:type="gramEnd"/>
-      <w:r>
-        <w:t>, and writes processed d</w:t>
-      </w:r>
-      <w:r>
-        <w:t xml:space="preserve">ata back to it. The machine learning models are trained on these processed features and write their predictions to the database. The </w:t>
+        <w:t xml:space="preserve">The Day to Day Stock Price Predictor follows a layered pipeline architecture consisting of four main layers: data ingestion, data processing and storage, machine learning, and presentation. Raw financial data is loaded from CSV files into a SQLite database, which serves as the central data store for the entire project. A preprocessing pipeline reads from this database, engineers features, and writes processed data back to it. The machine learning models are trained on these processed features and write their predictions to the database. The </w:t>
       </w:r>
       <w:proofErr w:type="spellStart"/>
       <w:r>
@@ -2840,20 +3292,16 @@
       </w:r>
       <w:proofErr w:type="spellEnd"/>
       <w:r>
-        <w:t xml:space="preserve"> to the end user. This archit</w:t>
-      </w:r>
-      <w:r>
-        <w:t>ecture was chosen because it keeps all components loosely coupled, ensures the dashboard always displays the latest results, and makes the full pipeline reproducible by any team member with a single Docker container.</w:t>
-      </w:r>
-    </w:p>
-    <w:p>
-      <w:pPr>
-        <w:pStyle w:val="2"/>
+        <w:t xml:space="preserve"> to the end user. This architecture was chosen because it keeps all components loosely coupled, ensures the dashboard always displays the latest results, and makes the full pipeline reproducible by any team member with a single Docker container.</w:t>
+      </w:r>
+    </w:p>
+    <w:p>
+      <w:pPr>
+        <w:pStyle w:val="Heading2"/>
       </w:pPr>
       <w:bookmarkStart w:id="8" w:name="_xi6kiliz2esu" w:colFirst="0" w:colLast="0"/>
       <w:bookmarkEnd w:id="8"/>
       <w:r>
-        <w:lastRenderedPageBreak/>
         <w:t>2.2 System Architecture Diagram</w:t>
       </w:r>
       <w:r>
@@ -2861,7 +3309,7 @@
           <w:noProof/>
         </w:rPr>
         <w:drawing>
-          <wp:anchor distT="0" distB="0" distL="114300" distR="114300" simplePos="0" relativeHeight="251658240" behindDoc="0" locked="0" layoutInCell="1" hidden="0" allowOverlap="1" wp14:anchorId="30EEC57D" wp14:editId="531B281F">
+          <wp:anchor distT="0" distB="0" distL="114300" distR="114300" simplePos="0" relativeHeight="251658240" behindDoc="0" locked="0" layoutInCell="1" hidden="0" allowOverlap="1" wp14:anchorId="6A259F72" wp14:editId="6A259F73">
             <wp:simplePos x="0" y="0"/>
             <wp:positionH relativeFrom="column">
               <wp:posOffset>249902</wp:posOffset>
@@ -2912,20 +3360,18 @@
     </w:p>
     <w:p>
       <w:pPr>
-        <w:pStyle w:val="2"/>
+        <w:pStyle w:val="Heading2"/>
       </w:pPr>
       <w:bookmarkStart w:id="9" w:name="_u7usnxlxoyll" w:colFirst="0" w:colLast="0"/>
       <w:bookmarkEnd w:id="9"/>
       <w:r>
-        <w:t>2.3 T</w:t>
-      </w:r>
-      <w:r>
-        <w:t>echnology Stack</w:t>
+        <w:lastRenderedPageBreak/>
+        <w:t>2.3 Technology Stack</w:t>
       </w:r>
     </w:p>
     <w:tbl>
       <w:tblPr>
-        <w:tblStyle w:val="a7"/>
+        <w:tblStyle w:val="a1"/>
         <w:tblW w:w="9360" w:type="dxa"/>
         <w:tblInd w:w="0" w:type="dxa"/>
         <w:tblBorders>
@@ -3258,7 +3704,6 @@
           </w:tcPr>
           <w:p>
             <w:r>
-              <w:lastRenderedPageBreak/>
               <w:t>Machine learning</w:t>
             </w:r>
           </w:p>
@@ -3480,10 +3925,7 @@
           </w:tcPr>
           <w:p>
             <w:r>
-              <w:t>Dependency manag</w:t>
-            </w:r>
-            <w:r>
-              <w:t>ement</w:t>
+              <w:t>Dependency management</w:t>
             </w:r>
           </w:p>
         </w:tc>
@@ -3536,72 +3978,73 @@
     <w:p/>
     <w:p>
       <w:pPr>
-        <w:pStyle w:val="1"/>
+        <w:pStyle w:val="Heading1"/>
       </w:pPr>
       <w:bookmarkStart w:id="10" w:name="_phcjcpmx5bv9" w:colFirst="0" w:colLast="0"/>
       <w:bookmarkEnd w:id="10"/>
     </w:p>
     <w:p>
       <w:pPr>
-        <w:pStyle w:val="1"/>
-      </w:pPr>
-    </w:p>
-    <w:p>
-      <w:pPr>
-        <w:pStyle w:val="1"/>
-      </w:pPr>
-    </w:p>
-    <w:p>
-      <w:pPr>
-        <w:pStyle w:val="1"/>
-      </w:pPr>
-    </w:p>
-    <w:p>
-      <w:pPr>
-        <w:pStyle w:val="1"/>
-      </w:pPr>
-    </w:p>
-    <w:p>
-      <w:pPr>
-        <w:pStyle w:val="1"/>
-      </w:pPr>
-    </w:p>
-    <w:p>
-      <w:pPr>
-        <w:pStyle w:val="1"/>
-      </w:pPr>
-    </w:p>
-    <w:p>
-      <w:pPr>
-        <w:pStyle w:val="1"/>
-      </w:pPr>
-    </w:p>
-    <w:p>
-      <w:pPr>
-        <w:pStyle w:val="1"/>
-      </w:pPr>
-    </w:p>
-    <w:p>
-      <w:pPr>
-        <w:pStyle w:val="1"/>
-      </w:pPr>
-    </w:p>
-    <w:p>
-      <w:pPr>
-        <w:pStyle w:val="1"/>
-      </w:pPr>
-    </w:p>
-    <w:p>
-      <w:pPr>
-        <w:pStyle w:val="1"/>
-      </w:pPr>
-      <w:r>
+        <w:pStyle w:val="Heading1"/>
+      </w:pPr>
+    </w:p>
+    <w:p>
+      <w:pPr>
+        <w:pStyle w:val="Heading1"/>
+      </w:pPr>
+    </w:p>
+    <w:p>
+      <w:pPr>
+        <w:pStyle w:val="Heading1"/>
+      </w:pPr>
+    </w:p>
+    <w:p>
+      <w:pPr>
+        <w:pStyle w:val="Heading1"/>
+      </w:pPr>
+    </w:p>
+    <w:p>
+      <w:pPr>
+        <w:pStyle w:val="Heading1"/>
+      </w:pPr>
+    </w:p>
+    <w:p>
+      <w:pPr>
+        <w:pStyle w:val="Heading1"/>
+      </w:pPr>
+    </w:p>
+    <w:p>
+      <w:pPr>
+        <w:pStyle w:val="Heading1"/>
+      </w:pPr>
+    </w:p>
+    <w:p>
+      <w:pPr>
+        <w:pStyle w:val="Heading1"/>
+      </w:pPr>
+    </w:p>
+    <w:p>
+      <w:pPr>
+        <w:pStyle w:val="Heading1"/>
+      </w:pPr>
+    </w:p>
+    <w:p>
+      <w:pPr>
+        <w:pStyle w:val="Heading1"/>
+      </w:pPr>
+    </w:p>
+    <w:p>
+      <w:pPr>
+        <w:pStyle w:val="Heading1"/>
+      </w:pPr>
+      <w:r>
+        <w:lastRenderedPageBreak/>
         <w:t>3. Application Components</w:t>
       </w:r>
     </w:p>
     <w:p>
       <w:pPr>
-        <w:pStyle w:val="2"/>
+        <w:pStyle w:val="Heading2"/>
       </w:pPr>
       <w:bookmarkStart w:id="11" w:name="_sb00b9239p7" w:colFirst="0" w:colLast="0"/>
       <w:bookmarkEnd w:id="11"/>
@@ -3614,14 +4057,7 @@
         <w:spacing w:after="160"/>
       </w:pPr>
       <w:r>
-        <w:t>The application consists of five main components: the Data Ingestion Module, which loads raw financial CSV files into the SQLite database; the Preprocessing Pipeline, which reads raw data from the database, engineers features, and writes processed data bac</w:t>
-      </w:r>
-      <w:r>
-        <w:t xml:space="preserve">k; the Machine Learning Module, which trains models on processed features and stores </w:t>
-      </w:r>
-      <w:r>
-        <w:lastRenderedPageBreak/>
-        <w:t xml:space="preserve">predictions; the Database Layer, which serves as the central data store for the entire project; and the </w:t>
+        <w:t xml:space="preserve">The application consists of five main components: the Data Ingestion Module, which loads raw financial CSV files into the SQLite database; the Preprocessing Pipeline, which reads raw data from the database, engineers features, and writes processed data back; the Machine Learning Module, which trains models on processed features and stores predictions; the Database Layer, which serves as the central data store for the entire project; and the </w:t>
       </w:r>
       <w:proofErr w:type="spellStart"/>
       <w:r>
@@ -3629,10 +4065,7 @@
       </w:r>
       <w:proofErr w:type="spellEnd"/>
       <w:r>
-        <w:t xml:space="preserve"> Dashboard, which reads from the database and presents pre</w:t>
-      </w:r>
-      <w:r>
-        <w:t xml:space="preserve">dictions and </w:t>
+        <w:t xml:space="preserve"> Dashboard, which reads from the database and presents predictions and </w:t>
       </w:r>
       <w:proofErr w:type="spellStart"/>
       <w:r>
@@ -3645,7 +4078,7 @@
     </w:p>
     <w:p>
       <w:pPr>
-        <w:pStyle w:val="2"/>
+        <w:pStyle w:val="Heading2"/>
       </w:pPr>
       <w:bookmarkStart w:id="12" w:name="_hqikmyd62015" w:colFirst="0" w:colLast="0"/>
       <w:bookmarkEnd w:id="12"/>
@@ -3655,7 +4088,7 @@
     </w:p>
     <w:p>
       <w:pPr>
-        <w:pStyle w:val="3"/>
+        <w:pStyle w:val="Heading3"/>
       </w:pPr>
       <w:bookmarkStart w:id="13" w:name="_xmfr4ilb1sr" w:colFirst="0" w:colLast="0"/>
       <w:bookmarkEnd w:id="13"/>
@@ -3761,13 +4194,7 @@
         <w:rPr>
           <w:color w:val="000000"/>
         </w:rPr>
-        <w:t>oil_p</w:t>
-      </w:r>
-      <w:r>
-        <w:rPr>
-          <w:color w:val="000000"/>
-        </w:rPr>
-        <w:t>rices</w:t>
+        <w:t>oil_prices</w:t>
       </w:r>
       <w:proofErr w:type="spellEnd"/>
       <w:r>
@@ -3898,13 +4325,7 @@
         <w:rPr>
           <w:color w:val="000000"/>
         </w:rPr>
-        <w:t>- filtering data to the relevant date range (2019 onwa</w:t>
-      </w:r>
-      <w:r>
-        <w:rPr>
-          <w:color w:val="000000"/>
-        </w:rPr>
-        <w:t xml:space="preserve">rds) </w:t>
+        <w:t xml:space="preserve">- filtering data to the relevant date range (2019 onwards) </w:t>
       </w:r>
     </w:p>
     <w:p>
@@ -3953,7 +4374,7 @@
     </w:p>
     <w:p>
       <w:pPr>
-        <w:pStyle w:val="3"/>
+        <w:pStyle w:val="Heading3"/>
       </w:pPr>
       <w:bookmarkStart w:id="14" w:name="_h2n7zlk3zl2s" w:colFirst="0" w:colLast="0"/>
       <w:bookmarkEnd w:id="14"/>
@@ -4002,13 +4423,7 @@
         <w:rPr>
           <w:color w:val="000000"/>
         </w:rPr>
-        <w:t>Inputs: raw tables fr</w:t>
-      </w:r>
-      <w:r>
-        <w:rPr>
-          <w:color w:val="000000"/>
-        </w:rPr>
-        <w:t>om the SQLite database (</w:t>
+        <w:t>Inputs: raw tables from the SQLite database (</w:t>
       </w:r>
       <w:proofErr w:type="spellStart"/>
       <w:r>
@@ -4323,21 +4738,22 @@
     </w:p>
     <w:p>
       <w:pPr>
-        <w:pStyle w:val="3"/>
+        <w:pStyle w:val="Heading3"/>
       </w:pPr>
       <w:bookmarkStart w:id="15" w:name="_396idbjfgpp2" w:colFirst="0" w:colLast="0"/>
       <w:bookmarkEnd w:id="15"/>
     </w:p>
     <w:p>
       <w:pPr>
-        <w:pStyle w:val="3"/>
-      </w:pPr>
-    </w:p>
-    <w:p>
-      <w:pPr>
-        <w:pStyle w:val="3"/>
-      </w:pPr>
-      <w:r>
+        <w:pStyle w:val="Heading3"/>
+      </w:pPr>
+    </w:p>
+    <w:p>
+      <w:pPr>
+        <w:pStyle w:val="Heading3"/>
+      </w:pPr>
+      <w:r>
+        <w:lastRenderedPageBreak/>
         <w:t>3.2.3 Machine Learning Module</w:t>
       </w:r>
     </w:p>
@@ -4468,13 +4884,7 @@
         <w:rPr>
           <w:color w:val="000000"/>
         </w:rPr>
-        <w:t xml:space="preserve">Key </w:t>
-      </w:r>
-      <w:r>
-        <w:rPr>
-          <w:color w:val="000000"/>
-        </w:rPr>
-        <w:t>responsibilities:</w:t>
+        <w:t>Key responsibilities:</w:t>
       </w:r>
     </w:p>
     <w:p>
@@ -4496,7 +4906,6 @@
         <w:rPr>
           <w:color w:val="000000"/>
         </w:rPr>
-        <w:lastRenderedPageBreak/>
         <w:t xml:space="preserve">training Logistic Regression, Random Forest, </w:t>
       </w:r>
       <w:proofErr w:type="spellStart"/>
@@ -4577,13 +4986,7 @@
         <w:rPr>
           <w:color w:val="000000"/>
         </w:rPr>
-        <w:t>writing final predictions to the databa</w:t>
-      </w:r>
-      <w:r>
-        <w:rPr>
-          <w:color w:val="000000"/>
-        </w:rPr>
-        <w:t>se</w:t>
+        <w:t>writing final predictions to the database</w:t>
       </w:r>
     </w:p>
     <w:p>
@@ -4638,7 +5041,7 @@
     </w:p>
     <w:p>
       <w:pPr>
-        <w:pStyle w:val="3"/>
+        <w:pStyle w:val="Heading3"/>
       </w:pPr>
       <w:bookmarkStart w:id="16" w:name="_m687vyo21lo0" w:colFirst="0" w:colLast="0"/>
       <w:bookmarkEnd w:id="16"/>
@@ -4807,7 +5210,7 @@
     </w:p>
     <w:p>
       <w:pPr>
-        <w:pStyle w:val="3"/>
+        <w:pStyle w:val="Heading3"/>
       </w:pPr>
       <w:bookmarkStart w:id="17" w:name="_d0i1hda2xiug" w:colFirst="0" w:colLast="0"/>
       <w:bookmarkEnd w:id="17"/>
@@ -4923,13 +5326,7 @@
         <w:rPr>
           <w:color w:val="000000"/>
         </w:rPr>
-        <w:t>Outputs: interactive web interface displaying pre</w:t>
-      </w:r>
-      <w:r>
-        <w:rPr>
-          <w:color w:val="000000"/>
-        </w:rPr>
-        <w:t xml:space="preserve">dictions, charts, and model performance metrics. </w:t>
+        <w:t xml:space="preserve">Outputs: interactive web interface displaying predictions, charts, and model performance metrics. </w:t>
       </w:r>
     </w:p>
     <w:p>
@@ -5062,13 +5459,7 @@
         <w:rPr>
           <w:color w:val="000000"/>
         </w:rPr>
-        <w:t xml:space="preserve">showing model performance </w:t>
-      </w:r>
-      <w:r>
-        <w:rPr>
-          <w:color w:val="000000"/>
-        </w:rPr>
-        <w:t>metrics</w:t>
+        <w:t>showing model performance metrics</w:t>
       </w:r>
     </w:p>
     <w:p>
@@ -5156,31 +5547,32 @@
     </w:p>
     <w:p>
       <w:pPr>
-        <w:pStyle w:val="2"/>
+        <w:pStyle w:val="Heading2"/>
       </w:pPr>
       <w:bookmarkStart w:id="18" w:name="_iet1pjgdilxu" w:colFirst="0" w:colLast="0"/>
       <w:bookmarkEnd w:id="18"/>
     </w:p>
     <w:p>
       <w:pPr>
-        <w:pStyle w:val="2"/>
-      </w:pPr>
-    </w:p>
-    <w:p>
-      <w:pPr>
-        <w:pStyle w:val="2"/>
-      </w:pPr>
-    </w:p>
-    <w:p>
-      <w:pPr>
-        <w:pStyle w:val="2"/>
-      </w:pPr>
-    </w:p>
-    <w:p>
-      <w:pPr>
-        <w:pStyle w:val="2"/>
-      </w:pPr>
-      <w:r>
+        <w:pStyle w:val="Heading2"/>
+      </w:pPr>
+    </w:p>
+    <w:p>
+      <w:pPr>
+        <w:pStyle w:val="Heading2"/>
+      </w:pPr>
+    </w:p>
+    <w:p>
+      <w:pPr>
+        <w:pStyle w:val="Heading2"/>
+      </w:pPr>
+    </w:p>
+    <w:p>
+      <w:pPr>
+        <w:pStyle w:val="Heading2"/>
+      </w:pPr>
+      <w:r>
+        <w:lastRenderedPageBreak/>
         <w:t>3.3 Component Interactions</w:t>
       </w:r>
     </w:p>
@@ -5226,19 +5618,7 @@
         </w:numPr>
       </w:pPr>
       <w:r>
-        <w:lastRenderedPageBreak/>
-        <w:t>Step 2 - the Preprocessing Pipelin</w:t>
-      </w:r>
-      <w:r>
-        <w:t xml:space="preserve">e reads the raw tables from the database, merges them on trading date, engineers </w:t>
-      </w:r>
-      <w:proofErr w:type="gramStart"/>
-      <w:r>
-        <w:t>features</w:t>
-      </w:r>
-      <w:proofErr w:type="gramEnd"/>
-      <w:r>
-        <w:t xml:space="preserve">, scales them using </w:t>
+        <w:t xml:space="preserve">Step 2 - the Preprocessing Pipeline reads the raw tables from the database, merges them on trading date, engineers features, scales them using </w:t>
       </w:r>
       <w:proofErr w:type="spellStart"/>
       <w:r>
@@ -5269,10 +5649,7 @@
       </w:r>
       <w:proofErr w:type="spellStart"/>
       <w:r>
-        <w:t>processed_feat</w:t>
-      </w:r>
-      <w:r>
-        <w:t>ures</w:t>
+        <w:t>processed_features</w:t>
       </w:r>
       <w:proofErr w:type="spellEnd"/>
       <w:r>
@@ -5287,10 +5664,7 @@
         </w:numPr>
       </w:pPr>
       <w:r>
-        <w:t>Step 4 - the fitted scaler is saved to disk so the dashboard can scale any new input data in exactly the same way without refit</w:t>
-      </w:r>
-      <w:r>
-        <w:t>ting.</w:t>
+        <w:t>Step 4 - the fitted scaler is saved to disk so the dashboard can scale any new input data in exactly the same way without refitting.</w:t>
       </w:r>
     </w:p>
     <w:p>
@@ -5349,10 +5723,7 @@
       </w:r>
       <w:proofErr w:type="spellEnd"/>
       <w:r>
-        <w:t xml:space="preserve"> tab</w:t>
-      </w:r>
-      <w:r>
-        <w:t>le.</w:t>
+        <w:t xml:space="preserve"> table.</w:t>
       </w:r>
     </w:p>
     <w:p>
@@ -5378,10 +5749,7 @@
       </w:r>
       <w:proofErr w:type="spellStart"/>
       <w:r>
-        <w:t>visualis</w:t>
-      </w:r>
-      <w:r>
-        <w:t>ations</w:t>
+        <w:t>visualisations</w:t>
       </w:r>
       <w:proofErr w:type="spellEnd"/>
       <w:r>
@@ -5395,7 +5763,7 @@
     </w:p>
     <w:p>
       <w:pPr>
-        <w:pStyle w:val="1"/>
+        <w:pStyle w:val="Heading1"/>
       </w:pPr>
       <w:bookmarkStart w:id="19" w:name="_atbr2oj7m1rm" w:colFirst="0" w:colLast="0"/>
       <w:bookmarkEnd w:id="19"/>
@@ -5406,7 +5774,7 @@
     </w:p>
     <w:p>
       <w:pPr>
-        <w:pStyle w:val="2"/>
+        <w:pStyle w:val="Heading2"/>
       </w:pPr>
       <w:bookmarkStart w:id="20" w:name="_1btsh4ept0xh" w:colFirst="0" w:colLast="0"/>
       <w:bookmarkEnd w:id="20"/>
@@ -5416,7 +5784,7 @@
     </w:p>
     <w:tbl>
       <w:tblPr>
-        <w:tblStyle w:val="a8"/>
+        <w:tblStyle w:val="a2"/>
         <w:tblW w:w="9360" w:type="dxa"/>
         <w:tblInd w:w="0" w:type="dxa"/>
         <w:tblBorders>
@@ -5671,14 +6039,7 @@
                   <w:color w:val="0563C1"/>
                   <w:u w:val="single"/>
                 </w:rPr>
-                <w:t>Gold and Crude Oil Prices (hi</w:t>
-              </w:r>
-              <w:r>
-                <w:rPr>
-                  <w:color w:val="0563C1"/>
-                  <w:u w:val="single"/>
-                </w:rPr>
-                <w:t>storical)</w:t>
+                <w:t>Gold and Crude Oil Prices (historical)</w:t>
               </w:r>
             </w:hyperlink>
           </w:p>
@@ -5898,10 +6259,7 @@
           <w:p>
             <w:proofErr w:type="spellStart"/>
             <w:r>
-              <w:t>yfi</w:t>
-            </w:r>
-            <w:r>
-              <w:t>nance</w:t>
+              <w:t>yfinance</w:t>
             </w:r>
             <w:proofErr w:type="spellEnd"/>
             <w:r>
@@ -6208,10 +6566,7 @@
             </w:r>
             <w:proofErr w:type="spellEnd"/>
             <w:r>
-              <w:t xml:space="preserve"> A</w:t>
-            </w:r>
-            <w:r>
-              <w:t>PI, ticker: ^VIX</w:t>
+              <w:t xml:space="preserve"> API, ticker: ^VIX</w:t>
             </w:r>
           </w:p>
         </w:tc>
@@ -6263,7 +6618,7 @@
     </w:tbl>
     <w:p>
       <w:pPr>
-        <w:pStyle w:val="2"/>
+        <w:pStyle w:val="Heading2"/>
       </w:pPr>
       <w:bookmarkStart w:id="21" w:name="_bhuukyylnu4" w:colFirst="0" w:colLast="0"/>
       <w:bookmarkEnd w:id="21"/>
@@ -6275,7 +6630,7 @@
           <w:noProof/>
         </w:rPr>
         <w:drawing>
-          <wp:anchor distT="0" distB="0" distL="114300" distR="114300" simplePos="0" relativeHeight="251659264" behindDoc="0" locked="0" layoutInCell="1" hidden="0" allowOverlap="1" wp14:anchorId="53DF13B0" wp14:editId="30032C64">
+          <wp:anchor distT="0" distB="0" distL="114300" distR="114300" simplePos="0" relativeHeight="251659264" behindDoc="0" locked="0" layoutInCell="1" hidden="0" allowOverlap="1" wp14:anchorId="6A259F74" wp14:editId="6A259F75">
             <wp:simplePos x="0" y="0"/>
             <wp:positionH relativeFrom="column">
               <wp:posOffset>301144</wp:posOffset>
@@ -6326,7 +6681,7 @@
     </w:p>
     <w:p>
       <w:pPr>
-        <w:pStyle w:val="2"/>
+        <w:pStyle w:val="Heading2"/>
       </w:pPr>
       <w:bookmarkStart w:id="22" w:name="_v7dgvjgnp9hz" w:colFirst="0" w:colLast="0"/>
       <w:bookmarkEnd w:id="22"/>
@@ -6439,13 +6794,7 @@
         <w:rPr>
           <w:color w:val="000000"/>
         </w:rPr>
-        <w:t xml:space="preserve"> rows</w:t>
-      </w:r>
-      <w:r>
-        <w:rPr>
-          <w:color w:val="000000"/>
-        </w:rPr>
-        <w:t xml:space="preserve"> at the start of the dataset are dropped.</w:t>
+        <w:t xml:space="preserve"> rows at the start of the dataset are dropped.</w:t>
       </w:r>
     </w:p>
     <w:p>
@@ -6496,13 +6845,7 @@
         <w:rPr>
           <w:color w:val="000000"/>
         </w:rPr>
-        <w:t>Rob</w:t>
-      </w:r>
-      <w:r>
-        <w:rPr>
-          <w:color w:val="000000"/>
-        </w:rPr>
-        <w:t>ustScaler</w:t>
+        <w:t>RobustScaler</w:t>
       </w:r>
       <w:proofErr w:type="spellEnd"/>
       <w:r>
@@ -6531,18 +6874,12 @@
         <w:rPr>
           <w:color w:val="000000"/>
         </w:rPr>
-        <w:t>Storage: Processed features are written back to the SQLite database, from where the ML module reads them for training and the dashboard reads predictions for di</w:t>
-      </w:r>
-      <w:r>
-        <w:rPr>
-          <w:color w:val="000000"/>
-        </w:rPr>
-        <w:t>splay.</w:t>
-      </w:r>
-    </w:p>
-    <w:p>
-      <w:pPr>
-        <w:pStyle w:val="2"/>
+        <w:t>Storage: Processed features are written back to the SQLite database, from where the ML module reads them for training and the dashboard reads predictions for display.</w:t>
+      </w:r>
+    </w:p>
+    <w:p>
+      <w:pPr>
+        <w:pStyle w:val="Heading2"/>
       </w:pPr>
       <w:bookmarkStart w:id="23" w:name="_9g9hyb8bk0si" w:colFirst="0" w:colLast="0"/>
       <w:bookmarkEnd w:id="23"/>
@@ -6579,10 +6916,7 @@
       </w:r>
       <w:proofErr w:type="spellEnd"/>
       <w:r>
-        <w:t xml:space="preserve"> data, duplicate rows are removed based on t</w:t>
-      </w:r>
-      <w:r>
-        <w:t>he date column to prevent the same trading day appearing twice in the dataset.</w:t>
+        <w:t xml:space="preserve"> data, duplicate rows are removed based on the date column to prevent the same trading day appearing twice in the dataset.</w:t>
       </w:r>
     </w:p>
     <w:p>
@@ -6600,10 +6934,7 @@
         <w:t>Missing values:</w:t>
       </w:r>
       <w:r>
-        <w:t xml:space="preserve"> After merging the four datasets, each table is checked for missing values. Forward fill is applied to external data columns (gold, oil, VIX) where minor calendar</w:t>
-      </w:r>
-      <w:r>
-        <w:t xml:space="preserve"> gaps exist. Any rows that still contain </w:t>
+        <w:t xml:space="preserve"> After merging the four datasets, each table is checked for missing values. Forward fill is applied to external data columns (gold, oil, VIX) where minor calendar gaps exist. Any rows that still contain </w:t>
       </w:r>
       <w:proofErr w:type="spellStart"/>
       <w:r>
@@ -6629,10 +6960,7 @@
         <w:t>Row count validation:</w:t>
       </w:r>
       <w:r>
-        <w:t xml:space="preserve"> After each loading and processing step, the pipeline logs the number of rows loaded and remaining. This allows the team to immediately detect if a file loaded une</w:t>
-      </w:r>
-      <w:r>
-        <w:t>xpectedly few rows or if too many rows were dropped.</w:t>
+        <w:t xml:space="preserve"> After each loading and processing step, the pipeline logs the number of rows loaded and remaining. This allows the team to immediately detect if a file loaded unexpectedly few rows or if too many rows were dropped.</w:t>
       </w:r>
     </w:p>
     <w:p>
@@ -6668,10 +6996,7 @@
         <w:t>Schema validation:</w:t>
       </w:r>
       <w:r>
-        <w:t xml:space="preserve"> Column name</w:t>
-      </w:r>
-      <w:r>
-        <w:t>s and data types are verified after loading each CSV to confirm the expected structure is present before merging proceeds.</w:t>
+        <w:t xml:space="preserve"> Column names and data types are verified after loading each CSV to confirm the expected structure is present before merging proceeds.</w:t>
       </w:r>
     </w:p>
     <w:p>
@@ -6681,33 +7006,30 @@
     </w:p>
     <w:p>
       <w:r>
-        <w:t>If any of these checks produce unexpected results, the logging output flags the issue with a warning so it can be identified and cor</w:t>
-      </w:r>
-      <w:r>
-        <w:t>rected before the pipeline continues.</w:t>
+        <w:t>If any of these checks produce unexpected results, the logging output flags the issue with a warning so it can be identified and corrected before the pipeline continues.</w:t>
       </w:r>
     </w:p>
     <w:p/>
     <w:p>
       <w:pPr>
-        <w:pStyle w:val="1"/>
+        <w:pStyle w:val="Heading1"/>
       </w:pPr>
       <w:bookmarkStart w:id="24" w:name="_rthd02l1f7zy" w:colFirst="0" w:colLast="0"/>
       <w:bookmarkEnd w:id="24"/>
     </w:p>
     <w:p>
       <w:pPr>
-        <w:pStyle w:val="1"/>
-      </w:pPr>
-    </w:p>
-    <w:p>
-      <w:pPr>
-        <w:pStyle w:val="1"/>
-      </w:pPr>
-    </w:p>
-    <w:p>
-      <w:pPr>
-        <w:pStyle w:val="1"/>
+        <w:pStyle w:val="Heading1"/>
+      </w:pPr>
+    </w:p>
+    <w:p>
+      <w:pPr>
+        <w:pStyle w:val="Heading1"/>
+      </w:pPr>
+    </w:p>
+    <w:p>
+      <w:pPr>
+        <w:pStyle w:val="Heading1"/>
       </w:pPr>
       <w:r>
         <w:lastRenderedPageBreak/>
@@ -6716,7 +7038,7 @@
     </w:p>
     <w:p>
       <w:pPr>
-        <w:pStyle w:val="2"/>
+        <w:pStyle w:val="Heading2"/>
       </w:pPr>
       <w:bookmarkStart w:id="25" w:name="_q4po498pl66n" w:colFirst="0" w:colLast="0"/>
       <w:bookmarkEnd w:id="25"/>
@@ -6729,16 +7051,7 @@
         <w:spacing w:after="160"/>
       </w:pPr>
       <w:r>
-        <w:t>The project uses SQLite as its relational database solution. SQLite is a lightweight, file-based database that requires no external server, no installation beyond Python built-in sqlite3 library, and no configuration. This makes it ideal for a proof-of-con</w:t>
-      </w:r>
-      <w:r>
-        <w:t xml:space="preserve">cept project of this scale, where the full dataset is under 100MB and only one process writes to the database at a time. The database serves as the central data store for the entire project — raw data is loaded into it, processed features are written back </w:t>
-      </w:r>
-      <w:r>
-        <w:t>to it, predictions are stored in it, and the dashboard reads from it. Several alternatives were considered. PostgreSQL was evaluated but rejected because it requires a running server and additional configuration, adding unnecessary complexity for a project</w:t>
-      </w:r>
-      <w:r>
-        <w:t xml:space="preserve"> of this size. </w:t>
+        <w:t xml:space="preserve">The project uses SQLite as its relational database solution. SQLite is a lightweight, file-based database that requires no external server, no installation beyond Python built-in sqlite3 library, and no configuration. This makes it ideal for a proof-of-concept project of this scale, where the full dataset is under 100MB and only one process writes to the database at a time. The database serves as the central data store for the entire project — raw data is loaded into it, processed features are written back to it, predictions are stored in it, and the dashboard reads from it. Several alternatives were considered. PostgreSQL was evaluated but rejected because it requires a running server and additional configuration, adding unnecessary complexity for a project of this size. </w:t>
       </w:r>
       <w:proofErr w:type="spellStart"/>
       <w:r>
@@ -6746,15 +7059,12 @@
       </w:r>
       <w:proofErr w:type="spellEnd"/>
       <w:r>
-        <w:t xml:space="preserve"> was also considered as it offers strong analytical query performance, but SQLite was preferred due to its simpler setup and wider familiarity across the team. MongoDB was not considered appropriate because all project data is structur</w:t>
-      </w:r>
-      <w:r>
-        <w:t>ed and tabular, making a relational model the natural fit.</w:t>
-      </w:r>
-    </w:p>
-    <w:p>
-      <w:pPr>
-        <w:pStyle w:val="2"/>
+        <w:t xml:space="preserve"> was also considered as it offers strong analytical query performance, but SQLite was preferred due to its simpler setup and wider familiarity across the team. MongoDB was not considered appropriate because all project data is structured and tabular, making a relational model the natural fit.</w:t>
+      </w:r>
+    </w:p>
+    <w:p>
+      <w:pPr>
+        <w:pStyle w:val="Heading2"/>
       </w:pPr>
       <w:bookmarkStart w:id="26" w:name="_e2d1rxp0fvhj" w:colFirst="0" w:colLast="0"/>
       <w:bookmarkEnd w:id="26"/>
@@ -6767,18 +7077,7 @@
         <w:spacing w:after="160"/>
       </w:pPr>
       <w:r>
-        <w:t xml:space="preserve">The ERD below shows all six tables in the database and their shared date key. All tables are linked through the date column — relationships are established at </w:t>
-      </w:r>
-      <w:r>
-        <w:t xml:space="preserve">pipeline runtime through </w:t>
-      </w:r>
-      <w:proofErr w:type="gramStart"/>
-      <w:r>
-        <w:t>pandas</w:t>
-      </w:r>
-      <w:proofErr w:type="gramEnd"/>
-      <w:r>
-        <w:t xml:space="preserve"> merge operations rather than through database-level foreign key constraints</w:t>
+        <w:t>The ERD below shows all six tables in the database and their shared date key. All tables are linked through the date column — relationships are established at pipeline runtime through pandas merge operations rather than through database-level foreign key constraints</w:t>
       </w:r>
       <w:r>
         <w:rPr>
@@ -6791,7 +7090,7 @@
     </w:p>
     <w:tbl>
       <w:tblPr>
-        <w:tblStyle w:val="a9"/>
+        <w:tblStyle w:val="a3"/>
         <w:tblW w:w="9360" w:type="dxa"/>
         <w:tblInd w:w="0" w:type="dxa"/>
         <w:tblBorders>
@@ -6843,7 +7142,7 @@
                 <w:color w:val="7F7F7F"/>
               </w:rPr>
               <w:drawing>
-                <wp:inline distT="0" distB="0" distL="114300" distR="114300" wp14:anchorId="04CACFEC" wp14:editId="7397512B">
+                <wp:inline distT="0" distB="0" distL="114300" distR="114300" wp14:anchorId="6A259F76" wp14:editId="6A259F77">
                   <wp:extent cx="6538913" cy="4543425"/>
                   <wp:effectExtent l="0" t="0" r="0" b="0"/>
                   <wp:docPr id="1" name="image3.png"/>
@@ -6905,7 +7204,7 @@
     </w:p>
     <w:p>
       <w:pPr>
-        <w:pStyle w:val="2"/>
+        <w:pStyle w:val="Heading2"/>
       </w:pPr>
       <w:bookmarkStart w:id="27" w:name="_ymg66r8dbdye" w:colFirst="0" w:colLast="0"/>
       <w:bookmarkEnd w:id="27"/>
@@ -6934,10 +7233,7 @@
       </w:r>
       <w:proofErr w:type="spellEnd"/>
       <w:r>
-        <w:t xml:space="preserve"> table stores daily gold closing prices with columns: d</w:t>
-      </w:r>
-      <w:r>
-        <w:t xml:space="preserve">ate (TEXT, PK), </w:t>
+        <w:t xml:space="preserve"> table stores daily gold closing prices with columns: date (TEXT, PK), </w:t>
       </w:r>
       <w:proofErr w:type="spellStart"/>
       <w:r>
@@ -6981,10 +7277,7 @@
       </w:r>
       <w:proofErr w:type="spellStart"/>
       <w:r>
-        <w:t>proces</w:t>
-      </w:r>
-      <w:r>
-        <w:t>sed_features</w:t>
+        <w:t>processed_features</w:t>
       </w:r>
       <w:proofErr w:type="spellEnd"/>
       <w:r>
@@ -7044,10 +7337,7 @@
       </w:r>
       <w:proofErr w:type="spellEnd"/>
       <w:r>
-        <w:t xml:space="preserve"> (a</w:t>
-      </w:r>
-      <w:r>
-        <w:t xml:space="preserve">ll REAL), target (INTEGER, 1=UP 0=DOWN). The predictions table stores model output with columns: date (TEXT, PK), </w:t>
+        <w:t xml:space="preserve"> (all REAL), target (INTEGER, 1=UP 0=DOWN). The predictions table stores model output with columns: date (TEXT, PK), </w:t>
       </w:r>
       <w:proofErr w:type="spellStart"/>
       <w:r>
@@ -7076,7 +7366,7 @@
     </w:p>
     <w:tbl>
       <w:tblPr>
-        <w:tblStyle w:val="aa"/>
+        <w:tblStyle w:val="a4"/>
         <w:tblW w:w="9360" w:type="dxa"/>
         <w:tblInd w:w="0" w:type="dxa"/>
         <w:tblBorders>
@@ -7177,14 +7467,7 @@
                 <w:b/>
                 <w:bCs/>
               </w:rPr>
-              <w:t>Constraints (PK / FK / NOT NUL</w:t>
-            </w:r>
-            <w:r>
-              <w:rPr>
-                <w:b/>
-                <w:bCs/>
-              </w:rPr>
-              <w:t>L / …)</w:t>
+              <w:t>Constraints (PK / FK / NOT NULL / …)</w:t>
             </w:r>
           </w:p>
         </w:tc>
@@ -9591,15 +9874,7 @@
           </w:tcPr>
           <w:p>
             <w:r>
-              <w:t xml:space="preserve">Two days </w:t>
-            </w:r>
-            <w:proofErr w:type="gramStart"/>
-            <w:r>
-              <w:t>ago</w:t>
-            </w:r>
-            <w:proofErr w:type="gramEnd"/>
-            <w:r>
-              <w:t xml:space="preserve"> closing price</w:t>
+              <w:t>Two days ago closing price</w:t>
             </w:r>
           </w:p>
         </w:tc>
@@ -10777,7 +11052,7 @@
     </w:tbl>
     <w:p>
       <w:pPr>
-        <w:pStyle w:val="2"/>
+        <w:pStyle w:val="Heading2"/>
       </w:pPr>
       <w:bookmarkStart w:id="28" w:name="_9je18oubmho7" w:colFirst="0" w:colLast="0"/>
       <w:bookmarkEnd w:id="28"/>
@@ -10790,18 +11065,7 @@
         <w:spacing w:after="160"/>
       </w:pPr>
       <w:r>
-        <w:t xml:space="preserve">All six tables in the database share the date column as their common key. There are no foreign key constraints defined between tables — relationships are established at pipeline runtime through </w:t>
-      </w:r>
-      <w:proofErr w:type="gramStart"/>
-      <w:r>
-        <w:t>pandas</w:t>
-      </w:r>
-      <w:proofErr w:type="gramEnd"/>
-      <w:r>
-        <w:t xml:space="preserve"> merge operations rather than at the database level. The</w:t>
-      </w:r>
-      <w:r>
-        <w:t xml:space="preserve"> preprocessing pipeline performs left joins using MSFT trading dates as the base, bringing in matching rows from </w:t>
+        <w:t xml:space="preserve">All six tables in the database share the date column as their common key. There are no foreign key constraints defined between tables — relationships are established at pipeline runtime through pandas merge operations rather than at the database level. The preprocessing pipeline performs left joins using MSFT trading dates as the base, bringing in matching rows from </w:t>
       </w:r>
       <w:proofErr w:type="spellStart"/>
       <w:r>
@@ -10833,10 +11097,7 @@
       </w:r>
       <w:proofErr w:type="spellEnd"/>
       <w:r>
-        <w:t xml:space="preserve"> tab</w:t>
-      </w:r>
-      <w:r>
-        <w:t xml:space="preserve">le. The predictions table is populated by the model after training and stores one prediction row per trading date corresponding to rows in </w:t>
+        <w:t xml:space="preserve"> table. The predictions table is populated by the model after training and stores one prediction row per trading date corresponding to rows in </w:t>
       </w:r>
       <w:proofErr w:type="spellStart"/>
       <w:r>
@@ -10844,15 +11105,12 @@
       </w:r>
       <w:proofErr w:type="spellEnd"/>
       <w:r>
-        <w:t>. Each table therefore has a one-to-one relationship with every other table based on the date colum</w:t>
-      </w:r>
-      <w:r>
-        <w:t>n.</w:t>
-      </w:r>
-    </w:p>
-    <w:p>
-      <w:pPr>
-        <w:pStyle w:val="2"/>
+        <w:t>. Each table therefore has a one-to-one relationship with every other table based on the date column.</w:t>
+      </w:r>
+    </w:p>
+    <w:p>
+      <w:pPr>
+        <w:pStyle w:val="Heading2"/>
       </w:pPr>
       <w:bookmarkStart w:id="29" w:name="_5dj1vp9fec4a" w:colFirst="0" w:colLast="0"/>
       <w:bookmarkEnd w:id="29"/>
@@ -10905,10 +11163,7 @@
       </w:r>
       <w:proofErr w:type="spellEnd"/>
       <w:r>
-        <w:t>=replace, which drops and recrea</w:t>
-      </w:r>
-      <w:r>
-        <w:t xml:space="preserve">tes the table with fresh data. The </w:t>
+        <w:t xml:space="preserve">=replace, which drops and recreates the table with fresh data. The </w:t>
       </w:r>
       <w:proofErr w:type="spellStart"/>
       <w:r>
@@ -10916,13 +11171,7 @@
       </w:r>
       <w:proofErr w:type="spellEnd"/>
       <w:r>
-        <w:t xml:space="preserve"> table is created by the preprocessing pipeline and replaced each time the pipeline runs, ensuring it always reflects the latest raw data and any pipeline changes. The predictions table is created by the</w:t>
-      </w:r>
-      <w:r>
-        <w:t xml:space="preserve"> model notebook and replaced each time the model runs, always containing the most recent set of predictions. No data is ever partially updated — all writes are full replacements. No personal data is stored in the database at any point. All data is publicly</w:t>
-      </w:r>
-      <w:r>
-        <w:t xml:space="preserve"> available financial market data sourced from the Nasdaq-100 dataset and the </w:t>
+        <w:t xml:space="preserve"> table is created by the preprocessing pipeline and replaced each time the pipeline runs, ensuring it always reflects the latest raw data and any pipeline changes. The predictions table is created by the model notebook and replaced each time the model runs, always containing the most recent set of predictions. No data is ever partially updated — all writes are full replacements. No personal data is stored in the database at any point. All data is publicly available financial market data sourced from the Nasdaq-100 dataset and the </w:t>
       </w:r>
       <w:proofErr w:type="spellStart"/>
       <w:r>
@@ -10935,20 +11184,17 @@
     </w:p>
     <w:p>
       <w:pPr>
-        <w:pStyle w:val="1"/>
+        <w:pStyle w:val="Heading1"/>
       </w:pPr>
       <w:bookmarkStart w:id="30" w:name="_gqhxqshx9agx" w:colFirst="0" w:colLast="0"/>
       <w:bookmarkEnd w:id="30"/>
       <w:r>
-        <w:t>6. Design</w:t>
-      </w:r>
-      <w:r>
-        <w:t xml:space="preserve"> Decisions and Trade-offs</w:t>
-      </w:r>
-    </w:p>
-    <w:p>
-      <w:pPr>
-        <w:pStyle w:val="2"/>
+        <w:t>6. Design Decisions and Trade-offs</w:t>
+      </w:r>
+    </w:p>
+    <w:p>
+      <w:pPr>
+        <w:pStyle w:val="Heading2"/>
       </w:pPr>
       <w:bookmarkStart w:id="31" w:name="_y8je7t32vy1t" w:colFirst="0" w:colLast="0"/>
       <w:bookmarkEnd w:id="31"/>
@@ -10961,25 +11207,12 @@
         <w:spacing w:after="160"/>
       </w:pPr>
       <w:r>
-        <w:rPr>
-          <w:i/>
-          <w:iCs/>
-          <w:color w:val="595959"/>
-        </w:rPr>
-        <w:t>Capture the decisions your team made that a reader would reasonably question. For each one, note the options you considered, what you chose and why. This is the single most valuable section of the document</w:t>
-      </w:r>
-      <w:r>
-        <w:rPr>
-          <w:i/>
-          <w:iCs/>
-          <w:color w:val="595959"/>
-        </w:rPr>
-        <w:t xml:space="preserve"> — it shows the thinking behind the design.</w:t>
+        <w:t>The table below captures the four most significant design decisions made during the development of the Day to Day Stock Price Predictor. Each decision was arrived at after considering multiple alternatives and evaluating them against the constraints of the project, including development time, team expertise, deployment simplicity, and the educational context of the application.</w:t>
       </w:r>
     </w:p>
     <w:tbl>
       <w:tblPr>
-        <w:tblStyle w:val="ab"/>
+        <w:tblStyle w:val="a5"/>
         <w:tblW w:w="9360" w:type="dxa"/>
         <w:tblInd w:w="0" w:type="dxa"/>
         <w:tblBorders>
@@ -11129,7 +11362,11 @@
               <w:right w:w="120" w:type="dxa"/>
             </w:tcMar>
           </w:tcPr>
-          <w:p/>
+          <w:p>
+            <w:r>
+              <w:t>ML model architecture</w:t>
+            </w:r>
+          </w:p>
         </w:tc>
         <w:tc>
           <w:tcPr>
@@ -11147,7 +11384,11 @@
               <w:right w:w="120" w:type="dxa"/>
             </w:tcMar>
           </w:tcPr>
-          <w:p/>
+          <w:p>
+            <w:r>
+              <w:t>Single model (ARIMA, Random Forest, or LSTM); ensemble of multiple models</w:t>
+            </w:r>
+          </w:p>
         </w:tc>
         <w:tc>
           <w:tcPr>
@@ -11165,7 +11406,19 @@
               <w:right w:w="120" w:type="dxa"/>
             </w:tcMar>
           </w:tcPr>
-          <w:p/>
+          <w:p>
+            <w:r>
+              <w:t xml:space="preserve">Stacking ensemble (RF + </w:t>
+            </w:r>
+            <w:proofErr w:type="spellStart"/>
+            <w:r>
+              <w:t>XGBoost</w:t>
+            </w:r>
+            <w:proofErr w:type="spellEnd"/>
+            <w:r>
+              <w:t xml:space="preserve"> + LSTM, meta-learner: Logistic Regression)</w:t>
+            </w:r>
+          </w:p>
         </w:tc>
         <w:tc>
           <w:tcPr>
@@ -11183,7 +11436,23 @@
               <w:right w:w="120" w:type="dxa"/>
             </w:tcMar>
           </w:tcPr>
-          <w:p/>
+          <w:p>
+            <w:r>
+              <w:t xml:space="preserve">Combining tree-based models with a neural network leverages both linear and non-linear patterns in price data. The stacking meta-learner </w:t>
+            </w:r>
+            <w:r>
+              <w:lastRenderedPageBreak/>
+              <w:t xml:space="preserve">learns which base model to trust under which market conditions, improving </w:t>
+            </w:r>
+            <w:proofErr w:type="spellStart"/>
+            <w:r>
+              <w:t>generalisation</w:t>
+            </w:r>
+            <w:proofErr w:type="spellEnd"/>
+            <w:r>
+              <w:t xml:space="preserve"> over any single model.</w:t>
+            </w:r>
+          </w:p>
         </w:tc>
       </w:tr>
       <w:tr>
@@ -11203,7 +11472,12 @@
               <w:right w:w="120" w:type="dxa"/>
             </w:tcMar>
           </w:tcPr>
-          <w:p/>
+          <w:p>
+            <w:r>
+              <w:lastRenderedPageBreak/>
+              <w:t>Dashboard framework</w:t>
+            </w:r>
+          </w:p>
         </w:tc>
         <w:tc>
           <w:tcPr>
@@ -11221,7 +11495,16 @@
               <w:right w:w="120" w:type="dxa"/>
             </w:tcMar>
           </w:tcPr>
-          <w:p/>
+          <w:p>
+            <w:r>
+              <w:t xml:space="preserve">Flask + React; Dash; </w:t>
+            </w:r>
+            <w:proofErr w:type="spellStart"/>
+            <w:r>
+              <w:t>Streamlit</w:t>
+            </w:r>
+            <w:proofErr w:type="spellEnd"/>
+          </w:p>
         </w:tc>
         <w:tc>
           <w:tcPr>
@@ -11239,7 +11522,13 @@
               <w:right w:w="120" w:type="dxa"/>
             </w:tcMar>
           </w:tcPr>
-          <w:p/>
+          <w:p>
+            <w:proofErr w:type="spellStart"/>
+            <w:r>
+              <w:t>Streamlit</w:t>
+            </w:r>
+            <w:proofErr w:type="spellEnd"/>
+          </w:p>
         </w:tc>
         <w:tc>
           <w:tcPr>
@@ -11257,7 +11546,16 @@
               <w:right w:w="120" w:type="dxa"/>
             </w:tcMar>
           </w:tcPr>
-          <w:p/>
+          <w:p>
+            <w:proofErr w:type="spellStart"/>
+            <w:r>
+              <w:t>Streamlit</w:t>
+            </w:r>
+            <w:proofErr w:type="spellEnd"/>
+            <w:r>
+              <w:t xml:space="preserve"> integrates natively with Python, scikit-learn, and pandas, removing the need for a separate frontend stack. Its widget model maps directly to the interactive controls in the wireframes (date sliders, model toggles, chart selectors), and the entire team could contribute without frontend expertise.</w:t>
+            </w:r>
+          </w:p>
         </w:tc>
       </w:tr>
       <w:tr>
@@ -11277,7 +11575,11 @@
               <w:right w:w="120" w:type="dxa"/>
             </w:tcMar>
           </w:tcPr>
-          <w:p/>
+          <w:p>
+            <w:r>
+              <w:t>Database technology</w:t>
+            </w:r>
+          </w:p>
         </w:tc>
         <w:tc>
           <w:tcPr>
@@ -11295,7 +11597,11 @@
               <w:right w:w="120" w:type="dxa"/>
             </w:tcMar>
           </w:tcPr>
-          <w:p/>
+          <w:p>
+            <w:r>
+              <w:t>PostgreSQL (server-based relational DB); plain CSV files; SQLite</w:t>
+            </w:r>
+          </w:p>
         </w:tc>
         <w:tc>
           <w:tcPr>
@@ -11313,7 +11619,11 @@
               <w:right w:w="120" w:type="dxa"/>
             </w:tcMar>
           </w:tcPr>
-          <w:p/>
+          <w:p>
+            <w:r>
+              <w:t>SQLite</w:t>
+            </w:r>
+          </w:p>
         </w:tc>
         <w:tc>
           <w:tcPr>
@@ -11331,7 +11641,27 @@
               <w:right w:w="120" w:type="dxa"/>
             </w:tcMar>
           </w:tcPr>
-          <w:p/>
+          <w:p>
+            <w:r>
+              <w:t>SQLite is serverless and file-based, requiring no separate installation or configuration. It supports full SQL queries and relational structure across multiple tables (</w:t>
+            </w:r>
+            <w:proofErr w:type="spellStart"/>
+            <w:r>
+              <w:t>raw_data</w:t>
+            </w:r>
+            <w:proofErr w:type="spellEnd"/>
+            <w:r>
+              <w:t xml:space="preserve">, </w:t>
+            </w:r>
+            <w:proofErr w:type="spellStart"/>
+            <w:r>
+              <w:t>processed_features</w:t>
+            </w:r>
+            <w:proofErr w:type="spellEnd"/>
+            <w:r>
+              <w:t>, predictions), which plain CSV files cannot provide. PostgreSQL would be appropriate at production scale but adds operational overhead that is not justified for a single-user, locally deployed educational application.</w:t>
+            </w:r>
+          </w:p>
         </w:tc>
       </w:tr>
       <w:tr>
@@ -11351,7 +11681,11 @@
               <w:right w:w="120" w:type="dxa"/>
             </w:tcMar>
           </w:tcPr>
-          <w:p/>
+          <w:p>
+            <w:r>
+              <w:t>Prediction target (regression vs classification)</w:t>
+            </w:r>
+          </w:p>
         </w:tc>
         <w:tc>
           <w:tcPr>
@@ -11369,7 +11703,11 @@
               <w:right w:w="120" w:type="dxa"/>
             </w:tcMar>
           </w:tcPr>
-          <w:p/>
+          <w:p>
+            <w:r>
+              <w:t>Regression: predict the exact next-day closing price; Classification: predict directional movement (UP / DOWN)</w:t>
+            </w:r>
+          </w:p>
         </w:tc>
         <w:tc>
           <w:tcPr>
@@ -11387,7 +11725,11 @@
               <w:right w:w="120" w:type="dxa"/>
             </w:tcMar>
           </w:tcPr>
-          <w:p/>
+          <w:p>
+            <w:r>
+              <w:t>Binary classification (UP / DOWN)</w:t>
+            </w:r>
+          </w:p>
         </w:tc>
         <w:tc>
           <w:tcPr>
@@ -11405,18 +11747,30 @@
               <w:right w:w="120" w:type="dxa"/>
             </w:tcMar>
           </w:tcPr>
-          <w:p/>
+          <w:p>
+            <w:r>
+              <w:t xml:space="preserve">Retail investors primarily need to know whether to buy, hold, or sell, not the exact price. Framing the problem as binary classification simplifies the model output, makes confidence scores more interpretable, and aligns with the UP/DOWN indicator shown prominently in the wireframe. Exact price prediction is also considerably harder to evaluate meaningfully with </w:t>
+            </w:r>
+            <w:r>
+              <w:lastRenderedPageBreak/>
+              <w:t>RMSE on a non-stationary series.</w:t>
+            </w:r>
+          </w:p>
         </w:tc>
       </w:tr>
     </w:tbl>
     <w:p>
       <w:pPr>
-        <w:pStyle w:val="2"/>
+        <w:spacing w:after="160"/>
+      </w:pPr>
+    </w:p>
+    <w:p>
+      <w:pPr>
+        <w:pStyle w:val="Heading2"/>
       </w:pPr>
       <w:bookmarkStart w:id="32" w:name="_mqzy62rtrkwt" w:colFirst="0" w:colLast="0"/>
       <w:bookmarkEnd w:id="32"/>
       <w:r>
-        <w:lastRenderedPageBreak/>
         <w:t>6.2 Quality Attributes</w:t>
       </w:r>
     </w:p>
@@ -11425,17 +11779,12 @@
         <w:spacing w:after="160"/>
       </w:pPr>
       <w:r>
-        <w:rPr>
-          <w:i/>
-          <w:iCs/>
-          <w:color w:val="595959"/>
-        </w:rPr>
-        <w:t>For each attribute below, write a short paragraph: what it means for this project, what you did in the design to support it, and any trade-offs you accepted.</w:t>
-      </w:r>
-    </w:p>
-    <w:p>
-      <w:pPr>
-        <w:pStyle w:val="3"/>
+        <w:t>The following paragraphs describe how each quality attribute was addressed in the design of the Day to Day Stock Price Predictor, and which trade-offs were accepted.</w:t>
+      </w:r>
+    </w:p>
+    <w:p>
+      <w:pPr>
+        <w:pStyle w:val="Heading3"/>
       </w:pPr>
       <w:bookmarkStart w:id="33" w:name="_es66yte1znwm" w:colFirst="0" w:colLast="0"/>
       <w:bookmarkEnd w:id="33"/>
@@ -11448,17 +11797,20 @@
         <w:spacing w:after="160"/>
       </w:pPr>
       <w:r>
-        <w:rPr>
-          <w:i/>
-          <w:iCs/>
-          <w:color w:val="595959"/>
-        </w:rPr>
-        <w:t>How easy is the application to learn and use for its intended users? Think about interface clarity, feedback, error messages and accessibility.</w:t>
-      </w:r>
-    </w:p>
-    <w:p>
-      <w:pPr>
-        <w:pStyle w:val="3"/>
+        <w:t xml:space="preserve">Usability means that the target user, a non-professional retail investor with limited technical knowledge, can understand the application’s output without reading documentation. The wireframe addresses this through several concrete choices. The prediction result is displayed as a large directional indicator (UP or DOWN) with a </w:t>
+      </w:r>
+      <w:proofErr w:type="spellStart"/>
+      <w:r>
+        <w:t>colour</w:t>
+      </w:r>
+      <w:proofErr w:type="spellEnd"/>
+      <w:r>
+        <w:t>-coded arrow, so the takeaway is immediately visible above the fold. A confidence score accompanies every prediction, helping users judge how much weight to place on the result. The four-page navigation structure (Overview, Historical Analysis, Model Performance, About &amp; Methodology) separates the daily actionable output from deeper exploratory content, so casual users are not overwhelmed. A persistent disclaimer banner on every page ensures users are aware the tool is for educational purposes only. The trade-off accepted is that simplifying the output to a binary direction hides the underlying price forecast detail, which a more advanced user might want.</w:t>
+      </w:r>
+    </w:p>
+    <w:p>
+      <w:pPr>
+        <w:pStyle w:val="Heading3"/>
       </w:pPr>
       <w:bookmarkStart w:id="34" w:name="_26j69kmek90b" w:colFirst="0" w:colLast="0"/>
       <w:bookmarkEnd w:id="34"/>
@@ -11467,29 +11819,21 @@
       </w:r>
     </w:p>
     <w:p>
-      <w:pPr>
-        <w:spacing w:after="160"/>
-      </w:pPr>
-      <w:r>
-        <w:rPr>
-          <w:i/>
-          <w:iCs/>
-          <w:color w:val="595959"/>
-        </w:rPr>
-        <w:t>What happens when something goes wrong — bad input, a failed API call, a crashed component? De</w:t>
-      </w:r>
-      <w:r>
-        <w:rPr>
-          <w:i/>
-          <w:iCs/>
-          <w:color w:val="595959"/>
-        </w:rPr>
-        <w:t>scribe how your design keeps the system predictable.</w:t>
-      </w:r>
-    </w:p>
-    <w:p>
-      <w:pPr>
-        <w:pStyle w:val="3"/>
+      <w:r>
+        <w:t xml:space="preserve">Reliability means the application behaves predictably even when external dependencies fail. The main reliability risk in this project is the </w:t>
+      </w:r>
+      <w:proofErr w:type="spellStart"/>
+      <w:r>
+        <w:t>yfinance</w:t>
+      </w:r>
+      <w:proofErr w:type="spellEnd"/>
+      <w:r>
+        <w:t xml:space="preserve"> API, which is a third-party service that may be temporarily unavailable. The data ingestion module handles this with try/except blocks that catch network and parsing errors and write structured error messages to the application log, preventing silent failures. If fresh data cannot be fetched, the pipeline falls back to the most recently cached data in the SQLite database so the dashboard can still display the last valid prediction with a visible staleness warning. All pipeline stages log their progress and any exceptions using Python’s logging module, which makes post-hoc debugging possible. The trade-off is that the fallback prediction may be up to one trading day old, which is made explicit to the user via the prediction date displayed on the Overview page.</w:t>
+      </w:r>
+    </w:p>
+    <w:p>
+      <w:pPr>
+        <w:pStyle w:val="Heading3"/>
       </w:pPr>
       <w:bookmarkStart w:id="35" w:name="_g7q5gz6chqzq" w:colFirst="0" w:colLast="0"/>
       <w:bookmarkEnd w:id="35"/>
@@ -11498,29 +11842,13 @@
       </w:r>
     </w:p>
     <w:p>
-      <w:pPr>
-        <w:spacing w:after="160"/>
-      </w:pPr>
-      <w:r>
-        <w:rPr>
-          <w:i/>
-          <w:iCs/>
-          <w:color w:val="595959"/>
-        </w:rPr>
-        <w:t>How easy will it be for a new team member to understand, change and extend this system in six months? Mention things like code structure, naming, documentation and separation of con</w:t>
-      </w:r>
-      <w:r>
-        <w:rPr>
-          <w:i/>
-          <w:iCs/>
-          <w:color w:val="595959"/>
-        </w:rPr>
-        <w:t>cerns.</w:t>
-      </w:r>
-    </w:p>
-    <w:p>
-      <w:pPr>
-        <w:pStyle w:val="3"/>
+      <w:r>
+        <w:t>Maintainability means a new team member or assessor can read, understand, and extend the codebase without requiring assistance from the original authors. The project enforces this through several structural rules applied to all code in the repository. Every function and module is documented with a docstring that describes its purpose, parameters, and return values. All non-trivial logic is accompanied by inline comments. Module boundaries map directly to pipeline stages (ingestion, preprocessing, modelling, serving), so a developer can modify one stage without understanding the others. PEP 8 formatting is applied consistently across the codebase, and the repository includes a README that describes how to set up and run the application. The trade-off is that enforcing these standards adds overhead during development, particularly for early exploratory notebooks where strict structure can slow iteration.</w:t>
+      </w:r>
+    </w:p>
+    <w:p>
+      <w:pPr>
+        <w:pStyle w:val="Heading3"/>
       </w:pPr>
       <w:bookmarkStart w:id="36" w:name="_jujevh7vvla5" w:colFirst="0" w:colLast="0"/>
       <w:bookmarkEnd w:id="36"/>
@@ -11529,108 +11857,42 @@
       </w:r>
     </w:p>
     <w:p>
-      <w:pPr>
-        <w:spacing w:after="160"/>
-      </w:pPr>
-      <w:r>
-        <w:rPr>
-          <w:i/>
-          <w:iCs/>
-          <w:color w:val="595959"/>
-        </w:rPr>
-        <w:t>If the data volume or number of users grew 10× or 100×, where would your system struggle first, and what would you change? You are not expected to build for huge scale — you are expected to be aware of the limits.</w:t>
-      </w:r>
-    </w:p>
-    <w:p>
-      <w:pPr>
-        <w:pStyle w:val="3"/>
+      <w:r>
+        <w:t xml:space="preserve">Scalability in this context means understanding where the current design would break down if usage grew significantly. The most likely bottleneck is SQLite, which does not support </w:t>
+      </w:r>
+      <w:r>
+        <w:lastRenderedPageBreak/>
+        <w:t>concurrent write access from multiple processes or users. If the application were deployed as a shared web service for many simultaneous users, concurrent dashboard reads and scheduled pipeline writes could produce locking errors. A second bottleneck is the batch retraining process: the current design retrains all models on the full historical dataset once per day, which may become slow if the feature set or dataset grows substantially. The application is not designed for multi-user or cloud deployment, and this is an acknowledged limitation consistent with the educational scope of the project. A future migration to PostgreSQL and asynchronous task scheduling (such as Celery) would address both bottlenecks.</w:t>
+      </w:r>
+    </w:p>
+    <w:p>
+      <w:pPr>
+        <w:pStyle w:val="Heading3"/>
       </w:pPr>
       <w:bookmarkStart w:id="37" w:name="_xd829iyumzaa" w:colFirst="0" w:colLast="0"/>
       <w:bookmarkEnd w:id="37"/>
       <w:r>
-        <w:t>6.2.5 Privacy and</w:t>
-      </w:r>
-      <w:r>
-        <w:t xml:space="preserve"> Security</w:t>
-      </w:r>
-    </w:p>
-    <w:p>
-      <w:pPr>
-        <w:spacing w:after="160"/>
-      </w:pPr>
-      <w:r>
-        <w:rPr>
-          <w:i/>
-          <w:iCs/>
-          <w:color w:val="595959"/>
-        </w:rPr>
-        <w:t>What sensitive data does the system handle? How is access controlled? How is data protected in transit and at rest? Mention any relevant regulations (</w:t>
-      </w:r>
-      <w:proofErr w:type="gramStart"/>
-      <w:r>
-        <w:rPr>
-          <w:i/>
-          <w:iCs/>
-          <w:color w:val="595959"/>
-        </w:rPr>
-        <w:t>e.g.</w:t>
-      </w:r>
-      <w:proofErr w:type="gramEnd"/>
-      <w:r>
-        <w:rPr>
-          <w:i/>
-          <w:iCs/>
-          <w:color w:val="595959"/>
-        </w:rPr>
-        <w:t xml:space="preserve"> GDPR) and the concrete steps you take to comply. </w:t>
-      </w:r>
-      <w:proofErr w:type="gramStart"/>
-      <w:r>
-        <w:rPr>
-          <w:i/>
-          <w:iCs/>
-          <w:color w:val="595959"/>
-        </w:rPr>
-        <w:t>( You</w:t>
-      </w:r>
-      <w:proofErr w:type="gramEnd"/>
-      <w:r>
-        <w:rPr>
-          <w:i/>
-          <w:iCs/>
-          <w:color w:val="595959"/>
-        </w:rPr>
-        <w:t xml:space="preserve"> should already have considered this </w:t>
-      </w:r>
-      <w:r>
-        <w:rPr>
-          <w:i/>
-          <w:iCs/>
-          <w:color w:val="595959"/>
-        </w:rPr>
-        <w:t>in your Legal Assessment a short summary is sufficient here.)</w:t>
-      </w:r>
-    </w:p>
-    <w:p>
-      <w:pPr>
-        <w:pStyle w:val="1"/>
-      </w:pPr>
+        <w:t>6.2.5 Privacy and Security</w:t>
+      </w:r>
       <w:bookmarkStart w:id="38" w:name="_jto7isc9ia8n" w:colFirst="0" w:colLast="0"/>
       <w:bookmarkEnd w:id="38"/>
     </w:p>
     <w:p>
-      <w:pPr>
-        <w:pStyle w:val="1"/>
-      </w:pPr>
-    </w:p>
-    <w:p>
-      <w:pPr>
-        <w:pStyle w:val="1"/>
-      </w:pPr>
-    </w:p>
-    <w:p>
-      <w:pPr>
-        <w:pStyle w:val="1"/>
+      <w:r>
+        <w:t xml:space="preserve">The application does not collect, store, or process any personal data from users. All data handled by the system consists of publicly available financial market prices (MSFT, Gold, Crude Oil, VIX) retrieved from Yahoo Finance and the CBOE. Because no personal data is processed, the application falls outside the scope of GDPR data subject rights obligations. The main data protection concern is the integrity of the SQLite database file, which is stored locally on the machine running the application. Access is controlled by the operating system’s file permissions. API keys (if required by future data sources) are stored as environment variables and are never committed to the repository. The </w:t>
+      </w:r>
+      <w:proofErr w:type="spellStart"/>
+      <w:r>
+        <w:t>yfinance</w:t>
+      </w:r>
+      <w:proofErr w:type="spellEnd"/>
+      <w:r>
+        <w:t xml:space="preserve"> library is used for personal and educational purposes only, consistent with its terms of use, and the application includes a disclaimer to that effect on every dashboard page.</w:t>
+      </w:r>
+    </w:p>
+    <w:p>
+      <w:pPr>
+        <w:pStyle w:val="Heading1"/>
       </w:pPr>
       <w:r>
         <w:t>7. Open Issues and Future Work</w:t>
@@ -11638,222 +11900,73 @@
     </w:p>
     <w:p>
       <w:pPr>
+        <w:pStyle w:val="ListParagraph"/>
         <w:numPr>
           <w:ilvl w:val="0"/>
-          <w:numId w:val="7"/>
+          <w:numId w:val="10"/>
         </w:numPr>
-        <w:pBdr>
-          <w:top w:val="nil"/>
-          <w:left w:val="nil"/>
-          <w:bottom w:val="nil"/>
-          <w:right w:val="nil"/>
-          <w:between w:val="nil"/>
-        </w:pBdr>
-      </w:pPr>
-      <w:r>
-        <w:rPr>
-          <w:b/>
-          <w:bCs/>
-          <w:color w:val="000000"/>
-        </w:rPr>
-        <w:t>O</w:t>
-      </w:r>
-      <w:r>
-        <w:rPr>
-          <w:b/>
-          <w:bCs/>
-          <w:color w:val="000000"/>
-        </w:rPr>
-        <w:t>pen issue:</w:t>
-      </w:r>
-      <w:r>
-        <w:rPr>
-          <w:color w:val="000000"/>
-        </w:rPr>
-        <w:t xml:space="preserve"> Section 6 (Design Decisions) will be updated once the dashboard wireframes are </w:t>
+      </w:pPr>
+      <w:r>
+        <w:t xml:space="preserve">Known limitation: The </w:t>
       </w:r>
       <w:proofErr w:type="spellStart"/>
       <w:r>
-        <w:rPr>
-          <w:color w:val="000000"/>
-        </w:rPr>
-        <w:t>finalised</w:t>
+        <w:t>yfinance</w:t>
       </w:r>
       <w:proofErr w:type="spellEnd"/>
       <w:r>
-        <w:rPr>
-          <w:color w:val="000000"/>
-        </w:rPr>
-        <w:t>.</w:t>
-      </w:r>
-    </w:p>
-    <w:p>
-      <w:pPr>
+        <w:t xml:space="preserve"> API is intended for personal and educational use only, which limits the application to non-commercial use.</w:t>
+      </w:r>
+    </w:p>
+    <w:p>
+      <w:pPr>
+        <w:pStyle w:val="ListParagraph"/>
         <w:numPr>
           <w:ilvl w:val="0"/>
-          <w:numId w:val="7"/>
+          <w:numId w:val="10"/>
         </w:numPr>
-        <w:pBdr>
-          <w:top w:val="nil"/>
-          <w:left w:val="nil"/>
-          <w:bottom w:val="nil"/>
-          <w:right w:val="nil"/>
-          <w:between w:val="nil"/>
-        </w:pBdr>
-      </w:pPr>
-      <w:r>
-        <w:rPr>
-          <w:b/>
-          <w:bCs/>
-          <w:color w:val="000000"/>
-        </w:rPr>
-        <w:t>Known limitation:</w:t>
-      </w:r>
-      <w:r>
-        <w:rPr>
-          <w:color w:val="000000"/>
-        </w:rPr>
-        <w:t xml:space="preserve"> The </w:t>
-      </w:r>
-      <w:proofErr w:type="spellStart"/>
-      <w:r>
-        <w:rPr>
-          <w:color w:val="000000"/>
-        </w:rPr>
-        <w:t>yfinance</w:t>
-      </w:r>
-      <w:proofErr w:type="spellEnd"/>
-      <w:r>
-        <w:rPr>
-          <w:color w:val="000000"/>
-        </w:rPr>
-        <w:t xml:space="preserve"> API is intended for personal and educational use only, which limits the application to non-commercial use.</w:t>
-      </w:r>
-    </w:p>
-    <w:p>
-      <w:pPr>
+      </w:pPr>
+      <w:r>
+        <w:t>Known limitation: SQLite is file-based and does not support concurrent access, meaning the application is limited to single-user local deployment.</w:t>
+      </w:r>
+    </w:p>
+    <w:p>
+      <w:pPr>
+        <w:pStyle w:val="ListParagraph"/>
         <w:numPr>
           <w:ilvl w:val="0"/>
-          <w:numId w:val="7"/>
+          <w:numId w:val="10"/>
         </w:numPr>
-        <w:pBdr>
-          <w:top w:val="nil"/>
-          <w:left w:val="nil"/>
-          <w:bottom w:val="nil"/>
-          <w:right w:val="nil"/>
-          <w:between w:val="nil"/>
-        </w:pBdr>
-      </w:pPr>
-      <w:r>
-        <w:rPr>
-          <w:b/>
-          <w:bCs/>
-          <w:color w:val="000000"/>
-        </w:rPr>
-        <w:t>Known limitation:</w:t>
-      </w:r>
-      <w:r>
-        <w:rPr>
-          <w:color w:val="000000"/>
-        </w:rPr>
-        <w:t xml:space="preserve"> SQLite is file-based and does not support concurrent access, meaning the application is limited to single-user local deployment.</w:t>
-      </w:r>
-    </w:p>
-    <w:p>
-      <w:pPr>
+      </w:pPr>
+      <w:r>
+        <w:t>Known limitation: The model is not retrained automatically, meaning prediction quality may degrade over time as market conditions change.</w:t>
+      </w:r>
+    </w:p>
+    <w:p>
+      <w:pPr>
+        <w:pStyle w:val="ListParagraph"/>
         <w:numPr>
           <w:ilvl w:val="0"/>
-          <w:numId w:val="7"/>
+          <w:numId w:val="10"/>
         </w:numPr>
-        <w:pBdr>
-          <w:top w:val="nil"/>
-          <w:left w:val="nil"/>
-          <w:bottom w:val="nil"/>
-          <w:right w:val="nil"/>
-          <w:between w:val="nil"/>
-        </w:pBdr>
-      </w:pPr>
-      <w:r>
-        <w:rPr>
-          <w:b/>
-          <w:bCs/>
-          <w:color w:val="000000"/>
-        </w:rPr>
-        <w:t>Known limitation:</w:t>
-      </w:r>
-      <w:r>
-        <w:rPr>
-          <w:color w:val="000000"/>
-        </w:rPr>
-        <w:t xml:space="preserve"> The model is not retrained automatically, meaning prediction quality may degrade over time as market conditi</w:t>
-      </w:r>
-      <w:r>
-        <w:rPr>
-          <w:color w:val="000000"/>
-        </w:rPr>
-        <w:t>ons change.</w:t>
-      </w:r>
-    </w:p>
-    <w:p>
-      <w:pPr>
-        <w:numPr>
-          <w:ilvl w:val="0"/>
-          <w:numId w:val="7"/>
-        </w:numPr>
-        <w:pBdr>
-          <w:top w:val="nil"/>
-          <w:left w:val="nil"/>
-          <w:bottom w:val="nil"/>
-          <w:right w:val="nil"/>
-          <w:between w:val="nil"/>
-        </w:pBdr>
-      </w:pPr>
-      <w:r>
-        <w:rPr>
-          <w:b/>
-          <w:bCs/>
-          <w:color w:val="000000"/>
-        </w:rPr>
-        <w:t>Future improvement:</w:t>
-      </w:r>
-      <w:r>
-        <w:rPr>
-          <w:color w:val="000000"/>
-        </w:rPr>
-        <w:t xml:space="preserve"> The current architecture is built around MSFT as a single stock. A future improvement would be to </w:t>
+      </w:pPr>
+      <w:r>
+        <w:t xml:space="preserve">Future improvement: The current architecture is built around MSFT as a single stock. A future improvement would be to </w:t>
       </w:r>
       <w:proofErr w:type="spellStart"/>
       <w:r>
-        <w:rPr>
-          <w:color w:val="000000"/>
-        </w:rPr>
         <w:t>generalise</w:t>
       </w:r>
       <w:proofErr w:type="spellEnd"/>
       <w:r>
-        <w:rPr>
-          <w:color w:val="000000"/>
-        </w:rPr>
-        <w:t xml:space="preserve"> the pipeline and dashboard to support multiple Nasdaq-100 stocks, allowing users to select any ticker and receive n</w:t>
-      </w:r>
-      <w:r>
-        <w:rPr>
-          <w:color w:val="000000"/>
-        </w:rPr>
-        <w:t>ext-day directional predictions for it.</w:t>
-      </w:r>
-      <w:r>
-        <w:br w:type="page"/>
-      </w:r>
-    </w:p>
-    <w:p>
-      <w:pPr>
-        <w:pStyle w:val="1"/>
-      </w:pPr>
-      <w:bookmarkStart w:id="39" w:name="_rnsmbl5f2ld" w:colFirst="0" w:colLast="0"/>
-      <w:bookmarkEnd w:id="39"/>
-      <w:r>
-        <w:lastRenderedPageBreak/>
+        <w:t xml:space="preserve"> the pipeline and dashboard to support multiple Nasdaq-100 stocks, allowing users to select any ticker and receive next-day directional predictions for it.</w:t>
+      </w:r>
+    </w:p>
+    <w:p>
+      <w:pPr>
+        <w:pStyle w:val="Heading1"/>
+      </w:pPr>
+      <w:r>
         <w:t>8. References</w:t>
       </w:r>
     </w:p>
@@ -11940,19 +12053,11 @@
           <w:color w:val="000000"/>
         </w:rPr>
       </w:pPr>
-      <w:proofErr w:type="gramStart"/>
       <w:r>
         <w:rPr>
           <w:color w:val="000000"/>
         </w:rPr>
-        <w:t>SQLite .</w:t>
-      </w:r>
-      <w:proofErr w:type="gramEnd"/>
-      <w:r>
-        <w:rPr>
-          <w:color w:val="000000"/>
-        </w:rPr>
-        <w:t xml:space="preserve"> (2024). </w:t>
+        <w:t xml:space="preserve">SQLite . (2024). </w:t>
       </w:r>
       <w:r>
         <w:rPr>
@@ -12019,23 +12124,22 @@
         <w:rPr>
           <w:color w:val="000000"/>
         </w:rPr>
-        <w:t>. Retrieved from https://docs.streamlit.io</w:t>
-      </w:r>
-    </w:p>
-    <w:p/>
-    <w:p>
-      <w:r>
-        <w:br w:type="page"/>
-      </w:r>
-    </w:p>
-    <w:p>
-      <w:pPr>
-        <w:pStyle w:val="1"/>
-      </w:pPr>
-      <w:bookmarkStart w:id="40" w:name="_ngof8m6tkvg0" w:colFirst="0" w:colLast="0"/>
-      <w:bookmarkEnd w:id="40"/>
-      <w:r>
-        <w:lastRenderedPageBreak/>
+        <w:t xml:space="preserve">. Retrieved from </w:t>
+      </w:r>
+      <w:hyperlink r:id="rId17" w:history="1">
+        <w:r>
+          <w:rPr>
+            <w:rStyle w:val="Hyperlink"/>
+          </w:rPr>
+          <w:t>https://docs.streamlit.io</w:t>
+        </w:r>
+      </w:hyperlink>
+    </w:p>
+    <w:p>
+      <w:pPr>
+        <w:pStyle w:val="Heading1"/>
+      </w:pPr>
+      <w:r>
         <w:t>Appendix A. Additional Diagrams and Notes</w:t>
       </w:r>
     </w:p>
@@ -12054,15 +12158,7 @@
           <w:iCs/>
           <w:color w:val="595959"/>
         </w:rPr>
-        <w:t>Optional. Use this section for anything that supports the design but would c</w:t>
-      </w:r>
-      <w:r>
-        <w:rPr>
-          <w:i/>
-          <w:iCs/>
-          <w:color w:val="595959"/>
-        </w:rPr>
-        <w:t>lutter the main body: larger diagrams, pseudocode, API samples, detailed configuration, or experimental results that informed a decision.</w:t>
+        <w:t>Optional. Use this section for anything that supports the design but would clutter the main body: larger diagrams, pseudocode, API samples, detailed configuration, or experimental results that informed a decision.</w:t>
       </w:r>
     </w:p>
     <w:p>
@@ -12070,15 +12166,7 @@
         <w:spacing w:after="160"/>
       </w:pPr>
       <w:r>
-        <w:t>(</w:t>
-      </w:r>
-      <w:proofErr w:type="gramStart"/>
-      <w:r>
-        <w:t>SQLite ,</w:t>
-      </w:r>
-      <w:proofErr w:type="gramEnd"/>
-      <w:r>
-        <w:t xml:space="preserve"> 2024) (SQLite , 2024) (</w:t>
+        <w:t>(SQLite , 2024) (SQLite , 2024) (</w:t>
       </w:r>
       <w:proofErr w:type="spellStart"/>
       <w:r>
@@ -12097,20 +12185,46 @@
         <w:t>, 2023)</w:t>
       </w:r>
     </w:p>
+    <w:p>
+      <w:pPr>
+        <w:pBdr>
+          <w:top w:val="nil"/>
+          <w:left w:val="nil"/>
+          <w:bottom w:val="nil"/>
+          <w:right w:val="nil"/>
+          <w:between w:val="nil"/>
+        </w:pBdr>
+        <w:ind w:left="720" w:hanging="720"/>
+        <w:rPr>
+          <w:color w:val="000000"/>
+        </w:rPr>
+      </w:pPr>
+    </w:p>
+    <w:p>
+      <w:pPr>
+        <w:pBdr>
+          <w:top w:val="nil"/>
+          <w:left w:val="nil"/>
+          <w:bottom w:val="nil"/>
+          <w:right w:val="nil"/>
+          <w:between w:val="nil"/>
+        </w:pBdr>
+      </w:pPr>
+    </w:p>
     <w:sectPr>
-      <w:headerReference w:type="default" r:id="rId17"/>
-      <w:footerReference w:type="default" r:id="rId18"/>
+      <w:headerReference w:type="default" r:id="rId18"/>
+      <w:footerReference w:type="default" r:id="rId19"/>
       <w:pgSz w:w="11906" w:h="16838"/>
       <w:pgMar w:top="1440" w:right="1440" w:bottom="1440" w:left="1440" w:header="708" w:footer="708" w:gutter="0"/>
       <w:pgNumType w:start="1"/>
-      <w:cols w:space="720"/>
+      <w:cols w:space="708"/>
     </w:sectPr>
   </w:body>
 </w:document>
 </file>
 
 <file path=word/endnotes.xml><?xml version="1.0" encoding="utf-8"?>
-<w:endnotes xmlns:wpc="http://schemas.microsoft.com/office/word/2010/wordprocessingCanvas" xmlns:cx="http://schemas.microsoft.com/office/drawing/2014/chartex" xmlns:cx1="http://schemas.microsoft.com/office/drawing/2015/9/8/chartex" xmlns:cx2="http://schemas.microsoft.com/office/drawing/2015/10/21/chartex" xmlns:cx3="http://schemas.microsoft.com/office/drawing/2016/5/9/chartex" xmlns:cx4="http://schemas.microsoft.com/office/drawing/2016/5/10/chartex" xmlns:cx5="http://schemas.microsoft.com/office/drawing/2016/5/11/chartex" xmlns:cx6="http://schemas.microsoft.com/office/drawing/2016/5/12/chartex" xmlns:cx7="http://schemas.microsoft.com/office/drawing/2016/5/13/chartex" xmlns:cx8="http://schemas.microsoft.com/office/drawing/2016/5/14/chartex" xmlns:mc="http://schemas.openxmlformats.org/markup-compatibility/2006" xmlns:aink="http://schemas.microsoft.com/office/drawing/2016/ink" xmlns:am3d="http://schemas.microsoft.com/office/drawing/2017/model3d" xmlns:o="urn:schemas-microsoft-com:office:office" xmlns:r="http://schemas.openxmlformats.org/officeDocument/2006/relationships" xmlns:m="http://schemas.openxmlformats.org/officeDocument/2006/math" xmlns:v="urn:schemas-microsoft-com:vml" xmlns:wp14="http://schemas.microsoft.com/office/word/2010/wordprocessingDrawing" xmlns:wp="http://schemas.openxmlformats.org/drawingml/2006/wordprocessingDrawing" xmlns:w10="urn:schemas-microsoft-com:office:word" xmlns:w="http://schemas.openxmlformats.org/wordprocessingml/2006/main" xmlns:w14="http://schemas.microsoft.com/office/word/2010/wordml" xmlns:w15="http://schemas.microsoft.com/office/word/2012/wordml" xmlns:w16cex="http://schemas.microsoft.com/office/word/2018/wordml/cex" xmlns:w16cid="http://schemas.microsoft.com/office/word/2016/wordml/cid" xmlns:w16="http://schemas.microsoft.com/office/word/2018/wordml" xmlns:w16sdtdh="http://schemas.microsoft.com/office/word/2020/wordml/sdtdatahash" xmlns:w16se="http://schemas.microsoft.com/office/word/2015/wordml/symex" xmlns:wpg="http://schemas.microsoft.com/office/word/2010/wordprocessingGroup" xmlns:wpi="http://schemas.microsoft.com/office/word/2010/wordprocessingInk" xmlns:wne="http://schemas.microsoft.com/office/word/2006/wordml" xmlns:wps="http://schemas.microsoft.com/office/word/2010/wordprocessingShape" mc:Ignorable="w14 w15 w16se w16cid w16 w16cex w16sdtdh wp14">
+<w:endnotes xmlns:wpc="http://schemas.microsoft.com/office/word/2010/wordprocessingCanvas" xmlns:cx="http://schemas.microsoft.com/office/drawing/2014/chartex" xmlns:cx1="http://schemas.microsoft.com/office/drawing/2015/9/8/chartex" xmlns:cx2="http://schemas.microsoft.com/office/drawing/2015/10/21/chartex" xmlns:cx3="http://schemas.microsoft.com/office/drawing/2016/5/9/chartex" xmlns:cx4="http://schemas.microsoft.com/office/drawing/2016/5/10/chartex" xmlns:cx5="http://schemas.microsoft.com/office/drawing/2016/5/11/chartex" xmlns:cx6="http://schemas.microsoft.com/office/drawing/2016/5/12/chartex" xmlns:cx7="http://schemas.microsoft.com/office/drawing/2016/5/13/chartex" xmlns:cx8="http://schemas.microsoft.com/office/drawing/2016/5/14/chartex" xmlns:mc="http://schemas.openxmlformats.org/markup-compatibility/2006" xmlns:aink="http://schemas.microsoft.com/office/drawing/2016/ink" xmlns:am3d="http://schemas.microsoft.com/office/drawing/2017/model3d" xmlns:o="urn:schemas-microsoft-com:office:office" xmlns:oel="http://schemas.microsoft.com/office/2019/extlst" xmlns:r="http://schemas.openxmlformats.org/officeDocument/2006/relationships" xmlns:m="http://schemas.openxmlformats.org/officeDocument/2006/math" xmlns:v="urn:schemas-microsoft-com:vml" xmlns:wp14="http://schemas.microsoft.com/office/word/2010/wordprocessingDrawing" xmlns:wp="http://schemas.openxmlformats.org/drawingml/2006/wordprocessingDrawing" xmlns:w10="urn:schemas-microsoft-com:office:word" xmlns:w="http://schemas.openxmlformats.org/wordprocessingml/2006/main" xmlns:w14="http://schemas.microsoft.com/office/word/2010/wordml" xmlns:w15="http://schemas.microsoft.com/office/word/2012/wordml" xmlns:w16cex="http://schemas.microsoft.com/office/word/2018/wordml/cex" xmlns:w16cid="http://schemas.microsoft.com/office/word/2016/wordml/cid" xmlns:w16="http://schemas.microsoft.com/office/word/2018/wordml" xmlns:w16du="http://schemas.microsoft.com/office/word/2023/wordml/word16du" xmlns:w16sdtdh="http://schemas.microsoft.com/office/word/2020/wordml/sdtdatahash" xmlns:w16sdtfl="http://schemas.microsoft.com/office/word/2024/wordml/sdtformatlock" xmlns:w16se="http://schemas.microsoft.com/office/word/2015/wordml/symex" xmlns:wpg="http://schemas.microsoft.com/office/word/2010/wordprocessingGroup" xmlns:wpi="http://schemas.microsoft.com/office/word/2010/wordprocessingInk" xmlns:wne="http://schemas.microsoft.com/office/word/2006/wordml" xmlns:wps="http://schemas.microsoft.com/office/word/2010/wordprocessingShape" mc:Ignorable="w14 w15 w16se w16cid w16 w16cex w16sdtdh w16sdtfl w16du wp14">
   <w:endnote w:type="separator" w:id="-1">
     <w:p>
       <w:r>
@@ -12129,7 +12243,7 @@
 </file>
 
 <file path=word/footer1.xml><?xml version="1.0" encoding="utf-8"?>
-<w:ftr xmlns:wpc="http://schemas.microsoft.com/office/word/2010/wordprocessingCanvas" xmlns:cx="http://schemas.microsoft.com/office/drawing/2014/chartex" xmlns:cx1="http://schemas.microsoft.com/office/drawing/2015/9/8/chartex" xmlns:cx2="http://schemas.microsoft.com/office/drawing/2015/10/21/chartex" xmlns:cx3="http://schemas.microsoft.com/office/drawing/2016/5/9/chartex" xmlns:cx4="http://schemas.microsoft.com/office/drawing/2016/5/10/chartex" xmlns:cx5="http://schemas.microsoft.com/office/drawing/2016/5/11/chartex" xmlns:cx6="http://schemas.microsoft.com/office/drawing/2016/5/12/chartex" xmlns:cx7="http://schemas.microsoft.com/office/drawing/2016/5/13/chartex" xmlns:cx8="http://schemas.microsoft.com/office/drawing/2016/5/14/chartex" xmlns:mc="http://schemas.openxmlformats.org/markup-compatibility/2006" xmlns:aink="http://schemas.microsoft.com/office/drawing/2016/ink" xmlns:am3d="http://schemas.microsoft.com/office/drawing/2017/model3d" xmlns:o="urn:schemas-microsoft-com:office:office" xmlns:r="http://schemas.openxmlformats.org/officeDocument/2006/relationships" xmlns:m="http://schemas.openxmlformats.org/officeDocument/2006/math" xmlns:v="urn:schemas-microsoft-com:vml" xmlns:wp14="http://schemas.microsoft.com/office/word/2010/wordprocessingDrawing" xmlns:wp="http://schemas.openxmlformats.org/drawingml/2006/wordprocessingDrawing" xmlns:w10="urn:schemas-microsoft-com:office:word" xmlns:w="http://schemas.openxmlformats.org/wordprocessingml/2006/main" xmlns:w14="http://schemas.microsoft.com/office/word/2010/wordml" xmlns:w15="http://schemas.microsoft.com/office/word/2012/wordml" xmlns:w16cex="http://schemas.microsoft.com/office/word/2018/wordml/cex" xmlns:w16cid="http://schemas.microsoft.com/office/word/2016/wordml/cid" xmlns:w16="http://schemas.microsoft.com/office/word/2018/wordml" xmlns:w16sdtdh="http://schemas.microsoft.com/office/word/2020/wordml/sdtdatahash" xmlns:w16se="http://schemas.microsoft.com/office/word/2015/wordml/symex" xmlns:wpg="http://schemas.microsoft.com/office/word/2010/wordprocessingGroup" xmlns:wpi="http://schemas.microsoft.com/office/word/2010/wordprocessingInk" xmlns:wne="http://schemas.microsoft.com/office/word/2006/wordml" xmlns:wps="http://schemas.microsoft.com/office/word/2010/wordprocessingShape" mc:Ignorable="w14 w15 w16se w16cid w16 w16cex w16sdtdh wp14">
+<w:ftr xmlns:wpc="http://schemas.microsoft.com/office/word/2010/wordprocessingCanvas" xmlns:cx="http://schemas.microsoft.com/office/drawing/2014/chartex" xmlns:cx1="http://schemas.microsoft.com/office/drawing/2015/9/8/chartex" xmlns:cx2="http://schemas.microsoft.com/office/drawing/2015/10/21/chartex" xmlns:cx3="http://schemas.microsoft.com/office/drawing/2016/5/9/chartex" xmlns:cx4="http://schemas.microsoft.com/office/drawing/2016/5/10/chartex" xmlns:cx5="http://schemas.microsoft.com/office/drawing/2016/5/11/chartex" xmlns:cx6="http://schemas.microsoft.com/office/drawing/2016/5/12/chartex" xmlns:cx7="http://schemas.microsoft.com/office/drawing/2016/5/13/chartex" xmlns:cx8="http://schemas.microsoft.com/office/drawing/2016/5/14/chartex" xmlns:mc="http://schemas.openxmlformats.org/markup-compatibility/2006" xmlns:aink="http://schemas.microsoft.com/office/drawing/2016/ink" xmlns:am3d="http://schemas.microsoft.com/office/drawing/2017/model3d" xmlns:o="urn:schemas-microsoft-com:office:office" xmlns:oel="http://schemas.microsoft.com/office/2019/extlst" xmlns:r="http://schemas.openxmlformats.org/officeDocument/2006/relationships" xmlns:m="http://schemas.openxmlformats.org/officeDocument/2006/math" xmlns:v="urn:schemas-microsoft-com:vml" xmlns:wp14="http://schemas.microsoft.com/office/word/2010/wordprocessingDrawing" xmlns:wp="http://schemas.openxmlformats.org/drawingml/2006/wordprocessingDrawing" xmlns:w10="urn:schemas-microsoft-com:office:word" xmlns:w="http://schemas.openxmlformats.org/wordprocessingml/2006/main" xmlns:w14="http://schemas.microsoft.com/office/word/2010/wordml" xmlns:w15="http://schemas.microsoft.com/office/word/2012/wordml" xmlns:w16cex="http://schemas.microsoft.com/office/word/2018/wordml/cex" xmlns:w16cid="http://schemas.microsoft.com/office/word/2016/wordml/cid" xmlns:w16="http://schemas.microsoft.com/office/word/2018/wordml" xmlns:w16du="http://schemas.microsoft.com/office/word/2023/wordml/word16du" xmlns:w16sdtdh="http://schemas.microsoft.com/office/word/2020/wordml/sdtdatahash" xmlns:w16sdtfl="http://schemas.microsoft.com/office/word/2024/wordml/sdtformatlock" xmlns:w16se="http://schemas.microsoft.com/office/word/2015/wordml/symex" xmlns:wpg="http://schemas.microsoft.com/office/word/2010/wordprocessingGroup" xmlns:wpi="http://schemas.microsoft.com/office/word/2010/wordprocessingInk" xmlns:wne="http://schemas.microsoft.com/office/word/2006/wordml" xmlns:wps="http://schemas.microsoft.com/office/word/2010/wordprocessingShape" mc:Ignorable="w14 w15 w16se w16cid w16 w16cex w16sdtdh w16sdtfl w16du wp14">
   <w:p>
     <w:pPr>
       <w:jc w:val="center"/>
@@ -12237,7 +12351,7 @@
 </file>
 
 <file path=word/footnotes.xml><?xml version="1.0" encoding="utf-8"?>
-<w:footnotes xmlns:wpc="http://schemas.microsoft.com/office/word/2010/wordprocessingCanvas" xmlns:cx="http://schemas.microsoft.com/office/drawing/2014/chartex" xmlns:cx1="http://schemas.microsoft.com/office/drawing/2015/9/8/chartex" xmlns:cx2="http://schemas.microsoft.com/office/drawing/2015/10/21/chartex" xmlns:cx3="http://schemas.microsoft.com/office/drawing/2016/5/9/chartex" xmlns:cx4="http://schemas.microsoft.com/office/drawing/2016/5/10/chartex" xmlns:cx5="http://schemas.microsoft.com/office/drawing/2016/5/11/chartex" xmlns:cx6="http://schemas.microsoft.com/office/drawing/2016/5/12/chartex" xmlns:cx7="http://schemas.microsoft.com/office/drawing/2016/5/13/chartex" xmlns:cx8="http://schemas.microsoft.com/office/drawing/2016/5/14/chartex" xmlns:mc="http://schemas.openxmlformats.org/markup-compatibility/2006" xmlns:aink="http://schemas.microsoft.com/office/drawing/2016/ink" xmlns:am3d="http://schemas.microsoft.com/office/drawing/2017/model3d" xmlns:o="urn:schemas-microsoft-com:office:office" xmlns:r="http://schemas.openxmlformats.org/officeDocument/2006/relationships" xmlns:m="http://schemas.openxmlformats.org/officeDocument/2006/math" xmlns:v="urn:schemas-microsoft-com:vml" xmlns:wp14="http://schemas.microsoft.com/office/word/2010/wordprocessingDrawing" xmlns:wp="http://schemas.openxmlformats.org/drawingml/2006/wordprocessingDrawing" xmlns:w10="urn:schemas-microsoft-com:office:word" xmlns:w="http://schemas.openxmlformats.org/wordprocessingml/2006/main" xmlns:w14="http://schemas.microsoft.com/office/word/2010/wordml" xmlns:w15="http://schemas.microsoft.com/office/word/2012/wordml" xmlns:w16cex="http://schemas.microsoft.com/office/word/2018/wordml/cex" xmlns:w16cid="http://schemas.microsoft.com/office/word/2016/wordml/cid" xmlns:w16="http://schemas.microsoft.com/office/word/2018/wordml" xmlns:w16sdtdh="http://schemas.microsoft.com/office/word/2020/wordml/sdtdatahash" xmlns:w16se="http://schemas.microsoft.com/office/word/2015/wordml/symex" xmlns:wpg="http://schemas.microsoft.com/office/word/2010/wordprocessingGroup" xmlns:wpi="http://schemas.microsoft.com/office/word/2010/wordprocessingInk" xmlns:wne="http://schemas.microsoft.com/office/word/2006/wordml" xmlns:wps="http://schemas.microsoft.com/office/word/2010/wordprocessingShape" mc:Ignorable="w14 w15 w16se w16cid w16 w16cex w16sdtdh wp14">
+<w:footnotes xmlns:wpc="http://schemas.microsoft.com/office/word/2010/wordprocessingCanvas" xmlns:cx="http://schemas.microsoft.com/office/drawing/2014/chartex" xmlns:cx1="http://schemas.microsoft.com/office/drawing/2015/9/8/chartex" xmlns:cx2="http://schemas.microsoft.com/office/drawing/2015/10/21/chartex" xmlns:cx3="http://schemas.microsoft.com/office/drawing/2016/5/9/chartex" xmlns:cx4="http://schemas.microsoft.com/office/drawing/2016/5/10/chartex" xmlns:cx5="http://schemas.microsoft.com/office/drawing/2016/5/11/chartex" xmlns:cx6="http://schemas.microsoft.com/office/drawing/2016/5/12/chartex" xmlns:cx7="http://schemas.microsoft.com/office/drawing/2016/5/13/chartex" xmlns:cx8="http://schemas.microsoft.com/office/drawing/2016/5/14/chartex" xmlns:mc="http://schemas.openxmlformats.org/markup-compatibility/2006" xmlns:aink="http://schemas.microsoft.com/office/drawing/2016/ink" xmlns:am3d="http://schemas.microsoft.com/office/drawing/2017/model3d" xmlns:o="urn:schemas-microsoft-com:office:office" xmlns:oel="http://schemas.microsoft.com/office/2019/extlst" xmlns:r="http://schemas.openxmlformats.org/officeDocument/2006/relationships" xmlns:m="http://schemas.openxmlformats.org/officeDocument/2006/math" xmlns:v="urn:schemas-microsoft-com:vml" xmlns:wp14="http://schemas.microsoft.com/office/word/2010/wordprocessingDrawing" xmlns:wp="http://schemas.openxmlformats.org/drawingml/2006/wordprocessingDrawing" xmlns:w10="urn:schemas-microsoft-com:office:word" xmlns:w="http://schemas.openxmlformats.org/wordprocessingml/2006/main" xmlns:w14="http://schemas.microsoft.com/office/word/2010/wordml" xmlns:w15="http://schemas.microsoft.com/office/word/2012/wordml" xmlns:w16cex="http://schemas.microsoft.com/office/word/2018/wordml/cex" xmlns:w16cid="http://schemas.microsoft.com/office/word/2016/wordml/cid" xmlns:w16="http://schemas.microsoft.com/office/word/2018/wordml" xmlns:w16du="http://schemas.microsoft.com/office/word/2023/wordml/word16du" xmlns:w16sdtdh="http://schemas.microsoft.com/office/word/2020/wordml/sdtdatahash" xmlns:w16sdtfl="http://schemas.microsoft.com/office/word/2024/wordml/sdtformatlock" xmlns:w16se="http://schemas.microsoft.com/office/word/2015/wordml/symex" xmlns:wpg="http://schemas.microsoft.com/office/word/2010/wordprocessingGroup" xmlns:wpi="http://schemas.microsoft.com/office/word/2010/wordprocessingInk" xmlns:wne="http://schemas.microsoft.com/office/word/2006/wordml" xmlns:wps="http://schemas.microsoft.com/office/word/2010/wordprocessingShape" mc:Ignorable="w14 w15 w16se w16cid w16 w16cex w16sdtdh w16sdtfl w16du wp14">
   <w:footnote w:type="separator" w:id="-1">
     <w:p>
       <w:r>
@@ -12256,7 +12370,7 @@
 </file>
 
 <file path=word/header1.xml><?xml version="1.0" encoding="utf-8"?>
-<w:hdr xmlns:wpc="http://schemas.microsoft.com/office/word/2010/wordprocessingCanvas" xmlns:cx="http://schemas.microsoft.com/office/drawing/2014/chartex" xmlns:cx1="http://schemas.microsoft.com/office/drawing/2015/9/8/chartex" xmlns:cx2="http://schemas.microsoft.com/office/drawing/2015/10/21/chartex" xmlns:cx3="http://schemas.microsoft.com/office/drawing/2016/5/9/chartex" xmlns:cx4="http://schemas.microsoft.com/office/drawing/2016/5/10/chartex" xmlns:cx5="http://schemas.microsoft.com/office/drawing/2016/5/11/chartex" xmlns:cx6="http://schemas.microsoft.com/office/drawing/2016/5/12/chartex" xmlns:cx7="http://schemas.microsoft.com/office/drawing/2016/5/13/chartex" xmlns:cx8="http://schemas.microsoft.com/office/drawing/2016/5/14/chartex" xmlns:mc="http://schemas.openxmlformats.org/markup-compatibility/2006" xmlns:aink="http://schemas.microsoft.com/office/drawing/2016/ink" xmlns:am3d="http://schemas.microsoft.com/office/drawing/2017/model3d" xmlns:o="urn:schemas-microsoft-com:office:office" xmlns:r="http://schemas.openxmlformats.org/officeDocument/2006/relationships" xmlns:m="http://schemas.openxmlformats.org/officeDocument/2006/math" xmlns:v="urn:schemas-microsoft-com:vml" xmlns:wp14="http://schemas.microsoft.com/office/word/2010/wordprocessingDrawing" xmlns:wp="http://schemas.openxmlformats.org/drawingml/2006/wordprocessingDrawing" xmlns:w10="urn:schemas-microsoft-com:office:word" xmlns:w="http://schemas.openxmlformats.org/wordprocessingml/2006/main" xmlns:w14="http://schemas.microsoft.com/office/word/2010/wordml" xmlns:w15="http://schemas.microsoft.com/office/word/2012/wordml" xmlns:w16cex="http://schemas.microsoft.com/office/word/2018/wordml/cex" xmlns:w16cid="http://schemas.microsoft.com/office/word/2016/wordml/cid" xmlns:w16="http://schemas.microsoft.com/office/word/2018/wordml" xmlns:w16sdtdh="http://schemas.microsoft.com/office/word/2020/wordml/sdtdatahash" xmlns:w16se="http://schemas.microsoft.com/office/word/2015/wordml/symex" xmlns:wpg="http://schemas.microsoft.com/office/word/2010/wordprocessingGroup" xmlns:wpi="http://schemas.microsoft.com/office/word/2010/wordprocessingInk" xmlns:wne="http://schemas.microsoft.com/office/word/2006/wordml" xmlns:wps="http://schemas.microsoft.com/office/word/2010/wordprocessingShape" mc:Ignorable="w14 w15 w16se w16cid w16 w16cex w16sdtdh wp14">
+<w:hdr xmlns:wpc="http://schemas.microsoft.com/office/word/2010/wordprocessingCanvas" xmlns:cx="http://schemas.microsoft.com/office/drawing/2014/chartex" xmlns:cx1="http://schemas.microsoft.com/office/drawing/2015/9/8/chartex" xmlns:cx2="http://schemas.microsoft.com/office/drawing/2015/10/21/chartex" xmlns:cx3="http://schemas.microsoft.com/office/drawing/2016/5/9/chartex" xmlns:cx4="http://schemas.microsoft.com/office/drawing/2016/5/10/chartex" xmlns:cx5="http://schemas.microsoft.com/office/drawing/2016/5/11/chartex" xmlns:cx6="http://schemas.microsoft.com/office/drawing/2016/5/12/chartex" xmlns:cx7="http://schemas.microsoft.com/office/drawing/2016/5/13/chartex" xmlns:cx8="http://schemas.microsoft.com/office/drawing/2016/5/14/chartex" xmlns:mc="http://schemas.openxmlformats.org/markup-compatibility/2006" xmlns:aink="http://schemas.microsoft.com/office/drawing/2016/ink" xmlns:am3d="http://schemas.microsoft.com/office/drawing/2017/model3d" xmlns:o="urn:schemas-microsoft-com:office:office" xmlns:oel="http://schemas.microsoft.com/office/2019/extlst" xmlns:r="http://schemas.openxmlformats.org/officeDocument/2006/relationships" xmlns:m="http://schemas.openxmlformats.org/officeDocument/2006/math" xmlns:v="urn:schemas-microsoft-com:vml" xmlns:wp14="http://schemas.microsoft.com/office/word/2010/wordprocessingDrawing" xmlns:wp="http://schemas.openxmlformats.org/drawingml/2006/wordprocessingDrawing" xmlns:w10="urn:schemas-microsoft-com:office:word" xmlns:w="http://schemas.openxmlformats.org/wordprocessingml/2006/main" xmlns:w14="http://schemas.microsoft.com/office/word/2010/wordml" xmlns:w15="http://schemas.microsoft.com/office/word/2012/wordml" xmlns:w16cex="http://schemas.microsoft.com/office/word/2018/wordml/cex" xmlns:w16cid="http://schemas.microsoft.com/office/word/2016/wordml/cid" xmlns:w16="http://schemas.microsoft.com/office/word/2018/wordml" xmlns:w16du="http://schemas.microsoft.com/office/word/2023/wordml/word16du" xmlns:w16sdtdh="http://schemas.microsoft.com/office/word/2020/wordml/sdtdatahash" xmlns:w16sdtfl="http://schemas.microsoft.com/office/word/2024/wordml/sdtformatlock" xmlns:w16se="http://schemas.microsoft.com/office/word/2015/wordml/symex" xmlns:wpg="http://schemas.microsoft.com/office/word/2010/wordprocessingGroup" xmlns:wpi="http://schemas.microsoft.com/office/word/2010/wordprocessingInk" xmlns:wne="http://schemas.microsoft.com/office/word/2006/wordml" xmlns:wps="http://schemas.microsoft.com/office/word/2010/wordprocessingShape" mc:Ignorable="w14 w15 w16se w16cid w16 w16cex w16sdtdh w16sdtfl w16du wp14">
   <w:p>
     <w:pPr>
       <w:pBdr>
@@ -12279,11 +12393,202 @@
 </file>
 
 <file path=word/numbering.xml><?xml version="1.0" encoding="utf-8"?>
-<w:numbering xmlns:wpc="http://schemas.microsoft.com/office/word/2010/wordprocessingCanvas" xmlns:cx="http://schemas.microsoft.com/office/drawing/2014/chartex" xmlns:cx1="http://schemas.microsoft.com/office/drawing/2015/9/8/chartex" xmlns:cx2="http://schemas.microsoft.com/office/drawing/2015/10/21/chartex" xmlns:cx3="http://schemas.microsoft.com/office/drawing/2016/5/9/chartex" xmlns:cx4="http://schemas.microsoft.com/office/drawing/2016/5/10/chartex" xmlns:cx5="http://schemas.microsoft.com/office/drawing/2016/5/11/chartex" xmlns:cx6="http://schemas.microsoft.com/office/drawing/2016/5/12/chartex" xmlns:cx7="http://schemas.microsoft.com/office/drawing/2016/5/13/chartex" xmlns:cx8="http://schemas.microsoft.com/office/drawing/2016/5/14/chartex" xmlns:mc="http://schemas.openxmlformats.org/markup-compatibility/2006" xmlns:aink="http://schemas.microsoft.com/office/drawing/2016/ink" xmlns:am3d="http://schemas.microsoft.com/office/drawing/2017/model3d" xmlns:o="urn:schemas-microsoft-com:office:office" xmlns:r="http://schemas.openxmlformats.org/officeDocument/2006/relationships" xmlns:m="http://schemas.openxmlformats.org/officeDocument/2006/math" xmlns:v="urn:schemas-microsoft-com:vml" xmlns:wp14="http://schemas.microsoft.com/office/word/2010/wordprocessingDrawing" xmlns:wp="http://schemas.openxmlformats.org/drawingml/2006/wordprocessingDrawing" xmlns:w10="urn:schemas-microsoft-com:office:word" xmlns:w="http://schemas.openxmlformats.org/wordprocessingml/2006/main" xmlns:w14="http://schemas.microsoft.com/office/word/2010/wordml" xmlns:w15="http://schemas.microsoft.com/office/word/2012/wordml" xmlns:w16cex="http://schemas.microsoft.com/office/word/2018/wordml/cex" xmlns:w16cid="http://schemas.microsoft.com/office/word/2016/wordml/cid" xmlns:w16="http://schemas.microsoft.com/office/word/2018/wordml" xmlns:w16sdtdh="http://schemas.microsoft.com/office/word/2020/wordml/sdtdatahash" xmlns:w16se="http://schemas.microsoft.com/office/word/2015/wordml/symex" xmlns:wpg="http://schemas.microsoft.com/office/word/2010/wordprocessingGroup" xmlns:wpi="http://schemas.microsoft.com/office/word/2010/wordprocessingInk" xmlns:wne="http://schemas.microsoft.com/office/word/2006/wordml" xmlns:wps="http://schemas.microsoft.com/office/word/2010/wordprocessingShape" mc:Ignorable="w14 w15 w16se w16cid w16 w16cex w16sdtdh wp14">
+<w:numbering xmlns:wpc="http://schemas.microsoft.com/office/word/2010/wordprocessingCanvas" xmlns:cx="http://schemas.microsoft.com/office/drawing/2014/chartex" xmlns:cx1="http://schemas.microsoft.com/office/drawing/2015/9/8/chartex" xmlns:cx2="http://schemas.microsoft.com/office/drawing/2015/10/21/chartex" xmlns:cx3="http://schemas.microsoft.com/office/drawing/2016/5/9/chartex" xmlns:cx4="http://schemas.microsoft.com/office/drawing/2016/5/10/chartex" xmlns:cx5="http://schemas.microsoft.com/office/drawing/2016/5/11/chartex" xmlns:cx6="http://schemas.microsoft.com/office/drawing/2016/5/12/chartex" xmlns:cx7="http://schemas.microsoft.com/office/drawing/2016/5/13/chartex" xmlns:cx8="http://schemas.microsoft.com/office/drawing/2016/5/14/chartex" xmlns:mc="http://schemas.openxmlformats.org/markup-compatibility/2006" xmlns:aink="http://schemas.microsoft.com/office/drawing/2016/ink" xmlns:am3d="http://schemas.microsoft.com/office/drawing/2017/model3d" xmlns:o="urn:schemas-microsoft-com:office:office" xmlns:oel="http://schemas.microsoft.com/office/2019/extlst" xmlns:r="http://schemas.openxmlformats.org/officeDocument/2006/relationships" xmlns:m="http://schemas.openxmlformats.org/officeDocument/2006/math" xmlns:v="urn:schemas-microsoft-com:vml" xmlns:wp14="http://schemas.microsoft.com/office/word/2010/wordprocessingDrawing" xmlns:wp="http://schemas.openxmlformats.org/drawingml/2006/wordprocessingDrawing" xmlns:w10="urn:schemas-microsoft-com:office:word" xmlns:w="http://schemas.openxmlformats.org/wordprocessingml/2006/main" xmlns:w14="http://schemas.microsoft.com/office/word/2010/wordml" xmlns:w15="http://schemas.microsoft.com/office/word/2012/wordml" xmlns:w16cex="http://schemas.microsoft.com/office/word/2018/wordml/cex" xmlns:w16cid="http://schemas.microsoft.com/office/word/2016/wordml/cid" xmlns:w16="http://schemas.microsoft.com/office/word/2018/wordml" xmlns:w16du="http://schemas.microsoft.com/office/word/2023/wordml/word16du" xmlns:w16sdtdh="http://schemas.microsoft.com/office/word/2020/wordml/sdtdatahash" xmlns:w16sdtfl="http://schemas.microsoft.com/office/word/2024/wordml/sdtformatlock" xmlns:w16se="http://schemas.microsoft.com/office/word/2015/wordml/symex" xmlns:wpg="http://schemas.microsoft.com/office/word/2010/wordprocessingGroup" xmlns:wpi="http://schemas.microsoft.com/office/word/2010/wordprocessingInk" xmlns:wne="http://schemas.microsoft.com/office/word/2006/wordml" xmlns:wps="http://schemas.microsoft.com/office/word/2010/wordprocessingShape" mc:Ignorable="w14 w15 w16se w16cid w16 w16cex w16sdtdh w16sdtfl w16du wp14">
   <w:abstractNum w:abstractNumId="0" w15:restartNumberingAfterBreak="0">
-    <w:nsid w:val="07A56B91"/>
+    <w:nsid w:val="03FF0866"/>
+    <w:multiLevelType w:val="hybridMultilevel"/>
+    <w:tmpl w:val="CD90890A"/>
+    <w:lvl w:ilvl="0" w:tplc="04130001">
+      <w:start w:val="1"/>
+      <w:numFmt w:val="bullet"/>
+      <w:lvlText w:val=""/>
+      <w:lvlJc w:val="left"/>
+      <w:pPr>
+        <w:ind w:left="720" w:hanging="360"/>
+      </w:pPr>
+      <w:rPr>
+        <w:rFonts w:ascii="Symbol" w:hAnsi="Symbol" w:hint="default"/>
+      </w:rPr>
+    </w:lvl>
+    <w:lvl w:ilvl="1" w:tplc="04130003" w:tentative="1">
+      <w:start w:val="1"/>
+      <w:numFmt w:val="bullet"/>
+      <w:lvlText w:val="o"/>
+      <w:lvlJc w:val="left"/>
+      <w:pPr>
+        <w:ind w:left="1440" w:hanging="360"/>
+      </w:pPr>
+      <w:rPr>
+        <w:rFonts w:ascii="Courier New" w:hAnsi="Courier New" w:cs="Courier New" w:hint="default"/>
+      </w:rPr>
+    </w:lvl>
+    <w:lvl w:ilvl="2" w:tplc="04130005" w:tentative="1">
+      <w:start w:val="1"/>
+      <w:numFmt w:val="bullet"/>
+      <w:lvlText w:val=""/>
+      <w:lvlJc w:val="left"/>
+      <w:pPr>
+        <w:ind w:left="2160" w:hanging="360"/>
+      </w:pPr>
+      <w:rPr>
+        <w:rFonts w:ascii="Wingdings" w:hAnsi="Wingdings" w:hint="default"/>
+      </w:rPr>
+    </w:lvl>
+    <w:lvl w:ilvl="3" w:tplc="04130001" w:tentative="1">
+      <w:start w:val="1"/>
+      <w:numFmt w:val="bullet"/>
+      <w:lvlText w:val=""/>
+      <w:lvlJc w:val="left"/>
+      <w:pPr>
+        <w:ind w:left="2880" w:hanging="360"/>
+      </w:pPr>
+      <w:rPr>
+        <w:rFonts w:ascii="Symbol" w:hAnsi="Symbol" w:hint="default"/>
+      </w:rPr>
+    </w:lvl>
+    <w:lvl w:ilvl="4" w:tplc="04130003" w:tentative="1">
+      <w:start w:val="1"/>
+      <w:numFmt w:val="bullet"/>
+      <w:lvlText w:val="o"/>
+      <w:lvlJc w:val="left"/>
+      <w:pPr>
+        <w:ind w:left="3600" w:hanging="360"/>
+      </w:pPr>
+      <w:rPr>
+        <w:rFonts w:ascii="Courier New" w:hAnsi="Courier New" w:cs="Courier New" w:hint="default"/>
+      </w:rPr>
+    </w:lvl>
+    <w:lvl w:ilvl="5" w:tplc="04130005" w:tentative="1">
+      <w:start w:val="1"/>
+      <w:numFmt w:val="bullet"/>
+      <w:lvlText w:val=""/>
+      <w:lvlJc w:val="left"/>
+      <w:pPr>
+        <w:ind w:left="4320" w:hanging="360"/>
+      </w:pPr>
+      <w:rPr>
+        <w:rFonts w:ascii="Wingdings" w:hAnsi="Wingdings" w:hint="default"/>
+      </w:rPr>
+    </w:lvl>
+    <w:lvl w:ilvl="6" w:tplc="04130001" w:tentative="1">
+      <w:start w:val="1"/>
+      <w:numFmt w:val="bullet"/>
+      <w:lvlText w:val=""/>
+      <w:lvlJc w:val="left"/>
+      <w:pPr>
+        <w:ind w:left="5040" w:hanging="360"/>
+      </w:pPr>
+      <w:rPr>
+        <w:rFonts w:ascii="Symbol" w:hAnsi="Symbol" w:hint="default"/>
+      </w:rPr>
+    </w:lvl>
+    <w:lvl w:ilvl="7" w:tplc="04130003" w:tentative="1">
+      <w:start w:val="1"/>
+      <w:numFmt w:val="bullet"/>
+      <w:lvlText w:val="o"/>
+      <w:lvlJc w:val="left"/>
+      <w:pPr>
+        <w:ind w:left="5760" w:hanging="360"/>
+      </w:pPr>
+      <w:rPr>
+        <w:rFonts w:ascii="Courier New" w:hAnsi="Courier New" w:cs="Courier New" w:hint="default"/>
+      </w:rPr>
+    </w:lvl>
+    <w:lvl w:ilvl="8" w:tplc="04130005" w:tentative="1">
+      <w:start w:val="1"/>
+      <w:numFmt w:val="bullet"/>
+      <w:lvlText w:val=""/>
+      <w:lvlJc w:val="left"/>
+      <w:pPr>
+        <w:ind w:left="6480" w:hanging="360"/>
+      </w:pPr>
+      <w:rPr>
+        <w:rFonts w:ascii="Wingdings" w:hAnsi="Wingdings" w:hint="default"/>
+      </w:rPr>
+    </w:lvl>
+  </w:abstractNum>
+  <w:abstractNum w:abstractNumId="1" w15:restartNumberingAfterBreak="0">
+    <w:nsid w:val="0DAE72A3"/>
     <w:multiLevelType w:val="multilevel"/>
-    <w:tmpl w:val="EB48EABA"/>
+    <w:tmpl w:val="5DB0B854"/>
+    <w:lvl w:ilvl="0">
+      <w:start w:val="1"/>
+      <w:numFmt w:val="bullet"/>
+      <w:lvlText w:val="•"/>
+      <w:lvlJc w:val="left"/>
+      <w:pPr>
+        <w:ind w:left="720" w:hanging="360"/>
+      </w:pPr>
+    </w:lvl>
+    <w:lvl w:ilvl="1">
+      <w:numFmt w:val="decimal"/>
+      <w:lvlText w:val=""/>
+      <w:lvlJc w:val="left"/>
+      <w:pPr>
+        <w:ind w:left="0" w:firstLine="0"/>
+      </w:pPr>
+    </w:lvl>
+    <w:lvl w:ilvl="2">
+      <w:numFmt w:val="decimal"/>
+      <w:lvlText w:val=""/>
+      <w:lvlJc w:val="left"/>
+      <w:pPr>
+        <w:ind w:left="0" w:firstLine="0"/>
+      </w:pPr>
+    </w:lvl>
+    <w:lvl w:ilvl="3">
+      <w:numFmt w:val="decimal"/>
+      <w:lvlText w:val=""/>
+      <w:lvlJc w:val="left"/>
+      <w:pPr>
+        <w:ind w:left="0" w:firstLine="0"/>
+      </w:pPr>
+    </w:lvl>
+    <w:lvl w:ilvl="4">
+      <w:numFmt w:val="decimal"/>
+      <w:lvlText w:val=""/>
+      <w:lvlJc w:val="left"/>
+      <w:pPr>
+        <w:ind w:left="0" w:firstLine="0"/>
+      </w:pPr>
+    </w:lvl>
+    <w:lvl w:ilvl="5">
+      <w:numFmt w:val="decimal"/>
+      <w:lvlText w:val=""/>
+      <w:lvlJc w:val="left"/>
+      <w:pPr>
+        <w:ind w:left="0" w:firstLine="0"/>
+      </w:pPr>
+    </w:lvl>
+    <w:lvl w:ilvl="6">
+      <w:numFmt w:val="decimal"/>
+      <w:lvlText w:val=""/>
+      <w:lvlJc w:val="left"/>
+      <w:pPr>
+        <w:ind w:left="0" w:firstLine="0"/>
+      </w:pPr>
+    </w:lvl>
+    <w:lvl w:ilvl="7">
+      <w:numFmt w:val="decimal"/>
+      <w:lvlText w:val=""/>
+      <w:lvlJc w:val="left"/>
+      <w:pPr>
+        <w:ind w:left="0" w:firstLine="0"/>
+      </w:pPr>
+    </w:lvl>
+    <w:lvl w:ilvl="8">
+      <w:numFmt w:val="decimal"/>
+      <w:lvlText w:val=""/>
+      <w:lvlJc w:val="left"/>
+      <w:pPr>
+        <w:ind w:left="0" w:firstLine="0"/>
+      </w:pPr>
+    </w:lvl>
+  </w:abstractNum>
+  <w:abstractNum w:abstractNumId="2" w15:restartNumberingAfterBreak="0">
+    <w:nsid w:val="28854266"/>
+    <w:multiLevelType w:val="multilevel"/>
+    <w:tmpl w:val="010465D8"/>
     <w:lvl w:ilvl="0">
       <w:start w:val="1"/>
       <w:numFmt w:val="bullet"/>
@@ -12390,10 +12695,120 @@
       </w:rPr>
     </w:lvl>
   </w:abstractNum>
-  <w:abstractNum w:abstractNumId="1" w15:restartNumberingAfterBreak="0">
-    <w:nsid w:val="32E5401A"/>
+  <w:abstractNum w:abstractNumId="3" w15:restartNumberingAfterBreak="0">
+    <w:nsid w:val="31234A05"/>
     <w:multiLevelType w:val="multilevel"/>
-    <w:tmpl w:val="CA721C58"/>
+    <w:tmpl w:val="CC5A56B4"/>
+    <w:lvl w:ilvl="0">
+      <w:start w:val="1"/>
+      <w:numFmt w:val="bullet"/>
+      <w:lvlText w:val="•"/>
+      <w:lvlJc w:val="left"/>
+      <w:pPr>
+        <w:ind w:left="720" w:hanging="360"/>
+      </w:pPr>
+    </w:lvl>
+    <w:lvl w:ilvl="1">
+      <w:start w:val="1"/>
+      <w:numFmt w:val="bullet"/>
+      <w:lvlText w:val="o"/>
+      <w:lvlJc w:val="left"/>
+      <w:pPr>
+        <w:ind w:left="1440" w:hanging="360"/>
+      </w:pPr>
+      <w:rPr>
+        <w:rFonts w:ascii="Courier New" w:eastAsia="Courier New" w:hAnsi="Courier New" w:cs="Courier New"/>
+      </w:rPr>
+    </w:lvl>
+    <w:lvl w:ilvl="2">
+      <w:start w:val="1"/>
+      <w:numFmt w:val="bullet"/>
+      <w:lvlText w:val="▪"/>
+      <w:lvlJc w:val="left"/>
+      <w:pPr>
+        <w:ind w:left="2160" w:hanging="360"/>
+      </w:pPr>
+      <w:rPr>
+        <w:rFonts w:ascii="Noto Sans Symbols" w:eastAsia="Noto Sans Symbols" w:hAnsi="Noto Sans Symbols" w:cs="Noto Sans Symbols"/>
+      </w:rPr>
+    </w:lvl>
+    <w:lvl w:ilvl="3">
+      <w:start w:val="1"/>
+      <w:numFmt w:val="bullet"/>
+      <w:lvlText w:val="●"/>
+      <w:lvlJc w:val="left"/>
+      <w:pPr>
+        <w:ind w:left="2880" w:hanging="360"/>
+      </w:pPr>
+      <w:rPr>
+        <w:rFonts w:ascii="Noto Sans Symbols" w:eastAsia="Noto Sans Symbols" w:hAnsi="Noto Sans Symbols" w:cs="Noto Sans Symbols"/>
+      </w:rPr>
+    </w:lvl>
+    <w:lvl w:ilvl="4">
+      <w:start w:val="1"/>
+      <w:numFmt w:val="bullet"/>
+      <w:lvlText w:val="o"/>
+      <w:lvlJc w:val="left"/>
+      <w:pPr>
+        <w:ind w:left="3600" w:hanging="360"/>
+      </w:pPr>
+      <w:rPr>
+        <w:rFonts w:ascii="Courier New" w:eastAsia="Courier New" w:hAnsi="Courier New" w:cs="Courier New"/>
+      </w:rPr>
+    </w:lvl>
+    <w:lvl w:ilvl="5">
+      <w:start w:val="1"/>
+      <w:numFmt w:val="bullet"/>
+      <w:lvlText w:val="▪"/>
+      <w:lvlJc w:val="left"/>
+      <w:pPr>
+        <w:ind w:left="4320" w:hanging="360"/>
+      </w:pPr>
+      <w:rPr>
+        <w:rFonts w:ascii="Noto Sans Symbols" w:eastAsia="Noto Sans Symbols" w:hAnsi="Noto Sans Symbols" w:cs="Noto Sans Symbols"/>
+      </w:rPr>
+    </w:lvl>
+    <w:lvl w:ilvl="6">
+      <w:start w:val="1"/>
+      <w:numFmt w:val="bullet"/>
+      <w:lvlText w:val="●"/>
+      <w:lvlJc w:val="left"/>
+      <w:pPr>
+        <w:ind w:left="5040" w:hanging="360"/>
+      </w:pPr>
+      <w:rPr>
+        <w:rFonts w:ascii="Noto Sans Symbols" w:eastAsia="Noto Sans Symbols" w:hAnsi="Noto Sans Symbols" w:cs="Noto Sans Symbols"/>
+      </w:rPr>
+    </w:lvl>
+    <w:lvl w:ilvl="7">
+      <w:start w:val="1"/>
+      <w:numFmt w:val="bullet"/>
+      <w:lvlText w:val="o"/>
+      <w:lvlJc w:val="left"/>
+      <w:pPr>
+        <w:ind w:left="5760" w:hanging="360"/>
+      </w:pPr>
+      <w:rPr>
+        <w:rFonts w:ascii="Courier New" w:eastAsia="Courier New" w:hAnsi="Courier New" w:cs="Courier New"/>
+      </w:rPr>
+    </w:lvl>
+    <w:lvl w:ilvl="8">
+      <w:start w:val="1"/>
+      <w:numFmt w:val="bullet"/>
+      <w:lvlText w:val="▪"/>
+      <w:lvlJc w:val="left"/>
+      <w:pPr>
+        <w:ind w:left="6480" w:hanging="360"/>
+      </w:pPr>
+      <w:rPr>
+        <w:rFonts w:ascii="Noto Sans Symbols" w:eastAsia="Noto Sans Symbols" w:hAnsi="Noto Sans Symbols" w:cs="Noto Sans Symbols"/>
+      </w:rPr>
+    </w:lvl>
+  </w:abstractNum>
+  <w:abstractNum w:abstractNumId="4" w15:restartNumberingAfterBreak="0">
+    <w:nsid w:val="35E72111"/>
+    <w:multiLevelType w:val="multilevel"/>
+    <w:tmpl w:val="7FAA0D10"/>
     <w:lvl w:ilvl="0">
       <w:start w:val="1"/>
       <w:numFmt w:val="bullet"/>
@@ -12521,10 +12936,10 @@
       </w:rPr>
     </w:lvl>
   </w:abstractNum>
-  <w:abstractNum w:abstractNumId="2" w15:restartNumberingAfterBreak="0">
-    <w:nsid w:val="34387D9A"/>
+  <w:abstractNum w:abstractNumId="5" w15:restartNumberingAfterBreak="0">
+    <w:nsid w:val="40095258"/>
     <w:multiLevelType w:val="multilevel"/>
-    <w:tmpl w:val="84C2898C"/>
+    <w:tmpl w:val="EA5ED112"/>
     <w:lvl w:ilvl="0">
       <w:start w:val="1"/>
       <w:numFmt w:val="bullet"/>
@@ -12649,10 +13064,10 @@
       </w:rPr>
     </w:lvl>
   </w:abstractNum>
-  <w:abstractNum w:abstractNumId="3" w15:restartNumberingAfterBreak="0">
-    <w:nsid w:val="46683790"/>
+  <w:abstractNum w:abstractNumId="6" w15:restartNumberingAfterBreak="0">
+    <w:nsid w:val="4ED50ACB"/>
     <w:multiLevelType w:val="multilevel"/>
-    <w:tmpl w:val="A0042A74"/>
+    <w:tmpl w:val="8696BB36"/>
     <w:lvl w:ilvl="0">
       <w:start w:val="1"/>
       <w:numFmt w:val="bullet"/>
@@ -12780,10 +13195,10 @@
       </w:rPr>
     </w:lvl>
   </w:abstractNum>
-  <w:abstractNum w:abstractNumId="4" w15:restartNumberingAfterBreak="0">
-    <w:nsid w:val="4F5A7536"/>
+  <w:abstractNum w:abstractNumId="7" w15:restartNumberingAfterBreak="0">
+    <w:nsid w:val="531C2F32"/>
     <w:multiLevelType w:val="multilevel"/>
-    <w:tmpl w:val="BBAEA546"/>
+    <w:tmpl w:val="A0A0A77C"/>
     <w:lvl w:ilvl="0">
       <w:start w:val="1"/>
       <w:numFmt w:val="bullet"/>
@@ -12792,17 +13207,21 @@
       <w:pPr>
         <w:ind w:left="720" w:hanging="360"/>
       </w:pPr>
+      <w:rPr>
+        <w:sz w:val="20"/>
+        <w:szCs w:val="20"/>
+      </w:rPr>
     </w:lvl>
     <w:lvl w:ilvl="1">
-      <w:start w:val="1"/>
+      <w:start w:val="3"/>
       <w:numFmt w:val="bullet"/>
-      <w:lvlText w:val="o"/>
+      <w:lvlText w:val="-"/>
       <w:lvlJc w:val="left"/>
       <w:pPr>
         <w:ind w:left="1440" w:hanging="360"/>
       </w:pPr>
       <w:rPr>
-        <w:rFonts w:ascii="Courier New" w:eastAsia="Courier New" w:hAnsi="Courier New" w:cs="Courier New"/>
+        <w:rFonts w:ascii="Arial" w:eastAsia="Arial" w:hAnsi="Arial" w:cs="Arial"/>
       </w:rPr>
     </w:lvl>
     <w:lvl w:ilvl="2">
@@ -12815,30 +13234,36 @@
       </w:pPr>
       <w:rPr>
         <w:rFonts w:ascii="Noto Sans Symbols" w:eastAsia="Noto Sans Symbols" w:hAnsi="Noto Sans Symbols" w:cs="Noto Sans Symbols"/>
+        <w:sz w:val="20"/>
+        <w:szCs w:val="20"/>
       </w:rPr>
     </w:lvl>
     <w:lvl w:ilvl="3">
       <w:start w:val="1"/>
       <w:numFmt w:val="bullet"/>
-      <w:lvlText w:val="●"/>
+      <w:lvlText w:val="▪"/>
       <w:lvlJc w:val="left"/>
       <w:pPr>
         <w:ind w:left="2880" w:hanging="360"/>
       </w:pPr>
       <w:rPr>
         <w:rFonts w:ascii="Noto Sans Symbols" w:eastAsia="Noto Sans Symbols" w:hAnsi="Noto Sans Symbols" w:cs="Noto Sans Symbols"/>
+        <w:sz w:val="20"/>
+        <w:szCs w:val="20"/>
       </w:rPr>
     </w:lvl>
     <w:lvl w:ilvl="4">
       <w:start w:val="1"/>
       <w:numFmt w:val="bullet"/>
-      <w:lvlText w:val="o"/>
+      <w:lvlText w:val="▪"/>
       <w:lvlJc w:val="left"/>
       <w:pPr>
         <w:ind w:left="3600" w:hanging="360"/>
       </w:pPr>
       <w:rPr>
-        <w:rFonts w:ascii="Courier New" w:eastAsia="Courier New" w:hAnsi="Courier New" w:cs="Courier New"/>
+        <w:rFonts w:ascii="Noto Sans Symbols" w:eastAsia="Noto Sans Symbols" w:hAnsi="Noto Sans Symbols" w:cs="Noto Sans Symbols"/>
+        <w:sz w:val="20"/>
+        <w:szCs w:val="20"/>
       </w:rPr>
     </w:lvl>
     <w:lvl w:ilvl="5">
@@ -12851,30 +13276,36 @@
       </w:pPr>
       <w:rPr>
         <w:rFonts w:ascii="Noto Sans Symbols" w:eastAsia="Noto Sans Symbols" w:hAnsi="Noto Sans Symbols" w:cs="Noto Sans Symbols"/>
+        <w:sz w:val="20"/>
+        <w:szCs w:val="20"/>
       </w:rPr>
     </w:lvl>
     <w:lvl w:ilvl="6">
       <w:start w:val="1"/>
       <w:numFmt w:val="bullet"/>
-      <w:lvlText w:val="●"/>
+      <w:lvlText w:val="▪"/>
       <w:lvlJc w:val="left"/>
       <w:pPr>
         <w:ind w:left="5040" w:hanging="360"/>
       </w:pPr>
       <w:rPr>
         <w:rFonts w:ascii="Noto Sans Symbols" w:eastAsia="Noto Sans Symbols" w:hAnsi="Noto Sans Symbols" w:cs="Noto Sans Symbols"/>
+        <w:sz w:val="20"/>
+        <w:szCs w:val="20"/>
       </w:rPr>
     </w:lvl>
     <w:lvl w:ilvl="7">
       <w:start w:val="1"/>
       <w:numFmt w:val="bullet"/>
-      <w:lvlText w:val="o"/>
+      <w:lvlText w:val="▪"/>
       <w:lvlJc w:val="left"/>
       <w:pPr>
         <w:ind w:left="5760" w:hanging="360"/>
       </w:pPr>
       <w:rPr>
-        <w:rFonts w:ascii="Courier New" w:eastAsia="Courier New" w:hAnsi="Courier New" w:cs="Courier New"/>
+        <w:rFonts w:ascii="Noto Sans Symbols" w:eastAsia="Noto Sans Symbols" w:hAnsi="Noto Sans Symbols" w:cs="Noto Sans Symbols"/>
+        <w:sz w:val="20"/>
+        <w:szCs w:val="20"/>
       </w:rPr>
     </w:lvl>
     <w:lvl w:ilvl="8">
@@ -12887,13 +13318,15 @@
       </w:pPr>
       <w:rPr>
         <w:rFonts w:ascii="Noto Sans Symbols" w:eastAsia="Noto Sans Symbols" w:hAnsi="Noto Sans Symbols" w:cs="Noto Sans Symbols"/>
+        <w:sz w:val="20"/>
+        <w:szCs w:val="20"/>
       </w:rPr>
     </w:lvl>
   </w:abstractNum>
-  <w:abstractNum w:abstractNumId="5" w15:restartNumberingAfterBreak="0">
-    <w:nsid w:val="50325BE3"/>
+  <w:abstractNum w:abstractNumId="8" w15:restartNumberingAfterBreak="0">
+    <w:nsid w:val="53B504FE"/>
     <w:multiLevelType w:val="multilevel"/>
-    <w:tmpl w:val="B9BE63EE"/>
+    <w:tmpl w:val="4CA01B72"/>
     <w:lvl w:ilvl="0">
       <w:start w:val="1"/>
       <w:numFmt w:val="bullet"/>
@@ -13021,33 +13454,36 @@
       </w:rPr>
     </w:lvl>
   </w:abstractNum>
-  <w:abstractNum w:abstractNumId="6" w15:restartNumberingAfterBreak="0">
-    <w:nsid w:val="504249ED"/>
+  <w:abstractNum w:abstractNumId="9" w15:restartNumberingAfterBreak="0">
+    <w:nsid w:val="5A6A5879"/>
     <w:multiLevelType w:val="multilevel"/>
-    <w:tmpl w:val="B058BCDA"/>
+    <w:tmpl w:val="E7820CB4"/>
     <w:lvl w:ilvl="0">
       <w:start w:val="1"/>
       <w:numFmt w:val="bullet"/>
-      <w:lvlText w:val="•"/>
+      <w:lvlText w:val="●"/>
       <w:lvlJc w:val="left"/>
       <w:pPr>
         <w:ind w:left="720" w:hanging="360"/>
       </w:pPr>
       <w:rPr>
+        <w:rFonts w:ascii="Noto Sans Symbols" w:eastAsia="Noto Sans Symbols" w:hAnsi="Noto Sans Symbols" w:cs="Noto Sans Symbols"/>
         <w:sz w:val="20"/>
         <w:szCs w:val="20"/>
       </w:rPr>
     </w:lvl>
     <w:lvl w:ilvl="1">
-      <w:start w:val="3"/>
+      <w:start w:val="1"/>
       <w:numFmt w:val="bullet"/>
-      <w:lvlText w:val="-"/>
+      <w:lvlText w:val="o"/>
       <w:lvlJc w:val="left"/>
       <w:pPr>
         <w:ind w:left="1440" w:hanging="360"/>
       </w:pPr>
       <w:rPr>
-        <w:rFonts w:ascii="Arial" w:eastAsia="Arial" w:hAnsi="Arial" w:cs="Arial"/>
+        <w:rFonts w:ascii="Courier New" w:eastAsia="Courier New" w:hAnsi="Courier New" w:cs="Courier New"/>
+        <w:sz w:val="20"/>
+        <w:szCs w:val="20"/>
       </w:rPr>
     </w:lvl>
     <w:lvl w:ilvl="2">
@@ -13149,254 +13585,48 @@
       </w:rPr>
     </w:lvl>
   </w:abstractNum>
-  <w:abstractNum w:abstractNumId="7" w15:restartNumberingAfterBreak="0">
-    <w:nsid w:val="5AFE0E5E"/>
-    <w:multiLevelType w:val="multilevel"/>
-    <w:tmpl w:val="D27C7B90"/>
-    <w:lvl w:ilvl="0">
-      <w:start w:val="1"/>
-      <w:numFmt w:val="bullet"/>
-      <w:lvlText w:val="•"/>
-      <w:lvlJc w:val="left"/>
-      <w:pPr>
-        <w:ind w:left="720" w:hanging="360"/>
-      </w:pPr>
-    </w:lvl>
-    <w:lvl w:ilvl="1">
-      <w:numFmt w:val="decimal"/>
-      <w:lvlText w:val=""/>
-      <w:lvlJc w:val="left"/>
-      <w:pPr>
-        <w:ind w:left="0" w:firstLine="0"/>
-      </w:pPr>
-    </w:lvl>
-    <w:lvl w:ilvl="2">
-      <w:numFmt w:val="decimal"/>
-      <w:lvlText w:val=""/>
-      <w:lvlJc w:val="left"/>
-      <w:pPr>
-        <w:ind w:left="0" w:firstLine="0"/>
-      </w:pPr>
-    </w:lvl>
-    <w:lvl w:ilvl="3">
-      <w:numFmt w:val="decimal"/>
-      <w:lvlText w:val=""/>
-      <w:lvlJc w:val="left"/>
-      <w:pPr>
-        <w:ind w:left="0" w:firstLine="0"/>
-      </w:pPr>
-    </w:lvl>
-    <w:lvl w:ilvl="4">
-      <w:numFmt w:val="decimal"/>
-      <w:lvlText w:val=""/>
-      <w:lvlJc w:val="left"/>
-      <w:pPr>
-        <w:ind w:left="0" w:firstLine="0"/>
-      </w:pPr>
-    </w:lvl>
-    <w:lvl w:ilvl="5">
-      <w:numFmt w:val="decimal"/>
-      <w:lvlText w:val=""/>
-      <w:lvlJc w:val="left"/>
-      <w:pPr>
-        <w:ind w:left="0" w:firstLine="0"/>
-      </w:pPr>
-    </w:lvl>
-    <w:lvl w:ilvl="6">
-      <w:numFmt w:val="decimal"/>
-      <w:lvlText w:val=""/>
-      <w:lvlJc w:val="left"/>
-      <w:pPr>
-        <w:ind w:left="0" w:firstLine="0"/>
-      </w:pPr>
-    </w:lvl>
-    <w:lvl w:ilvl="7">
-      <w:numFmt w:val="decimal"/>
-      <w:lvlText w:val=""/>
-      <w:lvlJc w:val="left"/>
-      <w:pPr>
-        <w:ind w:left="0" w:firstLine="0"/>
-      </w:pPr>
-    </w:lvl>
-    <w:lvl w:ilvl="8">
-      <w:numFmt w:val="decimal"/>
-      <w:lvlText w:val=""/>
-      <w:lvlJc w:val="left"/>
-      <w:pPr>
-        <w:ind w:left="0" w:firstLine="0"/>
-      </w:pPr>
-    </w:lvl>
-  </w:abstractNum>
-  <w:abstractNum w:abstractNumId="8" w15:restartNumberingAfterBreak="0">
-    <w:nsid w:val="76641CEB"/>
-    <w:multiLevelType w:val="multilevel"/>
-    <w:tmpl w:val="460CA586"/>
-    <w:lvl w:ilvl="0">
-      <w:start w:val="1"/>
-      <w:numFmt w:val="bullet"/>
-      <w:lvlText w:val="●"/>
-      <w:lvlJc w:val="left"/>
-      <w:pPr>
-        <w:ind w:left="720" w:hanging="360"/>
-      </w:pPr>
-      <w:rPr>
-        <w:rFonts w:ascii="Noto Sans Symbols" w:eastAsia="Noto Sans Symbols" w:hAnsi="Noto Sans Symbols" w:cs="Noto Sans Symbols"/>
-        <w:sz w:val="20"/>
-        <w:szCs w:val="20"/>
-      </w:rPr>
-    </w:lvl>
-    <w:lvl w:ilvl="1">
-      <w:start w:val="1"/>
-      <w:numFmt w:val="bullet"/>
-      <w:lvlText w:val="o"/>
-      <w:lvlJc w:val="left"/>
-      <w:pPr>
-        <w:ind w:left="1440" w:hanging="360"/>
-      </w:pPr>
-      <w:rPr>
-        <w:rFonts w:ascii="Courier New" w:eastAsia="Courier New" w:hAnsi="Courier New" w:cs="Courier New"/>
-        <w:sz w:val="20"/>
-        <w:szCs w:val="20"/>
-      </w:rPr>
-    </w:lvl>
-    <w:lvl w:ilvl="2">
-      <w:start w:val="1"/>
-      <w:numFmt w:val="bullet"/>
-      <w:lvlText w:val="▪"/>
-      <w:lvlJc w:val="left"/>
-      <w:pPr>
-        <w:ind w:left="2160" w:hanging="360"/>
-      </w:pPr>
-      <w:rPr>
-        <w:rFonts w:ascii="Noto Sans Symbols" w:eastAsia="Noto Sans Symbols" w:hAnsi="Noto Sans Symbols" w:cs="Noto Sans Symbols"/>
-        <w:sz w:val="20"/>
-        <w:szCs w:val="20"/>
-      </w:rPr>
-    </w:lvl>
-    <w:lvl w:ilvl="3">
-      <w:start w:val="1"/>
-      <w:numFmt w:val="bullet"/>
-      <w:lvlText w:val="▪"/>
-      <w:lvlJc w:val="left"/>
-      <w:pPr>
-        <w:ind w:left="2880" w:hanging="360"/>
-      </w:pPr>
-      <w:rPr>
-        <w:rFonts w:ascii="Noto Sans Symbols" w:eastAsia="Noto Sans Symbols" w:hAnsi="Noto Sans Symbols" w:cs="Noto Sans Symbols"/>
-        <w:sz w:val="20"/>
-        <w:szCs w:val="20"/>
-      </w:rPr>
-    </w:lvl>
-    <w:lvl w:ilvl="4">
-      <w:start w:val="1"/>
-      <w:numFmt w:val="bullet"/>
-      <w:lvlText w:val="▪"/>
-      <w:lvlJc w:val="left"/>
-      <w:pPr>
-        <w:ind w:left="3600" w:hanging="360"/>
-      </w:pPr>
-      <w:rPr>
-        <w:rFonts w:ascii="Noto Sans Symbols" w:eastAsia="Noto Sans Symbols" w:hAnsi="Noto Sans Symbols" w:cs="Noto Sans Symbols"/>
-        <w:sz w:val="20"/>
-        <w:szCs w:val="20"/>
-      </w:rPr>
-    </w:lvl>
-    <w:lvl w:ilvl="5">
-      <w:start w:val="1"/>
-      <w:numFmt w:val="bullet"/>
-      <w:lvlText w:val="▪"/>
-      <w:lvlJc w:val="left"/>
-      <w:pPr>
-        <w:ind w:left="4320" w:hanging="360"/>
-      </w:pPr>
-      <w:rPr>
-        <w:rFonts w:ascii="Noto Sans Symbols" w:eastAsia="Noto Sans Symbols" w:hAnsi="Noto Sans Symbols" w:cs="Noto Sans Symbols"/>
-        <w:sz w:val="20"/>
-        <w:szCs w:val="20"/>
-      </w:rPr>
-    </w:lvl>
-    <w:lvl w:ilvl="6">
-      <w:start w:val="1"/>
-      <w:numFmt w:val="bullet"/>
-      <w:lvlText w:val="▪"/>
-      <w:lvlJc w:val="left"/>
-      <w:pPr>
-        <w:ind w:left="5040" w:hanging="360"/>
-      </w:pPr>
-      <w:rPr>
-        <w:rFonts w:ascii="Noto Sans Symbols" w:eastAsia="Noto Sans Symbols" w:hAnsi="Noto Sans Symbols" w:cs="Noto Sans Symbols"/>
-        <w:sz w:val="20"/>
-        <w:szCs w:val="20"/>
-      </w:rPr>
-    </w:lvl>
-    <w:lvl w:ilvl="7">
-      <w:start w:val="1"/>
-      <w:numFmt w:val="bullet"/>
-      <w:lvlText w:val="▪"/>
-      <w:lvlJc w:val="left"/>
-      <w:pPr>
-        <w:ind w:left="5760" w:hanging="360"/>
-      </w:pPr>
-      <w:rPr>
-        <w:rFonts w:ascii="Noto Sans Symbols" w:eastAsia="Noto Sans Symbols" w:hAnsi="Noto Sans Symbols" w:cs="Noto Sans Symbols"/>
-        <w:sz w:val="20"/>
-        <w:szCs w:val="20"/>
-      </w:rPr>
-    </w:lvl>
-    <w:lvl w:ilvl="8">
-      <w:start w:val="1"/>
-      <w:numFmt w:val="bullet"/>
-      <w:lvlText w:val="▪"/>
-      <w:lvlJc w:val="left"/>
-      <w:pPr>
-        <w:ind w:left="6480" w:hanging="360"/>
-      </w:pPr>
-      <w:rPr>
-        <w:rFonts w:ascii="Noto Sans Symbols" w:eastAsia="Noto Sans Symbols" w:hAnsi="Noto Sans Symbols" w:cs="Noto Sans Symbols"/>
-        <w:sz w:val="20"/>
-        <w:szCs w:val="20"/>
-      </w:rPr>
-    </w:lvl>
-  </w:abstractNum>
-  <w:num w:numId="1">
+  <w:num w:numId="1" w16cid:durableId="1783261600">
+    <w:abstractNumId w:val="5"/>
+  </w:num>
+  <w:num w:numId="2" w16cid:durableId="639651103">
+    <w:abstractNumId w:val="6"/>
+  </w:num>
+  <w:num w:numId="3" w16cid:durableId="1187451654">
+    <w:abstractNumId w:val="4"/>
+  </w:num>
+  <w:num w:numId="4" w16cid:durableId="157309939">
+    <w:abstractNumId w:val="3"/>
+  </w:num>
+  <w:num w:numId="5" w16cid:durableId="606812810">
     <w:abstractNumId w:val="2"/>
   </w:num>
-  <w:num w:numId="2">
+  <w:num w:numId="6" w16cid:durableId="501353738">
+    <w:abstractNumId w:val="9"/>
+  </w:num>
+  <w:num w:numId="7" w16cid:durableId="234095656">
     <w:abstractNumId w:val="1"/>
   </w:num>
-  <w:num w:numId="3">
-    <w:abstractNumId w:val="5"/>
+  <w:num w:numId="8" w16cid:durableId="1799684887">
+    <w:abstractNumId w:val="7"/>
   </w:num>
-  <w:num w:numId="4">
-    <w:abstractNumId w:val="0"/>
-  </w:num>
-  <w:num w:numId="5">
-    <w:abstractNumId w:val="4"/>
-  </w:num>
-  <w:num w:numId="6">
+  <w:num w:numId="9" w16cid:durableId="1774013783">
     <w:abstractNumId w:val="8"/>
   </w:num>
-  <w:num w:numId="7">
-    <w:abstractNumId w:val="7"/>
-  </w:num>
-  <w:num w:numId="8">
-    <w:abstractNumId w:val="6"/>
-  </w:num>
-  <w:num w:numId="9">
-    <w:abstractNumId w:val="3"/>
+  <w:num w:numId="10" w16cid:durableId="1900434714">
+    <w:abstractNumId w:val="0"/>
   </w:num>
 </w:numbering>
 </file>
 
 <file path=word/styles.xml><?xml version="1.0" encoding="utf-8"?>
-<w:styles xmlns:mc="http://schemas.openxmlformats.org/markup-compatibility/2006" xmlns:r="http://schemas.openxmlformats.org/officeDocument/2006/relationships" xmlns:w="http://schemas.openxmlformats.org/wordprocessingml/2006/main" xmlns:w14="http://schemas.microsoft.com/office/word/2010/wordml" xmlns:w15="http://schemas.microsoft.com/office/word/2012/wordml" xmlns:w16cex="http://schemas.microsoft.com/office/word/2018/wordml/cex" xmlns:w16cid="http://schemas.microsoft.com/office/word/2016/wordml/cid" xmlns:w16="http://schemas.microsoft.com/office/word/2018/wordml" xmlns:w16sdtdh="http://schemas.microsoft.com/office/word/2020/wordml/sdtdatahash" xmlns:w16se="http://schemas.microsoft.com/office/word/2015/wordml/symex" mc:Ignorable="w14 w15 w16se w16cid w16 w16cex w16sdtdh">
+<w:styles xmlns:mc="http://schemas.openxmlformats.org/markup-compatibility/2006" xmlns:r="http://schemas.openxmlformats.org/officeDocument/2006/relationships" xmlns:w="http://schemas.openxmlformats.org/wordprocessingml/2006/main" xmlns:w14="http://schemas.microsoft.com/office/word/2010/wordml" xmlns:w15="http://schemas.microsoft.com/office/word/2012/wordml" xmlns:w16cex="http://schemas.microsoft.com/office/word/2018/wordml/cex" xmlns:w16cid="http://schemas.microsoft.com/office/word/2016/wordml/cid" xmlns:w16="http://schemas.microsoft.com/office/word/2018/wordml" xmlns:w16du="http://schemas.microsoft.com/office/word/2023/wordml/word16du" xmlns:w16sdtdh="http://schemas.microsoft.com/office/word/2020/wordml/sdtdatahash" xmlns:w16sdtfl="http://schemas.microsoft.com/office/word/2024/wordml/sdtformatlock" xmlns:w16se="http://schemas.microsoft.com/office/word/2015/wordml/symex" mc:Ignorable="w14 w15 w16se w16cid w16 w16cex w16sdtdh w16sdtfl w16du">
   <w:docDefaults>
     <w:rPrDefault>
       <w:rPr>
         <w:rFonts w:ascii="Arial" w:eastAsia="Arial" w:hAnsi="Arial" w:cs="Arial"/>
         <w:sz w:val="22"/>
         <w:szCs w:val="22"/>
-        <w:lang w:val="en" w:eastAsia="en-US" w:bidi="ar-SA"/>
+        <w:lang w:val="en" w:eastAsia="nl-NL" w:bidi="ar-SA"/>
       </w:rPr>
     </w:rPrDefault>
     <w:pPrDefault/>
@@ -13779,14 +14009,14 @@
     <w:lsdException w:name="Unresolved Mention" w:semiHidden="1" w:unhideWhenUsed="1"/>
     <w:lsdException w:name="Smart Link" w:semiHidden="1" w:unhideWhenUsed="1"/>
   </w:latentStyles>
-  <w:style w:type="paragraph" w:default="1" w:styleId="a">
+  <w:style w:type="paragraph" w:default="1" w:styleId="Normal">
     <w:name w:val="Normal"/>
     <w:qFormat/>
   </w:style>
-  <w:style w:type="paragraph" w:styleId="1">
+  <w:style w:type="paragraph" w:styleId="Heading1">
     <w:name w:val="heading 1"/>
-    <w:basedOn w:val="a"/>
-    <w:next w:val="a"/>
+    <w:basedOn w:val="Normal"/>
+    <w:next w:val="Normal"/>
     <w:uiPriority w:val="9"/>
     <w:qFormat/>
     <w:pPr>
@@ -13808,10 +14038,10 @@
       <w:szCs w:val="32"/>
     </w:rPr>
   </w:style>
-  <w:style w:type="paragraph" w:styleId="2">
+  <w:style w:type="paragraph" w:styleId="Heading2">
     <w:name w:val="heading 2"/>
-    <w:basedOn w:val="a"/>
-    <w:next w:val="a"/>
+    <w:basedOn w:val="Normal"/>
+    <w:next w:val="Normal"/>
     <w:uiPriority w:val="9"/>
     <w:unhideWhenUsed/>
     <w:qFormat/>
@@ -13834,10 +14064,10 @@
       <w:szCs w:val="26"/>
     </w:rPr>
   </w:style>
-  <w:style w:type="paragraph" w:styleId="3">
+  <w:style w:type="paragraph" w:styleId="Heading3">
     <w:name w:val="heading 3"/>
-    <w:basedOn w:val="a"/>
-    <w:next w:val="a"/>
+    <w:basedOn w:val="Normal"/>
+    <w:next w:val="Normal"/>
     <w:uiPriority w:val="9"/>
     <w:unhideWhenUsed/>
     <w:qFormat/>
@@ -13860,10 +14090,10 @@
       <w:szCs w:val="23"/>
     </w:rPr>
   </w:style>
-  <w:style w:type="paragraph" w:styleId="4">
+  <w:style w:type="paragraph" w:styleId="Heading4">
     <w:name w:val="heading 4"/>
-    <w:basedOn w:val="a"/>
-    <w:next w:val="a"/>
+    <w:basedOn w:val="Normal"/>
+    <w:next w:val="Normal"/>
     <w:uiPriority w:val="9"/>
     <w:semiHidden/>
     <w:unhideWhenUsed/>
@@ -13884,10 +14114,10 @@
       <w:color w:val="2E74B5"/>
     </w:rPr>
   </w:style>
-  <w:style w:type="paragraph" w:styleId="5">
+  <w:style w:type="paragraph" w:styleId="Heading5">
     <w:name w:val="heading 5"/>
-    <w:basedOn w:val="a"/>
-    <w:next w:val="a"/>
+    <w:basedOn w:val="Normal"/>
+    <w:next w:val="Normal"/>
     <w:uiPriority w:val="9"/>
     <w:semiHidden/>
     <w:unhideWhenUsed/>
@@ -13906,10 +14136,10 @@
       <w:color w:val="2E74B5"/>
     </w:rPr>
   </w:style>
-  <w:style w:type="paragraph" w:styleId="6">
+  <w:style w:type="paragraph" w:styleId="Heading6">
     <w:name w:val="heading 6"/>
-    <w:basedOn w:val="a"/>
-    <w:next w:val="a"/>
+    <w:basedOn w:val="Normal"/>
+    <w:next w:val="Normal"/>
     <w:uiPriority w:val="9"/>
     <w:semiHidden/>
     <w:unhideWhenUsed/>
@@ -13928,13 +14158,12 @@
       <w:color w:val="1F4D78"/>
     </w:rPr>
   </w:style>
-  <w:style w:type="character" w:default="1" w:styleId="a0">
+  <w:style w:type="character" w:default="1" w:styleId="DefaultParagraphFont">
     <w:name w:val="Default Paragraph Font"/>
     <w:uiPriority w:val="1"/>
-    <w:semiHidden/>
     <w:unhideWhenUsed/>
   </w:style>
-  <w:style w:type="table" w:default="1" w:styleId="a1">
+  <w:style w:type="table" w:default="1" w:styleId="TableNormal">
     <w:name w:val="Normal Table"/>
     <w:uiPriority w:val="99"/>
     <w:semiHidden/>
@@ -13949,13 +14178,13 @@
       </w:tblCellMar>
     </w:tblPr>
   </w:style>
-  <w:style w:type="numbering" w:default="1" w:styleId="a2">
+  <w:style w:type="numbering" w:default="1" w:styleId="NoList">
     <w:name w:val="No List"/>
     <w:uiPriority w:val="99"/>
     <w:semiHidden/>
     <w:unhideWhenUsed/>
   </w:style>
-  <w:style w:type="table" w:customStyle="1" w:styleId="TableNormal">
+  <w:style w:type="table" w:customStyle="1" w:styleId="TableNormal0">
     <w:name w:val="TableNormal"/>
     <w:tblPr>
       <w:tblCellMar>
@@ -13966,10 +14195,10 @@
       </w:tblCellMar>
     </w:tblPr>
   </w:style>
-  <w:style w:type="paragraph" w:styleId="a3">
+  <w:style w:type="paragraph" w:styleId="Title">
     <w:name w:val="Title"/>
-    <w:basedOn w:val="a"/>
-    <w:next w:val="a"/>
+    <w:basedOn w:val="Normal"/>
+    <w:next w:val="Normal"/>
     <w:uiPriority w:val="10"/>
     <w:qFormat/>
     <w:pPr>
@@ -13987,10 +14216,10 @@
       <w:szCs w:val="56"/>
     </w:rPr>
   </w:style>
-  <w:style w:type="paragraph" w:styleId="a4">
+  <w:style w:type="paragraph" w:styleId="Subtitle">
     <w:name w:val="Subtitle"/>
-    <w:basedOn w:val="a"/>
-    <w:next w:val="a"/>
+    <w:basedOn w:val="Normal"/>
+    <w:next w:val="Normal"/>
     <w:uiPriority w:val="11"/>
     <w:qFormat/>
     <w:pPr>
@@ -14007,8 +14236,8 @@
       <w:szCs w:val="48"/>
     </w:rPr>
   </w:style>
-  <w:style w:type="table" w:customStyle="1" w:styleId="a5">
-    <w:basedOn w:val="TableNormal"/>
+  <w:style w:type="table" w:customStyle="1" w:styleId="a">
+    <w:basedOn w:val="TableNormal0"/>
     <w:tblPr>
       <w:tblStyleRowBandSize w:val="1"/>
       <w:tblStyleColBandSize w:val="1"/>
@@ -14020,8 +14249,8 @@
       </w:tblCellMar>
     </w:tblPr>
   </w:style>
-  <w:style w:type="table" w:customStyle="1" w:styleId="a6">
-    <w:basedOn w:val="TableNormal"/>
+  <w:style w:type="table" w:customStyle="1" w:styleId="a0">
+    <w:basedOn w:val="TableNormal0"/>
     <w:tblPr>
       <w:tblStyleRowBandSize w:val="1"/>
       <w:tblStyleColBandSize w:val="1"/>
@@ -14033,8 +14262,8 @@
       </w:tblCellMar>
     </w:tblPr>
   </w:style>
-  <w:style w:type="table" w:customStyle="1" w:styleId="a7">
-    <w:basedOn w:val="TableNormal"/>
+  <w:style w:type="table" w:customStyle="1" w:styleId="a1">
+    <w:basedOn w:val="TableNormal0"/>
     <w:tblPr>
       <w:tblStyleRowBandSize w:val="1"/>
       <w:tblStyleColBandSize w:val="1"/>
@@ -14046,8 +14275,8 @@
       </w:tblCellMar>
     </w:tblPr>
   </w:style>
-  <w:style w:type="table" w:customStyle="1" w:styleId="a8">
-    <w:basedOn w:val="TableNormal"/>
+  <w:style w:type="table" w:customStyle="1" w:styleId="a2">
+    <w:basedOn w:val="TableNormal0"/>
     <w:tblPr>
       <w:tblStyleRowBandSize w:val="1"/>
       <w:tblStyleColBandSize w:val="1"/>
@@ -14059,8 +14288,8 @@
       </w:tblCellMar>
     </w:tblPr>
   </w:style>
-  <w:style w:type="table" w:customStyle="1" w:styleId="a9">
-    <w:basedOn w:val="TableNormal"/>
+  <w:style w:type="table" w:customStyle="1" w:styleId="a3">
+    <w:basedOn w:val="TableNormal0"/>
     <w:tblPr>
       <w:tblStyleRowBandSize w:val="1"/>
       <w:tblStyleColBandSize w:val="1"/>
@@ -14072,8 +14301,8 @@
       </w:tblCellMar>
     </w:tblPr>
   </w:style>
-  <w:style w:type="table" w:customStyle="1" w:styleId="aa">
-    <w:basedOn w:val="TableNormal"/>
+  <w:style w:type="table" w:customStyle="1" w:styleId="a4">
+    <w:basedOn w:val="TableNormal0"/>
     <w:tblPr>
       <w:tblStyleRowBandSize w:val="1"/>
       <w:tblStyleColBandSize w:val="1"/>
@@ -14085,8 +14314,8 @@
       </w:tblCellMar>
     </w:tblPr>
   </w:style>
-  <w:style w:type="table" w:customStyle="1" w:styleId="ab">
-    <w:basedOn w:val="TableNormal"/>
+  <w:style w:type="table" w:customStyle="1" w:styleId="a5">
+    <w:basedOn w:val="TableNormal0"/>
     <w:tblPr>
       <w:tblStyleRowBandSize w:val="1"/>
       <w:tblStyleColBandSize w:val="1"/>
@@ -14097,6 +14326,40 @@
         <w:right w:w="10" w:type="dxa"/>
       </w:tblCellMar>
     </w:tblPr>
+  </w:style>
+  <w:style w:type="character" w:styleId="Hyperlink">
+    <w:name w:val="Hyperlink"/>
+    <w:basedOn w:val="DefaultParagraphFont"/>
+    <w:uiPriority w:val="99"/>
+    <w:unhideWhenUsed/>
+    <w:rsid w:val="00751CC4"/>
+    <w:rPr>
+      <w:color w:val="0000FF" w:themeColor="hyperlink"/>
+      <w:u w:val="single"/>
+    </w:rPr>
+  </w:style>
+  <w:style w:type="character" w:styleId="UnresolvedMention">
+    <w:name w:val="Unresolved Mention"/>
+    <w:basedOn w:val="DefaultParagraphFont"/>
+    <w:uiPriority w:val="99"/>
+    <w:semiHidden/>
+    <w:unhideWhenUsed/>
+    <w:rsid w:val="00751CC4"/>
+    <w:rPr>
+      <w:color w:val="605E5C"/>
+      <w:shd w:val="clear" w:color="auto" w:fill="E1DFDD"/>
+    </w:rPr>
+  </w:style>
+  <w:style w:type="paragraph" w:styleId="ListParagraph">
+    <w:name w:val="List Paragraph"/>
+    <w:basedOn w:val="Normal"/>
+    <w:uiPriority w:val="34"/>
+    <w:qFormat/>
+    <w:rsid w:val="00F44948"/>
+    <w:pPr>
+      <w:ind w:left="720"/>
+      <w:contextualSpacing/>
+    </w:pPr>
   </w:style>
 </w:styles>
 </file>
